--- a/完整论文.docx
+++ b/完整论文.docx
@@ -807,7 +807,7 @@
                 <w:b w:val="0"/>
                 <w:sz w:val="20"/>
               </w:rPr>
-              <w:t>u(t)</w:t>
+              <w:t>u(t)，e</w:t>
             </w:r>
           </w:p>
         </w:tc>
@@ -834,7 +834,7 @@
                 <w:b w:val="0"/>
                 <w:sz w:val="20"/>
               </w:rPr>
-              <w:t>角度t对应的方向单位向量</w:t>
+              <w:t>方向单位向量、局部纵轴单位向量</w:t>
             </w:r>
           </w:p>
         </w:tc>
@@ -979,7 +979,7 @@
                 <w:b w:val="0"/>
                 <w:sz w:val="20"/>
               </w:rPr>
-              <w:t>Dmax</w:t>
+              <w:t>A，h</w:t>
             </w:r>
           </w:p>
         </w:tc>
@@ -1006,7 +1006,7 @@
                 <w:b w:val="0"/>
                 <w:sz w:val="20"/>
               </w:rPr>
-              <w:t>定位区域内最大两点距离</w:t>
+              <w:t>半平面约束矩阵、右端向量</w:t>
             </w:r>
           </w:p>
         </w:tc>
@@ -1033,7 +1033,7 @@
                 <w:b w:val="0"/>
                 <w:sz w:val="20"/>
               </w:rPr>
-              <w:t>m</w:t>
+              <w:t>—，m</w:t>
             </w:r>
           </w:p>
         </w:tc>
@@ -1065,7 +1065,7 @@
                 <w:b w:val="0"/>
                 <w:sz w:val="20"/>
               </w:rPr>
-              <w:t>c*，r*</w:t>
+              <w:t>D_max</w:t>
             </w:r>
           </w:p>
         </w:tc>
@@ -1092,7 +1092,7 @@
                 <w:b w:val="0"/>
                 <w:sz w:val="20"/>
               </w:rPr>
-              <w:t>最小包围圆圆心、半径</w:t>
+              <w:t>定位区域内最大两点距离</w:t>
             </w:r>
           </w:p>
         </w:tc>
@@ -1151,7 +1151,7 @@
                 <w:b w:val="0"/>
                 <w:sz w:val="20"/>
               </w:rPr>
-              <w:t>R，r</w:t>
+              <w:t>c，c*，r*</w:t>
             </w:r>
           </w:p>
         </w:tc>
@@ -1178,7 +1178,7 @@
                 <w:b w:val="0"/>
                 <w:sz w:val="20"/>
               </w:rPr>
-              <w:t>有效接收半径、源到首次测点的距离</w:t>
+              <w:t>直径圆心、最小包围圆圆心、半径</w:t>
             </w:r>
           </w:p>
         </w:tc>
@@ -1237,7 +1237,7 @@
                 <w:b w:val="0"/>
                 <w:sz w:val="20"/>
               </w:rPr>
-              <w:t>b，C</w:t>
+              <w:t>R，ρ</w:t>
             </w:r>
           </w:p>
         </w:tc>
@@ -1264,7 +1264,7 @@
                 <w:b w:val="0"/>
                 <w:sz w:val="20"/>
               </w:rPr>
-              <w:t>局部坐标下第二点、保证接收区</w:t>
+              <w:t>有效接收半径、源到首次测点的距离</w:t>
             </w:r>
           </w:p>
         </w:tc>
@@ -1291,7 +1291,7 @@
                 <w:b w:val="0"/>
                 <w:sz w:val="20"/>
               </w:rPr>
-              <w:t>m，—</w:t>
+              <w:t>m</w:t>
             </w:r>
           </w:p>
         </w:tc>
@@ -1323,7 +1323,7 @@
                 <w:b w:val="0"/>
                 <w:sz w:val="20"/>
               </w:rPr>
-              <w:t>P₀，P₂</w:t>
+              <w:t>b，C</w:t>
             </w:r>
           </w:p>
         </w:tc>
@@ -1350,7 +1350,7 @@
                 <w:b w:val="0"/>
                 <w:sz w:val="20"/>
               </w:rPr>
-              <w:t>含先验的外包络、第二观测后外包络</w:t>
+              <w:t>局部坐标下第二点、保证接收区</w:t>
             </w:r>
           </w:p>
         </w:tc>
@@ -1377,7 +1377,7 @@
                 <w:b w:val="0"/>
                 <w:sz w:val="20"/>
               </w:rPr>
-              <w:t>—</w:t>
+              <w:t>m，—</w:t>
             </w:r>
           </w:p>
         </w:tc>
@@ -1392,6 +1392,92 @@
           </w:tcPr>
           <w:p>
             <w:pPr>
+              <w:keepNext/>
+              <w:spacing w:after="60" w:before="60" w:line="280" w:lineRule="exact"/>
+              <w:jc w:val="center"/>
+            </w:pPr>
+            <w:r>
+              <w:rPr>
+                <w:rFonts w:ascii="Times New Roman" w:hAnsi="Times New Roman" w:eastAsia="宋体"/>
+                <w:b w:val="0"/>
+                <w:sz w:val="20"/>
+              </w:rPr>
+            </w:r>
+            <w:r>
+              <w:rPr>
+                <w:rFonts w:ascii="Times New Roman" w:hAnsi="Times New Roman" w:eastAsia="宋体"/>
+                <w:b w:val="0"/>
+                <w:sz w:val="20"/>
+              </w:rPr>
+              <w:t>P₀，P₂</w:t>
+            </w:r>
+          </w:p>
+        </w:tc>
+        <w:tc>
+          <w:tcPr>
+            <w:tcW w:type="dxa" w:w="5374"/>
+          </w:tcPr>
+          <w:p>
+            <w:pPr>
+              <w:keepNext/>
+              <w:spacing w:after="60" w:before="60" w:line="280" w:lineRule="exact"/>
+              <w:jc w:val="center"/>
+            </w:pPr>
+            <w:r>
+              <w:rPr>
+                <w:rFonts w:ascii="Times New Roman" w:hAnsi="Times New Roman" w:eastAsia="宋体"/>
+                <w:b w:val="0"/>
+                <w:sz w:val="20"/>
+              </w:rPr>
+            </w:r>
+            <w:r>
+              <w:rPr>
+                <w:rFonts w:ascii="Times New Roman" w:hAnsi="Times New Roman" w:eastAsia="宋体"/>
+                <w:b w:val="0"/>
+                <w:sz w:val="20"/>
+              </w:rPr>
+              <w:t>含先验的外包络、第二观测后外包络</w:t>
+            </w:r>
+          </w:p>
+        </w:tc>
+        <w:tc>
+          <w:tcPr>
+            <w:tcW w:type="dxa" w:w="1612"/>
+          </w:tcPr>
+          <w:p>
+            <w:pPr>
+              <w:keepNext/>
+              <w:spacing w:after="60" w:before="60" w:line="280" w:lineRule="exact"/>
+              <w:jc w:val="center"/>
+            </w:pPr>
+            <w:r>
+              <w:rPr>
+                <w:rFonts w:ascii="Times New Roman" w:hAnsi="Times New Roman" w:eastAsia="宋体"/>
+                <w:b w:val="0"/>
+                <w:sz w:val="20"/>
+              </w:rPr>
+            </w:r>
+            <w:r>
+              <w:rPr>
+                <w:rFonts w:ascii="Times New Roman" w:hAnsi="Times New Roman" w:eastAsia="宋体"/>
+                <w:b w:val="0"/>
+                <w:sz w:val="20"/>
+              </w:rPr>
+              <w:t>—</w:t>
+            </w:r>
+          </w:p>
+        </w:tc>
+      </w:tr>
+      <w:tr>
+        <w:trPr>
+          <w:cantSplit/>
+        </w:trPr>
+        <w:tc>
+          <w:tcPr>
+            <w:tcW w:type="dxa" w:w="1971"/>
+          </w:tcPr>
+          <w:p>
+            <w:pPr>
               <w:keepNext w:val="0"/>
               <w:spacing w:after="60" w:before="60" w:line="280" w:lineRule="exact"/>
               <w:jc w:val="center"/>
@@ -1517,7 +1603,7 @@
           <w:b w:val="0"/>
           <w:sz w:val="24"/>
         </w:rPr>
-        <w:t>设第i次观测为检测点Sᵢ及示向度θᵢ。记二维叉积为cross(a,b)=aₓbᵧ−aᵧbₓ，方向单位向量定义如下，其中t以度为输入。</w:t>
+        <w:t>设第i次观测为检测点Sᵢ及示向度θᵢ。记二维叉积为cross(p,q)=pₓqᵧ−pᵧqₓ，方向单位向量定义如下，其中t以度为输入。</w:t>
       </w:r>
     </w:p>
     <w:p>
@@ -1765,7 +1851,7 @@
             <m:t>≤</m:t>
           </m:r>
           <m:r>
-            <m:t xml:space="preserve"> b</m:t>
+            <m:t xml:space="preserve"> h</m:t>
           </m:r>
           <m:r>
             <m:t>}</m:t>
@@ -1791,7 +1877,7 @@
           <w:b w:val="0"/>
           <w:sz w:val="24"/>
         </w:rPr>
-        <w:t>矩阵A包含2k行，每行是单位法向量，向量b由边界线经过检测点的条件确定。本文在问题一中只计算题意所指的纯楔形交集D，不人为添加大矩形或目标圆域截断。否则，无界交集会被截成有限多边形，所求“直径”将依赖任意边框，而非观测信息。图1给出后文构造算例的检测点、观测边界和源位置。</w:t>
+        <w:t>矩阵A包含2k行，每行是单位法向量，向量h由边界线经过检测点的条件确定。本文在问题一中只计算题意所指的纯楔形交集D，不人为添加大矩形或目标圆域截断。否则，无界交集会被截成有限多边形，所求“直径”将依赖任意边框，而非观测信息。图1给出后文构造算例的检测点、观测边界和源位置。</w:t>
       </w:r>
     </w:p>
     <w:p>
@@ -1910,7 +1996,7 @@
           <w:b w:val="0"/>
           <w:sz w:val="24"/>
         </w:rPr>
-        <w:t>设两条边界为a₁x+b₁y=c₁、a₂x+b₂y=c₂，其行列式与交点由下式计算。平行或数值上近似平行的线对不用于产生交点。</w:t>
+        <w:t>设两条边界为A₁x+B₁y=C₁、A₂x+B₂y=C₂，其行列式与交点由下式计算。平行或数值上近似平行的线对不用于产生交点。</w:t>
       </w:r>
     </w:p>
     <w:p>
@@ -1927,7 +2013,7 @@
           <m:sSub>
             <m:e>
               <m:r>
-                <m:t>=a</m:t>
+                <m:t>=A</m:t>
               </m:r>
             </m:e>
             <m:sub>
@@ -1939,7 +2025,7 @@
           <m:sSub>
             <m:e>
               <m:r>
-                <m:t>b</m:t>
+                <m:t>B</m:t>
               </m:r>
             </m:e>
             <m:sub>
@@ -1951,7 +2037,7 @@
           <m:sSub>
             <m:e>
               <m:r>
-                <m:t>-a</m:t>
+                <m:t>-A</m:t>
               </m:r>
             </m:e>
             <m:sub>
@@ -1963,7 +2049,7 @@
           <m:sSub>
             <m:e>
               <m:r>
-                <m:t>b</m:t>
+                <m:t>B</m:t>
               </m:r>
             </m:e>
             <m:sub>
@@ -1986,7 +2072,7 @@
               <m:sSub>
                 <m:e>
                   <m:r>
-                    <m:t>c</m:t>
+                    <m:t>C</m:t>
                   </m:r>
                 </m:e>
                 <m:sub>
@@ -1998,7 +2084,7 @@
               <m:sSub>
                 <m:e>
                   <m:r>
-                    <m:t>b</m:t>
+                    <m:t>B</m:t>
                   </m:r>
                 </m:e>
                 <m:sub>
@@ -2010,7 +2096,7 @@
               <m:sSub>
                 <m:e>
                   <m:r>
-                    <m:t>-c</m:t>
+                    <m:t>-C</m:t>
                   </m:r>
                 </m:e>
                 <m:sub>
@@ -2022,7 +2108,7 @@
               <m:sSub>
                 <m:e>
                   <m:r>
-                    <m:t>b</m:t>
+                    <m:t>B</m:t>
                   </m:r>
                 </m:e>
                 <m:sub>
@@ -2052,7 +2138,7 @@
               <m:sSub>
                 <m:e>
                   <m:r>
-                    <m:t>a</m:t>
+                    <m:t>A</m:t>
                   </m:r>
                 </m:e>
                 <m:sub>
@@ -2064,7 +2150,7 @@
               <m:sSub>
                 <m:e>
                   <m:r>
-                    <m:t>c</m:t>
+                    <m:t>C</m:t>
                   </m:r>
                 </m:e>
                 <m:sub>
@@ -2076,7 +2162,7 @@
               <m:sSub>
                 <m:e>
                   <m:r>
-                    <m:t>-a</m:t>
+                    <m:t>-A</m:t>
                   </m:r>
                 </m:e>
                 <m:sub>
@@ -2088,7 +2174,7 @@
               <m:sSub>
                 <m:e>
                   <m:r>
-                    <m:t>c</m:t>
+                    <m:t>C</m:t>
                   </m:r>
                 </m:e>
                 <m:sub>
@@ -2236,7 +2322,7 @@
           <w:b w:val="0"/>
           <w:sz w:val="24"/>
         </w:rPr>
-        <w:t>在二维且已有观测楔形的条件下，若K含非零方向，则其边界射线与某条约束边界平行。因此可枚举每个单位法向量(a,b)对应的两个切向方向(b,−a)、(−b,a)，检查其是否满足Ad≤0。这样既识别一般无界楔形，也保留单点、线段等低维有界交集。</w:t>
+        <w:t>在二维且已有观测楔形的条件下，若K含非零方向，则其边界射线与某条约束边界平行。因此可枚举每个单位法向量(A_i,B_i)对应的两个切向方向(B_i,−A_i)、(−B_i,A_i)，检查其是否满足Ad≤0。这样既识别一般无界楔形，也保留单点、线段等低维有界交集。</w:t>
       </w:r>
     </w:p>
     <w:p>
@@ -2251,7 +2337,7 @@
           <w:b w:val="0"/>
           <w:sz w:val="24"/>
         </w:rPr>
-        <w:t>计算流程见表2。设最终顶点数为m，边界交点共O(k²)个，每个点检查O(k)条约束，因此主要代价为O(k³)；凸包排序为O(k² log k)，顶点对直径枚举为O(m²)。整体可写为O(k³+m²)，适合检测次数较少且需要清晰边界判定的本题。</w:t>
+        <w:t>计算流程见表2。设最终顶点数为n，边界交点共O(k²)个，每个点检查O(k)条约束，因此主要代价为O(k³)；凸包排序为O(k² log k)，顶点对直径枚举为O(n²)。整体可写为O(k³+n²)，适合检测次数较少且需要清晰边界判定的本题。</w:t>
       </w:r>
     </w:p>
     <w:p>
@@ -2949,7 +3035,7 @@
           <w:b w:val="0"/>
           <w:sz w:val="24"/>
         </w:rPr>
-        <w:t>设非空有界交会区域的顶点为v₁至vₘ。区域直径等于所有顶点对距离的最大值：</w:t>
+        <w:t>设非空有界交会区域的顶点为v₁至v_n。区域直径等于所有顶点对距离的最大值：</w:t>
       </w:r>
     </w:p>
     <w:p>
@@ -3028,7 +3114,7 @@
                 <m:t>≤</m:t>
               </m:r>
               <m:r>
-                <m:t xml:space="preserve"> m</m:t>
+                <m:t xml:space="preserve"> n</m:t>
               </m:r>
             </m:sub>
           </m:sSub>
@@ -3090,7 +3176,7 @@
           <w:b w:val="0"/>
           <w:sz w:val="24"/>
         </w:rPr>
-        <w:t>证明：凸多边形内任意两点均可表示为顶点的凸组合，即p=Σaᵢvᵢ、q=Σbⱼvⱼ，其中权重非负且分别求和为1。于是利用三角不等式得到：</w:t>
+        <w:t>证明：凸多边形内任意两点均可表示为顶点的凸组合，即p=Σλᵢvᵢ、q=Σμⱼvⱼ，其中权重非负且分别求和为1。于是利用三角不等式得到：</w:t>
       </w:r>
     </w:p>
     <w:p>
@@ -3117,7 +3203,7 @@
             <m:t>=</m:t>
           </m:r>
           <m:r>
-            <m:t>‖</m:t>
+            <m:t>|</m:t>
           </m:r>
           <m:sSub>
             <m:e>
@@ -3134,85 +3220,115 @@
           <m:sSub>
             <m:e>
               <m:r>
-                <m:t>a</m:t>
+                <m:t>λ</m:t>
               </m:r>
             </m:e>
             <m:sub>
               <m:r>
                 <m:t>i</m:t>
+              </m:r>
+            </m:sub>
+          </m:sSub>
+          <m:r>
+            <m:t xml:space="preserve"> </m:t>
+          </m:r>
+          <m:sSub>
+            <m:e>
+              <m:r>
+                <m:t>μ</m:t>
+              </m:r>
+            </m:e>
+            <m:sub>
+              <m:r>
+                <m:t>j</m:t>
               </m:r>
             </m:sub>
           </m:sSub>
           <m:sSub>
             <m:e>
               <m:r>
-                <m:t xml:space="preserve"> b</m:t>
+                <m:t>(v</m:t>
               </m:r>
             </m:e>
             <m:sub>
               <m:r>
-                <m:t>j</m:t>
+                <m:t>i</m:t>
               </m:r>
             </m:sub>
           </m:sSub>
           <m:sSub>
             <m:e>
               <m:r>
-                <m:t>(v</m:t>
+                <m:t>-v</m:t>
               </m:r>
             </m:e>
             <m:sub>
               <m:r>
-                <m:t>i</m:t>
+                <m:t>j</m:t>
+              </m:r>
+            </m:sub>
+          </m:sSub>
+          <m:r>
+            <m:t>)</m:t>
+          </m:r>
+          <m:sSub>
+            <m:e>
+              <m:r>
+                <m:t>|</m:t>
+              </m:r>
+            </m:e>
+            <m:sub>
+              <m:r>
+                <m:t>2</m:t>
+              </m:r>
+            </m:sub>
+          </m:sSub>
+          <m:r>
+            <m:t>≤</m:t>
+          </m:r>
+          <m:sSub>
+            <m:e>
+              <m:r>
+                <m:t>∑</m:t>
+              </m:r>
+            </m:e>
+            <m:sub>
+              <m:r>
+                <m:t>i,j</m:t>
               </m:r>
             </m:sub>
           </m:sSub>
           <m:sSub>
             <m:e>
               <m:r>
-                <m:t>-v</m:t>
+                <m:t>λ</m:t>
               </m:r>
             </m:e>
             <m:sub>
               <m:r>
-                <m:t>j</m:t>
+                <m:t>i</m:t>
               </m:r>
             </m:sub>
           </m:sSub>
           <m:r>
-            <m:t>)</m:t>
+            <m:t xml:space="preserve"> </m:t>
           </m:r>
           <m:sSub>
             <m:e>
               <m:r>
-                <m:t>‖</m:t>
+                <m:t>μ</m:t>
               </m:r>
             </m:e>
             <m:sub>
               <m:r>
-                <m:t>2</m:t>
-              </m:r>
-            </m:sub>
-          </m:sSub>
-          <m:r>
-            <m:t>≤</m:t>
-          </m:r>
-          <m:sSub>
-            <m:e>
-              <m:r>
-                <m:t>∑</m:t>
-              </m:r>
-            </m:e>
-            <m:sub>
-              <m:r>
-                <m:t>i,j</m:t>
+                <m:t>j</m:t>
               </m:r>
             </m:sub>
           </m:sSub>
           <m:sSub>
             <m:e>
               <m:r>
-                <m:t>a</m:t>
+                <m:t>‖v</m:t>
               </m:r>
             </m:e>
             <m:sub>
@@ -3224,7 +3340,7 @@
           <m:sSub>
             <m:e>
               <m:r>
-                <m:t xml:space="preserve"> b</m:t>
+                <m:t>-v</m:t>
               </m:r>
             </m:e>
             <m:sub>
@@ -3236,81 +3352,57 @@
           <m:sSub>
             <m:e>
               <m:r>
-                <m:t>‖v</m:t>
+                <m:t>‖</m:t>
               </m:r>
             </m:e>
             <m:sub>
               <m:r>
-                <m:t>i</m:t>
+                <m:t>2</m:t>
+              </m:r>
+            </m:sub>
+          </m:sSub>
+          <m:r>
+            <m:t>≤</m:t>
+          </m:r>
+          <m:sSub>
+            <m:e>
+              <m:r>
+                <m:t>max</m:t>
+              </m:r>
+            </m:e>
+            <m:sub>
+              <m:r>
+                <m:t>i,j</m:t>
               </m:r>
             </m:sub>
           </m:sSub>
           <m:sSub>
             <m:e>
               <m:r>
-                <m:t>-v</m:t>
+                <m:t>‖v</m:t>
               </m:r>
             </m:e>
             <m:sub>
               <m:r>
-                <m:t>j</m:t>
+                <m:t>i</m:t>
               </m:r>
             </m:sub>
           </m:sSub>
           <m:sSub>
             <m:e>
               <m:r>
-                <m:t>‖</m:t>
+                <m:t>-v</m:t>
               </m:r>
             </m:e>
             <m:sub>
               <m:r>
-                <m:t>2</m:t>
-              </m:r>
-            </m:sub>
-          </m:sSub>
-          <m:r>
-            <m:t>≤</m:t>
-          </m:r>
-          <m:sSub>
-            <m:e>
-              <m:r>
-                <m:t>max</m:t>
-              </m:r>
-            </m:e>
-            <m:sub>
-              <m:r>
-                <m:t>i,j</m:t>
+                <m:t>j</m:t>
               </m:r>
             </m:sub>
           </m:sSub>
           <m:sSub>
             <m:e>
               <m:r>
-                <m:t>‖v</m:t>
-              </m:r>
-            </m:e>
-            <m:sub>
-              <m:r>
-                <m:t>i</m:t>
-              </m:r>
-            </m:sub>
-          </m:sSub>
-          <m:sSub>
-            <m:e>
-              <m:r>
-                <m:t>-v</m:t>
-              </m:r>
-            </m:e>
-            <m:sub>
-              <m:r>
-                <m:t>j</m:t>
-              </m:r>
-            </m:sub>
-          </m:sSub>
-          <m:sSub>
-            <m:e>
-              <m:r>
                 <m:t>‖</m:t>
               </m:r>
             </m:e>
@@ -3374,7 +3466,7 @@
           <w:b w:val="0"/>
           <w:sz w:val="24"/>
         </w:rPr>
-        <w:t>设a、b是一对直径端点，以ab为直径的圆的圆心为c=(a+b)/2，半径为Dmax/2。对任意顶点w，有如下恒等式：</w:t>
+        <w:t>设v_a、v_b是一对实现直径的顶点，以v_av_b为直径的圆的圆心为c=(v_a+v_b)/2，半径为D_max/2。对任意顶点w，有如下恒等式：</w:t>
       </w:r>
     </w:p>
     <w:p>
@@ -3407,10 +3499,34 @@
           </m:r>
           <m:f>
             <m:num>
+              <m:sSub>
+                <m:e>
+                  <m:r>
+                    <m:t>‖v</m:t>
+                  </m:r>
+                </m:e>
+                <m:sub>
+                  <m:r>
+                    <m:t>a</m:t>
+                  </m:r>
+                </m:sub>
+              </m:sSub>
+              <m:sSub>
+                <m:e>
+                  <m:r>
+                    <m:t>-v</m:t>
+                  </m:r>
+                </m:e>
+                <m:sub>
+                  <m:r>
+                    <m:t>b</m:t>
+                  </m:r>
+                </m:sub>
+              </m:sSub>
               <m:sSubSup>
                 <m:e>
                   <m:r>
-                    <m:t>‖a-b‖</m:t>
+                    <m:t>‖</m:t>
                   </m:r>
                 </m:e>
                 <m:sub>
@@ -3431,14 +3547,38 @@
               </m:r>
             </m:den>
           </m:f>
-          <m:r>
-            <m:t>=(w-a)</m:t>
+          <m:sSub>
+            <m:e>
+              <m:r>
+                <m:t>=(w-v</m:t>
+              </m:r>
+            </m:e>
+            <m:sub>
+              <m:r>
+                <m:t>a</m:t>
+              </m:r>
+            </m:sub>
+          </m:sSub>
+          <m:r>
+            <m:t>)</m:t>
           </m:r>
           <m:r>
             <m:t>·</m:t>
           </m:r>
-          <m:r>
-            <m:t>(w-b)</m:t>
+          <m:sSub>
+            <m:e>
+              <m:r>
+                <m:t>(w-v</m:t>
+              </m:r>
+            </m:e>
+            <m:sub>
+              <m:r>
+                <m:t>b</m:t>
+              </m:r>
+            </m:sub>
+          </m:sSub>
+          <m:r>
+            <m:t>)</m:t>
           </m:r>
           <m:r>
             <m:t xml:space="preserve">  </m:t>
@@ -3503,14 +3643,38 @@
           <m:r>
             <m:t xml:space="preserve"> </m:t>
           </m:r>
-          <m:r>
-            <m:t>(w-a)</m:t>
+          <m:sSub>
+            <m:e>
+              <m:r>
+                <m:t>(w-v</m:t>
+              </m:r>
+            </m:e>
+            <m:sub>
+              <m:r>
+                <m:t>a</m:t>
+              </m:r>
+            </m:sub>
+          </m:sSub>
+          <m:r>
+            <m:t>)</m:t>
           </m:r>
           <m:r>
             <m:t>·</m:t>
           </m:r>
-          <m:r>
-            <m:t>(w-b)</m:t>
+          <m:sSub>
+            <m:e>
+              <m:r>
+                <m:t>(w-v</m:t>
+              </m:r>
+            </m:e>
+            <m:sub>
+              <m:r>
+                <m:t>b</m:t>
+              </m:r>
+            </m:sub>
+          </m:sSub>
+          <m:r>
+            <m:t>)</m:t>
           </m:r>
           <m:r>
             <m:t>≤</m:t>
@@ -3548,7 +3712,7 @@
           <w:b w:val="0"/>
           <w:sz w:val="24"/>
         </w:rPr>
-        <w:t>直径定义只保证任意两点间距离不超过Dmax，并不保证任意顶点到直径中点的距离不超过Dmax/2。例如等边三角形已经说明一般凸集不满足该性质。为确保反例符合本题2°楔形交会结构，本文进一步采用表3中的两次实际构造观测；原始输入保留全部小数用于计算，表中仅为排版保留8位。构造源位于原点，两次角误差均在题设范围内。</w:t>
+        <w:t>直径定义只保证任意两点间距离不超过D_max，并不保证任意顶点到直径中点的距离不超过D_max/2。例如等边三角形已经说明一般凸集不满足该性质。为确保反例符合本题2°楔形交会结构，本文进一步采用表3中的两次实际构造观测；原始输入保留全部小数用于计算，表中仅为排版保留8位。构造源位于原点，两次角误差均在题设范围内。</w:t>
       </w:r>
     </w:p>
     <w:p>
@@ -5049,7 +5213,7 @@
             </m:e>
             <m:sub>
               <m:r>
-                <m:t>c</m:t>
+                <m:t>o</m:t>
               </m:r>
             </m:sub>
           </m:sSub>
@@ -5073,7 +5237,7 @@
                 <m:t>≤</m:t>
               </m:r>
               <m:r>
-                <m:t xml:space="preserve"> m</m:t>
+                <m:t xml:space="preserve"> n</m:t>
               </m:r>
             </m:sub>
           </m:sSub>
@@ -5092,7 +5256,7 @@
           <m:sSub>
             <m:e>
               <m:r>
-                <m:t>-c‖</m:t>
+                <m:t>-o‖</m:t>
               </m:r>
             </m:e>
             <m:sub>
@@ -5130,7 +5294,7 @@
             </m:e>
             <m:sub>
               <m:r>
-                <m:t>c</m:t>
+                <m:t>o</m:t>
               </m:r>
             </m:sub>
           </m:sSub>
@@ -5161,7 +5325,7 @@
           <m:sSub>
             <m:e>
               <m:r>
-                <m:t>-c‖</m:t>
+                <m:t>-o‖</m:t>
               </m:r>
             </m:e>
             <m:sub>
@@ -5206,7 +5370,7 @@
           <w:b w:val="0"/>
           <w:sz w:val="24"/>
         </w:rPr>
-        <w:t>由凸性，只需覆盖顶点即可覆盖整个定位区域。于是，到c*处清除的充分保证为r*≤20 m。本例r*=14.48690 m满足该条件。一般而言，Dmax≤40 m是存在20 m覆盖圆的必要条件，却不是充分条件；接近等边三角形的区域可能拥有较小直径而仍需大于20 m的覆盖半径。</w:t>
+        <w:t>由凸性，只需覆盖顶点即可覆盖整个定位区域。于是，到c*处清除的充分保证为r*≤20 m。本例r*=14.48690 m满足该条件。一般而言，D_max≤40 m是存在20 m覆盖圆的必要条件，却不是充分条件；接近等边三角形的区域可能拥有较小直径而仍需大于20 m的覆盖半径。</w:t>
       </w:r>
     </w:p>
     <w:p>
@@ -5496,7 +5660,7 @@
           <w:b w:val="0"/>
           <w:sz w:val="24"/>
         </w:rPr>
-        <w:t>取第一检测点S₁为局部原点，首次示向度θ₁方向为局部横轴，逆时针旋转90°为局部纵轴。令u=u(θ₁)、v=(−uᵧ,uₓ)，局部第二点b=(bₓ,bᵧ)转换为全局检测点的公式为：</w:t>
+        <w:t>取第一检测点S₁为局部原点，首次示向度θ₁方向为局部横轴，逆时针旋转90°为局部纵轴。令u=u(θ₁)、e=(−uᵧ,uₓ)，局部第二点b=(bₓ,bᵧ)转换为全局检测点的公式为：</w:t>
       </w:r>
     </w:p>
     <w:p>
@@ -5556,7 +5720,7 @@
             </m:sub>
           </m:sSub>
           <m:r>
-            <m:t>v</m:t>
+            <m:t>e</m:t>
           </m:r>
           <m:r>
             <m:t xml:space="preserve">  </m:t>
@@ -5580,7 +5744,7 @@
           <w:b w:val="0"/>
           <w:sz w:val="24"/>
         </w:rPr>
-        <w:t>由于已得到示向度而不是近距离反馈，真实源与S₁的距离大于5 m；由于已收到信号，源距不超过未知接收半径R，且R≤1500 m。记源在局部坐标中为ru(t)，其中|t|≤α。结合目标圆域，得到真实源可行集Γ：</w:t>
+        <w:t>由于已得到示向度而不是近距离反馈，真实源与S₁的距离大于5 m；由于已收到信号，源距不超过未知接收半径R，且R≤1500 m。记源在局部坐标中为ρu(t)，其中|t|≤α。结合目标圆域，得到真实源可行集Γ：</w:t>
       </w:r>
     </w:p>
     <w:p>
@@ -5613,7 +5777,7 @@
             </m:sub>
           </m:sSub>
           <m:r>
-            <m:t>+r u(</m:t>
+            <m:t>+ρ u(</m:t>
           </m:r>
           <m:sSub>
             <m:e>
@@ -5628,7 +5792,7 @@
             </m:sub>
           </m:sSub>
           <m:r>
-            <m:t>+t):5&lt;r</m:t>
+            <m:t>+t):5&lt;ρ</m:t>
           </m:r>
           <m:r>
             <m:t>≤</m:t>
@@ -5667,7 +5831,7 @@
             </m:sub>
           </m:sSub>
           <m:r>
-            <m:t>+r u(</m:t>
+            <m:t>+ρ u(</m:t>
           </m:r>
           <m:sSub>
             <m:e>
@@ -5818,7 +5982,7 @@
           <w:b w:val="0"/>
           <w:sz w:val="24"/>
         </w:rPr>
-        <w:t>仅使用R≥1000 m会忽略第一次已接收到信号所提供的信息：若源距r超过1000 m，该源的R必然至少等于r。因而在给定源位置时，可以使用更紧的下界R≥max(1000,r)。第二点只要到每个允许源的距离都不超过这一最小可能半径，就能保证再次接收到信号。</w:t>
+        <w:t>仅使用R≥1000 m会忽略第一次已接收到信号所提供的信息：若源距ρ超过1000 m，该源的R必然至少等于ρ。因而在给定源位置时，可以使用更紧的下界R≥max(1000,ρ)。第二点只要到每个允许源的距离都不超过这一最小可能半径，就能保证再次接收到信号。</w:t>
       </w:r>
     </w:p>
     <w:p>
@@ -5840,7 +6004,7 @@
             <m:t>max</m:t>
           </m:r>
           <m:r>
-            <m:t>(1000,r)</m:t>
+            <m:t>(1000,ρ)</m:t>
           </m:r>
           <m:r>
             <m:t xml:space="preserve">  </m:t>
@@ -5868,7 +6032,7 @@
           <m:sSub>
             <m:e>
               <m:r>
-                <m:t>b:‖b-r u(t)‖</m:t>
+                <m:t>b:‖b-ρ u(t)‖</m:t>
               </m:r>
             </m:e>
             <m:sub>
@@ -5884,7 +6048,7 @@
             <m:t>max</m:t>
           </m:r>
           <m:r>
-            <m:t>(1000,r),</m:t>
+            <m:t>(1000,ρ),</m:t>
           </m:r>
           <m:r>
             <m:t xml:space="preserve"> </m:t>
@@ -5893,7 +6057,7 @@
             <m:t>∀</m:t>
           </m:r>
           <m:r>
-            <m:t xml:space="preserve"> r</m:t>
+            <m:t xml:space="preserve"> ρ</m:t>
           </m:r>
           <m:r>
             <m:t>∈</m:t>
@@ -6068,7 +6232,7 @@
           <m:sSubSup>
             <m:e>
               <m:r>
-                <m:t>‖b-r u(t)‖</m:t>
+                <m:t>‖b-ρ u(t)‖</m:t>
               </m:r>
             </m:e>
             <m:sub>
@@ -6102,7 +6266,7 @@
           <m:sSup>
             <m:e>
               <m:r>
-                <m:t>+r</m:t>
+                <m:t>+ρ</m:t>
               </m:r>
             </m:e>
             <m:sup>
@@ -6112,7 +6276,7 @@
             </m:sup>
           </m:sSup>
           <m:r>
-            <m:t>-2r m(b)</m:t>
+            <m:t>-2ρ m(b)</m:t>
           </m:r>
           <m:r>
             <m:t xml:space="preserve">  </m:t>
@@ -6151,7 +6315,7 @@
           <w:b w:val="0"/>
           <w:sz w:val="24"/>
         </w:rPr>
-        <w:t>当5≤r≤1000时，右侧接收半径为1000，距离平方关于r为凸二次函数，其闭区间最大值在r=5或1000处达到。当1000≤r≤1500时，将接收半径平方r²移到左侧，剩余式‖b‖²−2rm(b)关于r为仿射函数，只需检查r=1000和1500。两段合并后得到：</w:t>
+        <w:t>当5≤ρ≤1000时，右侧接收半径为1000，距离平方关于ρ为凸二次函数，其闭区间最大值在ρ=5或1000处达到。当1000≤ρ≤1500时，将接收半径平方ρ²移到左侧，剩余式‖b‖²−2ρm(b)关于ρ为仿射函数，只需检查ρ=1000和1500。两段合并后得到：</w:t>
       </w:r>
     </w:p>
     <w:p>
@@ -6200,7 +6364,7 @@
           <m:sSup>
             <m:e>
               <m:r>
-                <m:t>+r</m:t>
+                <m:t>+ρ</m:t>
               </m:r>
             </m:e>
             <m:sup>
@@ -6210,7 +6374,7 @@
             </m:sup>
           </m:sSup>
           <m:r>
-            <m:t>-2r m(b)</m:t>
+            <m:t>-2ρ m(b)</m:t>
           </m:r>
           <m:r>
             <m:t>≤</m:t>
@@ -6221,7 +6385,7 @@
           <m:sSup>
             <m:e>
               <m:r>
-                <m:t>(1000,r)</m:t>
+                <m:t>(1000,ρ)</m:t>
               </m:r>
             </m:e>
             <m:sup>
@@ -6237,7 +6401,7 @@
             <m:t xml:space="preserve">  </m:t>
           </m:r>
           <m:r>
-            <m:t xml:space="preserve"> r</m:t>
+            <m:t xml:space="preserve"> ρ</m:t>
           </m:r>
           <m:r>
             <m:t>∈</m:t>
@@ -6319,7 +6483,7 @@
           <m:sSub>
             <m:e>
               <m:r>
-                <m:t>δ</m:t>
+                <m:t>σ</m:t>
               </m:r>
             </m:e>
             <m:sub>
@@ -6761,7 +6925,7 @@
           <w:b w:val="0"/>
           <w:sz w:val="24"/>
         </w:rPr>
-        <w:t>Γs和Es分别为实际计算的有限源场景集及第二误差场景集，近距离场景按前述规则赋值。由于P₀为外包络，对每个固定场景计算得到的直径不会低估相应精确约束区域的直径；但对源与误差只抽取有限场景，可能漏掉更坏情形。因此Ĵ整体不是连续最坏直径的已证明上界，本文也不据此声称对所有连续源位置达到最优。</w:t>
+        <w:t>Γ_s与E_s分别为实际计算的有限源场景集及第二误差场景集，近距离场景按前述规则赋值。由于P₀为外包络，对每个固定场景计算得到的直径不会低估相应精确约束区域的直径；但对源与误差只抽取有限场景，可能漏掉更坏情形。因此Ĵ整体不是连续最坏直径的已证明上界，本文也不据此声称对所有连续源位置达到最优。</w:t>
       </w:r>
     </w:p>
     <w:p>
@@ -6825,10 +6989,13 @@
                   </m:r>
                 </m:sup>
               </m:sSubSup>
+              <m:r>
+                <m:t xml:space="preserve"> </m:t>
+              </m:r>
               <m:sSub>
                 <m:e>
                   <m:r>
-                    <m:t xml:space="preserve"> r</m:t>
+                    <m:t>ρ</m:t>
                   </m:r>
                 </m:e>
                 <m:sub>
@@ -6840,7 +7007,7 @@
               <m:sSub>
                 <m:e>
                   <m:r>
-                    <m:t>r</m:t>
+                    <m:t>ρ</m:t>
                   </m:r>
                 </m:e>
                 <m:sub>
@@ -6922,7 +7089,7 @@
           <w:b w:val="0"/>
           <w:sz w:val="24"/>
         </w:rPr>
-        <w:t>其中r₁、r₂为名义源到两检测点的距离，φ为真实视线交会角。该近似只解释“避免近共线”的原因，既未考虑全部候选源，又在φ接近0或180°时失效，不能代替精确区域求交，也不能推出未知源情形下90°交会必为全局最优。</w:t>
+        <w:t>其中ρ₁、ρ₂为名义源到两检测点的距离，φ为真实视线交会角。该近似只解释“避免近共线”的原因，既未考虑全部候选源，又在φ接近0或180°时失效，不能代替精确区域求交，也不能推出未知源情形下90°交会必为全局最优。</w:t>
       </w:r>
     </w:p>
     <w:p>
@@ -8973,7 +9140,7 @@
           <w:b w:val="0"/>
           <w:sz w:val="24"/>
         </w:rPr>
-        <w:t>实际使用时，先用首次检测点和示向度建立局部坐标与源可行域；再根据第4.3节的连续判据筛除缺乏接收保证的格点；随后计算每点的有限场景最坏直径，选择评分较小且移动代价适当的点，或输出Cη供后续任务选择。获得新示向度后，将新楔形与已有定位集相交，再按问题一的方法计算直径及覆盖圆。若近距离反馈表明源就在5 m内，则直接进行光学定位清除。</w:t>
+        <w:t>实际使用时，先用首次检测点和示向度建立局部坐标与源可行域；再根据第4.3节的连续判据筛除缺乏接收保证的格点；随后计算每点的有限场景最坏直径，选择评分较小且移动代价适当的点，或输出C_η供后续任务选择。获得新示向度后，将新楔形与已有定位集相交，再按问题一的方法计算直径及覆盖圆。若近距离反馈表明源就在5 m内，则直接进行光学定位清除。</w:t>
       </w:r>
     </w:p>
     <w:p>
@@ -8988,7 +9155,7 @@
           <w:b w:val="0"/>
           <w:sz w:val="24"/>
         </w:rPr>
-        <w:t>这一策略给出了两层候选区域：C提供连续状态下的接收保证，Cη提供指定网格与场景下的定位质量筛选。当前采用保守圆域处理、固定搜索窗口和有限误差场景；若追求连续极小极大最优，还需要对未采样源、角误差以及格点之间位置建立误差界或开展全局优化，现有结果不承担该结论。</w:t>
+        <w:t>这一策略给出了两层候选区域：C提供连续状态下的接收保证，C_η提供指定网格与场景下的定位质量筛选。当前采用保守圆域处理、固定搜索窗口和有限误差场景；若追求连续极小极大最优，还需要对未采样源、角误差以及格点之间位置建立误差界或开展全局优化，现有结果不承担该结论。</w:t>
       </w:r>
     </w:p>
     <w:p>

--- a/完整论文.docx
+++ b/完整论文.docx
@@ -14,7 +14,7 @@
           <w:b w:val="0"/>
           <w:sz w:val="28"/>
         </w:rPr>
-        <w:t>有界测角误差下无线电干扰源的交会定位与检测点优选</w:t>
+        <w:t>有界测角误差下干扰源的集合定位与覆盖约束路径规划</w:t>
       </w:r>
     </w:p>
     <w:p>
@@ -44,7 +44,7 @@
           <w:b w:val="0"/>
           <w:sz w:val="24"/>
         </w:rPr>
-        <w:t>无线电干扰源的精准定位依赖多个检测点提供的方位信息。示向度存在固定地点误差，单次观测只能给出狭长的扇形可行域；检测点选择又同时受到信号可达性和交会几何的影响。针对交会区域直径计算及第二检测点选择问题，本文在题设误差界与接收半径约束下建立集合定位模型，以可验证的区域包含关系刻画定位精度。</w:t>
+        <w:t>针对未知数量无线电干扰源的自动定位与清除，本文在有界测角误差及接收半径约束下建立集合定位模型，并将覆盖扫描与清除任务联合规划。采用位置可行集保留观测不确定性，以连续几何条件保障搜索完整性，以真实计算与配对试验评价定位精度及任务时间。</w:t>
       </w:r>
     </w:p>
     <w:p>
@@ -59,7 +59,7 @@
           <w:b w:val="0"/>
           <w:sz w:val="24"/>
         </w:rPr>
-        <w:t>针对问题一，将每条示向度转化为两个闭半平面，通过边界交点枚举、凸包构造和衰退方向判别，统一处理空集、退化区域、有界多边形及无界区域。证明有界定位区域的直径由某一对顶点实现，进而给出直径的直接计算算法。推导直径圆覆盖区域的充要条件，并构造由两条宽度为2°的观测楔形产生的反例：定位直径为28.96681 m，而顶点距直径圆边界最多超出0.26549 m，说明直径圆并非必然覆盖定位区域。相应最小包围圆半径为14.48690 m，可用于确定具有覆盖保证的清除位置。</w:t>
+        <w:t>针对问题一，将示向度转化为闭半平面，利用交点枚举、凸包与衰退方向判别处理有界、无界及退化定位区域，证明有界区域直径由顶点对实现。构造合法观测反例：区域直径28.96681 m，直径圆仍漏覆盖0.26549 m，故该圆并不必然覆盖定位区域；相应最小包围圆半径为14.48690 m。针对问题二，利用首次接收事实将半径下界收紧为源距与1000 m的较大者，把连续保证接收约束化为有限判据。在此区域内比较有限场景最坏定位直径，50 m网格优选点为(800,−600) m，对应112.14914 m；局部加密得到(850,−525) m及111.89311 m。</w:t>
       </w:r>
     </w:p>
     <w:p>
@@ -74,7 +74,7 @@
           <w:b w:val="0"/>
           <w:sz w:val="24"/>
         </w:rPr>
-        <w:t>针对问题二，利用首次已接收到信号这一事实，将未知接收半径的下界收紧为源距与1000 m的较大者，建立第二检测点的连续保证接收区。通过径向分段凸性和角向投影极值，将无限约束化为有限个端点判据；在此区域内，以有限源位置和测角误差场景下的最坏定位直径评价交会质量。标准算例中，50 m网格共得到483个保证接收格点，优选点为(800, −600) m，对应有限场景最坏直径112.14914 m；10%容忍度下有24个优选格点。局部25 m加密并增加场景后，得到(850, −525) m及111.89311 m的结果。</w:t>
+        <w:t>针对问题三，提出共享测向与弹性覆盖路径策略：融合正负观测约束，利用100 m先导观测改善多源位置估计，将已发现目标与六个外圈扫描点作开放路径滚动规划，并以圆周区间及径向凸性约束扫描点移动。采用19.9 m包围圆认证清除、每频道一次有限试清及条带回退，在加速同时保留完整性条件。</w:t>
       </w:r>
     </w:p>
     <w:p>
@@ -89,7 +89,7 @@
           <w:b w:val="0"/>
           <w:sz w:val="24"/>
         </w:rPr>
-        <w:t>通过构造反例、约束递增试验、线性规划交叉检查及选点敏感性分析验证上述模型。结果表明，区域直径与覆盖圆半径应分别计算，第二点选择则应先满足接收条件，再比较定位效果。保证接收结论适用于连续源状态；所报告的选点优劣限定于实际计算的格点与场景，不将离散优选结果外推为连续全局最优。</w:t>
+        <w:t>在100场未参与调参的新留出合成场景中，最终策略清除1265/1265个源，加权平均时间由上一版248.044降至233.723 s/源，降低5.77%，场景配对重抽样95%区间为[4.67%,6.87%]；50场压力试验清除640/640个源，但圆周边缘组耗时略增0.39%。结果支持该策略在所测合成分布中的整体改进，不代表官方成绩或时间全局最优。实际运行记录与正式测试证据分别列示。</w:t>
       </w:r>
     </w:p>
     <w:p>
@@ -117,7 +117,7 @@
           <w:b w:val="0"/>
           <w:sz w:val="24"/>
         </w:rPr>
-        <w:t>半平面交；最小包围圆；保证接收区；示向度定位；无线电干扰源</w:t>
+        <w:t>集合定位；连续覆盖；路径规划；示向度；干扰源清除</w:t>
       </w:r>
     </w:p>
     <w:p>
@@ -9190,15 +9190,956 @@
           <w:b/>
           <w:sz w:val="24"/>
         </w:rPr>
-        <w:t>5.1 模型建立</w:t>
-      </w:r>
-    </w:p>
-    <w:p>
-      <w:pPr>
-        <w:widowControl/>
-        <w:spacing w:before="0" w:after="240" w:line="300" w:lineRule="auto"/>
-      </w:pPr>
-    </w:p>
+        <w:t>5.1 时间目标与在线信息状态</w:t>
+      </w:r>
+    </w:p>
+    <w:p>
+      <w:pPr>
+        <w:widowControl/>
+        <w:spacing w:before="0" w:after="0" w:line="360" w:lineRule="exact"/>
+        <w:ind w:firstLine="480"/>
+      </w:pPr>
+      <w:r>
+        <w:rPr>
+          <w:rFonts w:ascii="Times New Roman" w:hAnsi="Times New Roman" w:eastAsia="宋体"/>
+          <w:b w:val="0"/>
+          <w:sz w:val="24"/>
+        </w:rPr>
+        <w:t>问题三的困难在于源数与位置均未知：机器狗既要缩小已发现源的定位区域，又要到尚未充分探测的位置搜索其他频道。若逐一完成“发现—定位—返回扫描点”，会反复经过相同区域；若只追逐已发现源，则可能遗漏远端目标。因此，本文将覆盖扫描点与已发现目标统一纳入滚动路径规划，用集合定位保持位置包含关系，并以连续覆盖条件决定搜索何时结束。</w:t>
+      </w:r>
+    </w:p>
+    <w:p>
+      <w:pPr>
+        <w:keepNext/>
+        <w:widowControl/>
+        <w:spacing w:before="0" w:after="0" w:line="360" w:lineRule="exact"/>
+        <w:ind w:firstLine="480"/>
+      </w:pPr>
+      <w:r>
+        <w:rPr>
+          <w:rFonts w:ascii="Times New Roman" w:hAnsi="Times New Roman" w:eastAsia="宋体"/>
+          <w:b w:val="0"/>
+          <w:sz w:val="24"/>
+        </w:rPr>
+        <w:t>设实际源数为N，成功清除的不同频道数为N_c，累计移动距离为L，检测次数为M，实际切换频道次数为K，失败清除次数为F。根据题定速度及动作代价，总任务时间与两项评价指标写为式(25)、(26)。清除成功耗时5 s，失败耗时3 s；清除操作不改变测向机当前频道，因此K只统计实际检测动作引起的频道改变。</w:t>
+      </w:r>
+    </w:p>
+    <w:p>
+      <w:pPr>
+        <w:keepNext/>
+        <w:widowControl/>
+        <w:spacing w:before="60" w:after="60" w:line="300" w:lineRule="auto"/>
+        <w:jc w:val="center"/>
+      </w:pPr>
+      <m:oMathPara>
+        <m:oMath>
+          <m:r>
+            <m:t>T=</m:t>
+          </m:r>
+          <m:f>
+            <m:num>
+              <m:r>
+                <m:t>L</m:t>
+              </m:r>
+            </m:num>
+            <m:den>
+              <m:r>
+                <m:t>5</m:t>
+              </m:r>
+            </m:den>
+          </m:f>
+          <m:sSub>
+            <m:e>
+              <m:r>
+                <m:t>+5M+K+5N</m:t>
+              </m:r>
+            </m:e>
+            <m:sub>
+              <m:r>
+                <m:t>c</m:t>
+              </m:r>
+            </m:sub>
+          </m:sSub>
+          <m:r>
+            <m:t>+3F</m:t>
+          </m:r>
+          <m:r>
+            <m:t xml:space="preserve">  </m:t>
+          </m:r>
+          <m:r>
+            <m:t xml:space="preserve"> (25)</m:t>
+          </m:r>
+        </m:oMath>
+      </m:oMathPara>
+    </w:p>
+    <w:p>
+      <w:pPr>
+        <w:widowControl/>
+        <w:spacing w:before="60" w:after="60" w:line="300" w:lineRule="auto"/>
+        <w:jc w:val="center"/>
+      </w:pPr>
+      <m:oMathPara>
+        <m:oMath>
+          <m:r>
+            <m:t>ζ</m:t>
+          </m:r>
+          <m:r>
+            <m:t>=</m:t>
+          </m:r>
+          <m:f>
+            <m:num>
+              <m:sSub>
+                <m:e>
+                  <m:r>
+                    <m:t>N</m:t>
+                  </m:r>
+                </m:e>
+                <m:sub>
+                  <m:r>
+                    <m:t>c</m:t>
+                  </m:r>
+                </m:sub>
+              </m:sSub>
+            </m:num>
+            <m:den>
+              <m:r>
+                <m:t>N</m:t>
+              </m:r>
+            </m:den>
+          </m:f>
+          <m:r>
+            <m:t>,</m:t>
+          </m:r>
+          <m:r>
+            <m:t xml:space="preserve">  </m:t>
+          </m:r>
+          <m:r>
+            <m:t xml:space="preserve"> </m:t>
+          </m:r>
+          <m:acc>
+            <m:accPr>
+              <m:chr m:val="̅"/>
+            </m:accPr>
+            <m:e>
+              <m:r>
+                <m:t>T</m:t>
+              </m:r>
+            </m:e>
+          </m:acc>
+          <m:r>
+            <m:t>=</m:t>
+          </m:r>
+          <m:f>
+            <m:num>
+              <m:r>
+                <m:t>T</m:t>
+              </m:r>
+            </m:num>
+            <m:den>
+              <m:sSub>
+                <m:e>
+                  <m:r>
+                    <m:t>N</m:t>
+                  </m:r>
+                </m:e>
+                <m:sub>
+                  <m:r>
+                    <m:t>c</m:t>
+                  </m:r>
+                </m:sub>
+              </m:sSub>
+            </m:den>
+          </m:f>
+          <m:r>
+            <m:t xml:space="preserve">  </m:t>
+          </m:r>
+          <m:r>
+            <m:t xml:space="preserve"> (26)</m:t>
+          </m:r>
+        </m:oMath>
+      </m:oMathPara>
+    </w:p>
+    <w:p>
+      <w:pPr>
+        <w:widowControl/>
+        <w:spacing w:before="0" w:after="0" w:line="360" w:lineRule="exact"/>
+        <w:ind w:firstLine="480"/>
+      </w:pPr>
+      <w:r>
+        <w:rPr>
+          <w:rFonts w:ascii="Times New Roman" w:hAnsi="Times New Roman" w:eastAsia="宋体"/>
+          <w:b w:val="0"/>
+          <w:sz w:val="24"/>
+        </w:rPr>
+        <w:t>式(25)中各项均为秒，式(26)中平均时间只在N_c&gt;0时定义。优化目标是在全部清除的前提下减少T，而不是通过少清除难定位目标改善某一局部指标。线上程序不知道N，不能用本地模拟器的真实源数停止；清到10个也不是完成条件。多个场景的总体平均时间按累计时间除以累计成功清除数计算，使源数较多的场景获得相应权重。</w:t>
+      </w:r>
+    </w:p>
+    <w:p>
+      <w:pPr>
+        <w:widowControl/>
+        <w:spacing w:before="0" w:after="0" w:line="360" w:lineRule="exact"/>
+        <w:ind w:firstLine="480"/>
+      </w:pPr>
+      <w:r>
+        <w:rPr>
+          <w:rFonts w:ascii="Times New Roman" w:hAnsi="Times New Roman" w:eastAsia="宋体"/>
+          <w:b w:val="0"/>
+          <w:sz w:val="24"/>
+        </w:rPr>
+        <w:t>程序按频道维护三个互不相交的集合：尚未发现的频道U、已发现但未清除的频道H以及已成功清除的频道E。每个H中的频道保存首次测点、最近测点、示向度和可行多边形P_c。观测为direction时建立或更新轨迹，为near时在产生该响应的位置直接清除；仅在clear返回success后将频道计入E。无信号只更新该频道的位置约束，不直接将其判定为不存在。</w:t>
+      </w:r>
+    </w:p>
+    <w:p>
+      <w:pPr>
+        <w:widowControl/>
+        <w:spacing w:before="0" w:after="0" w:line="360" w:lineRule="exact"/>
+        <w:ind w:firstLine="480"/>
+      </w:pPr>
+      <w:r>
+        <w:rPr>
+          <w:rFonts w:ascii="Times New Roman" w:hAnsi="Times New Roman" w:eastAsia="宋体"/>
+          <w:b w:val="0"/>
+          <w:sz w:val="24"/>
+        </w:rPr>
+        <w:t>理论测角误差仍为±1°。考虑示向度保留两位小数可能引入的舍入误差，在线计算采用α_c=1.005°作为包含数值裕量的建模半界；它不是新的误差概率分布。最小包围圆用于评价各P_c的最坏定位误差，最终算法参数汇总于表8。</w:t>
+      </w:r>
+    </w:p>
+    <w:p>
+      <w:pPr>
+        <w:keepNext/>
+        <w:widowControl/>
+        <w:spacing w:before="0" w:after="0" w:line="300" w:lineRule="auto"/>
+        <w:jc w:val="center"/>
+      </w:pPr>
+      <w:r>
+        <w:rPr>
+          <w:rFonts w:ascii="Times New Roman" w:hAnsi="Times New Roman" w:eastAsia="宋体"/>
+          <w:b w:val="0"/>
+          <w:sz w:val="20"/>
+        </w:rPr>
+        <w:t>表8  问题三最终策略的主要参数</w:t>
+      </w:r>
+    </w:p>
+    <w:tbl>
+      <w:tblPr>
+        <w:tblW w:type="auto" w:w="0"/>
+        <w:jc w:val="center"/>
+        <w:tblBorders>
+          <w:top w:val="single" w:sz="12" w:space="0" w:color="000000"/>
+          <w:start w:val="nil" w:sz="0" w:space="0" w:color="auto"/>
+          <w:left w:val="nil" w:sz="0" w:space="0" w:color="auto"/>
+          <w:bottom w:val="single" w:sz="12" w:space="0" w:color="000000"/>
+          <w:end w:val="nil" w:sz="0" w:space="0" w:color="auto"/>
+          <w:right w:val="nil" w:sz="0" w:space="0" w:color="auto"/>
+          <w:insideH w:val="nil" w:sz="0" w:space="0" w:color="auto"/>
+          <w:insideV w:val="nil" w:sz="0" w:space="0" w:color="auto"/>
+        </w:tblBorders>
+        <w:tblLayout w:type="fixed"/>
+        <w:tblLook w:firstColumn="1" w:firstRow="1" w:lastColumn="0" w:lastRow="0" w:noHBand="0" w:noVBand="1" w:val="04A0"/>
+      </w:tblPr>
+      <w:tblGrid>
+        <w:gridCol w:w="2986"/>
+        <w:gridCol w:w="2986"/>
+        <w:gridCol w:w="2986"/>
+      </w:tblGrid>
+      <w:tr>
+        <w:trPr>
+          <w:cantSplit/>
+        </w:trPr>
+        <w:tc>
+          <w:tcPr>
+            <w:tcW w:type="dxa" w:w="2986"/>
+            <w:tcBorders>
+              <w:bottom w:val="single" w:sz="4" w:space="0" w:color="000000"/>
+            </w:tcBorders>
+          </w:tcPr>
+          <w:p>
+            <w:pPr>
+              <w:keepNext/>
+              <w:spacing w:after="60" w:before="60" w:line="280" w:lineRule="exact"/>
+              <w:jc w:val="center"/>
+            </w:pPr>
+            <w:r>
+              <w:rPr>
+                <w:rFonts w:ascii="Times New Roman" w:hAnsi="Times New Roman" w:eastAsia="宋体"/>
+                <w:b w:val="0"/>
+                <w:sz w:val="20"/>
+              </w:rPr>
+            </w:r>
+            <w:r>
+              <w:rPr>
+                <w:rFonts w:ascii="Times New Roman" w:hAnsi="Times New Roman" w:eastAsia="宋体"/>
+                <w:b w:val="0"/>
+                <w:sz w:val="20"/>
+              </w:rPr>
+              <w:t>参数</w:t>
+            </w:r>
+          </w:p>
+        </w:tc>
+        <w:tc>
+          <w:tcPr>
+            <w:tcW w:type="dxa" w:w="2986"/>
+            <w:tcBorders>
+              <w:bottom w:val="single" w:sz="4" w:space="0" w:color="000000"/>
+            </w:tcBorders>
+          </w:tcPr>
+          <w:p>
+            <w:pPr>
+              <w:keepNext/>
+              <w:spacing w:after="60" w:before="60" w:line="280" w:lineRule="exact"/>
+              <w:jc w:val="center"/>
+            </w:pPr>
+            <w:r>
+              <w:rPr>
+                <w:rFonts w:ascii="Times New Roman" w:hAnsi="Times New Roman" w:eastAsia="宋体"/>
+                <w:b w:val="0"/>
+                <w:sz w:val="20"/>
+              </w:rPr>
+            </w:r>
+            <w:r>
+              <w:rPr>
+                <w:rFonts w:ascii="Times New Roman" w:hAnsi="Times New Roman" w:eastAsia="宋体"/>
+                <w:b w:val="0"/>
+                <w:sz w:val="20"/>
+              </w:rPr>
+              <w:t>采用值</w:t>
+            </w:r>
+          </w:p>
+        </w:tc>
+        <w:tc>
+          <w:tcPr>
+            <w:tcW w:type="dxa" w:w="2986"/>
+            <w:tcBorders>
+              <w:bottom w:val="single" w:sz="4" w:space="0" w:color="000000"/>
+            </w:tcBorders>
+          </w:tcPr>
+          <w:p>
+            <w:pPr>
+              <w:keepNext/>
+              <w:spacing w:after="60" w:before="60" w:line="280" w:lineRule="exact"/>
+              <w:jc w:val="center"/>
+            </w:pPr>
+            <w:r>
+              <w:rPr>
+                <w:rFonts w:ascii="Times New Roman" w:hAnsi="Times New Roman" w:eastAsia="宋体"/>
+                <w:b w:val="0"/>
+                <w:sz w:val="20"/>
+              </w:rPr>
+            </w:r>
+            <w:r>
+              <w:rPr>
+                <w:rFonts w:ascii="Times New Roman" w:hAnsi="Times New Roman" w:eastAsia="宋体"/>
+                <w:b w:val="0"/>
+                <w:sz w:val="20"/>
+              </w:rPr>
+              <w:t>作用</w:t>
+            </w:r>
+          </w:p>
+        </w:tc>
+      </w:tr>
+      <w:tr>
+        <w:trPr>
+          <w:cantSplit/>
+        </w:trPr>
+        <w:tc>
+          <w:tcPr>
+            <w:tcW w:type="dxa" w:w="2986"/>
+          </w:tcPr>
+          <w:p>
+            <w:pPr>
+              <w:keepNext/>
+              <w:spacing w:after="60" w:before="60" w:line="280" w:lineRule="exact"/>
+              <w:jc w:val="center"/>
+            </w:pPr>
+            <w:r>
+              <w:rPr>
+                <w:rFonts w:ascii="Times New Roman" w:hAnsi="Times New Roman" w:eastAsia="宋体"/>
+                <w:b w:val="0"/>
+                <w:sz w:val="20"/>
+              </w:rPr>
+            </w:r>
+            <w:r>
+              <w:rPr>
+                <w:rFonts w:ascii="Times New Roman" w:hAnsi="Times New Roman" w:eastAsia="宋体"/>
+                <w:b w:val="0"/>
+                <w:sz w:val="20"/>
+              </w:rPr>
+              <w:t>实现测角半界α_c</w:t>
+            </w:r>
+          </w:p>
+        </w:tc>
+        <w:tc>
+          <w:tcPr>
+            <w:tcW w:type="dxa" w:w="2986"/>
+          </w:tcPr>
+          <w:p>
+            <w:pPr>
+              <w:keepNext/>
+              <w:spacing w:after="60" w:before="60" w:line="280" w:lineRule="exact"/>
+              <w:jc w:val="center"/>
+            </w:pPr>
+            <w:r>
+              <w:rPr>
+                <w:rFonts w:ascii="Times New Roman" w:hAnsi="Times New Roman" w:eastAsia="宋体"/>
+                <w:b w:val="0"/>
+                <w:sz w:val="20"/>
+              </w:rPr>
+            </w:r>
+            <w:r>
+              <w:rPr>
+                <w:rFonts w:ascii="Times New Roman" w:hAnsi="Times New Roman" w:eastAsia="宋体"/>
+                <w:b w:val="0"/>
+                <w:sz w:val="20"/>
+              </w:rPr>
+              <w:t>1.005°</w:t>
+            </w:r>
+          </w:p>
+        </w:tc>
+        <w:tc>
+          <w:tcPr>
+            <w:tcW w:type="dxa" w:w="2986"/>
+          </w:tcPr>
+          <w:p>
+            <w:pPr>
+              <w:keepNext/>
+              <w:spacing w:after="60" w:before="60" w:line="280" w:lineRule="exact"/>
+              <w:jc w:val="center"/>
+            </w:pPr>
+            <w:r>
+              <w:rPr>
+                <w:rFonts w:ascii="Times New Roman" w:hAnsi="Times New Roman" w:eastAsia="宋体"/>
+                <w:b w:val="0"/>
+                <w:sz w:val="20"/>
+              </w:rPr>
+            </w:r>
+            <w:r>
+              <w:rPr>
+                <w:rFonts w:ascii="Times New Roman" w:hAnsi="Times New Roman" w:eastAsia="宋体"/>
+                <w:b w:val="0"/>
+                <w:sz w:val="20"/>
+              </w:rPr>
+              <w:t>保留题定误差及舍入裕量</w:t>
+            </w:r>
+          </w:p>
+        </w:tc>
+      </w:tr>
+      <w:tr>
+        <w:trPr>
+          <w:cantSplit/>
+        </w:trPr>
+        <w:tc>
+          <w:tcPr>
+            <w:tcW w:type="dxa" w:w="2986"/>
+          </w:tcPr>
+          <w:p>
+            <w:pPr>
+              <w:keepNext/>
+              <w:spacing w:after="60" w:before="60" w:line="280" w:lineRule="exact"/>
+              <w:jc w:val="center"/>
+            </w:pPr>
+            <w:r>
+              <w:rPr>
+                <w:rFonts w:ascii="Times New Roman" w:hAnsi="Times New Roman" w:eastAsia="宋体"/>
+                <w:b w:val="0"/>
+                <w:sz w:val="20"/>
+              </w:rPr>
+            </w:r>
+            <w:r>
+              <w:rPr>
+                <w:rFonts w:ascii="Times New Roman" w:hAnsi="Times New Roman" w:eastAsia="宋体"/>
+                <w:b w:val="0"/>
+                <w:sz w:val="20"/>
+              </w:rPr>
+              <w:t>认证清除半径</w:t>
+            </w:r>
+          </w:p>
+        </w:tc>
+        <w:tc>
+          <w:tcPr>
+            <w:tcW w:type="dxa" w:w="2986"/>
+          </w:tcPr>
+          <w:p>
+            <w:pPr>
+              <w:keepNext/>
+              <w:spacing w:after="60" w:before="60" w:line="280" w:lineRule="exact"/>
+              <w:jc w:val="center"/>
+            </w:pPr>
+            <w:r>
+              <w:rPr>
+                <w:rFonts w:ascii="Times New Roman" w:hAnsi="Times New Roman" w:eastAsia="宋体"/>
+                <w:b w:val="0"/>
+                <w:sz w:val="20"/>
+              </w:rPr>
+            </w:r>
+            <w:r>
+              <w:rPr>
+                <w:rFonts w:ascii="Times New Roman" w:hAnsi="Times New Roman" w:eastAsia="宋体"/>
+                <w:b w:val="0"/>
+                <w:sz w:val="20"/>
+              </w:rPr>
+              <w:t>19.9 m</w:t>
+            </w:r>
+          </w:p>
+        </w:tc>
+        <w:tc>
+          <w:tcPr>
+            <w:tcW w:type="dxa" w:w="2986"/>
+          </w:tcPr>
+          <w:p>
+            <w:pPr>
+              <w:keepNext/>
+              <w:spacing w:after="60" w:before="60" w:line="280" w:lineRule="exact"/>
+              <w:jc w:val="center"/>
+            </w:pPr>
+            <w:r>
+              <w:rPr>
+                <w:rFonts w:ascii="Times New Roman" w:hAnsi="Times New Roman" w:eastAsia="宋体"/>
+                <w:b w:val="0"/>
+                <w:sz w:val="20"/>
+              </w:rPr>
+            </w:r>
+            <w:r>
+              <w:rPr>
+                <w:rFonts w:ascii="Times New Roman" w:hAnsi="Times New Roman" w:eastAsia="宋体"/>
+                <w:b w:val="0"/>
+                <w:sz w:val="20"/>
+              </w:rPr>
+              <w:t>相对20 m清除范围留裕量</w:t>
+            </w:r>
+          </w:p>
+        </w:tc>
+      </w:tr>
+      <w:tr>
+        <w:trPr>
+          <w:cantSplit/>
+        </w:trPr>
+        <w:tc>
+          <w:tcPr>
+            <w:tcW w:type="dxa" w:w="2986"/>
+          </w:tcPr>
+          <w:p>
+            <w:pPr>
+              <w:keepNext/>
+              <w:spacing w:after="60" w:before="60" w:line="280" w:lineRule="exact"/>
+              <w:jc w:val="center"/>
+            </w:pPr>
+            <w:r>
+              <w:rPr>
+                <w:rFonts w:ascii="Times New Roman" w:hAnsi="Times New Roman" w:eastAsia="宋体"/>
+                <w:b w:val="0"/>
+                <w:sz w:val="20"/>
+              </w:rPr>
+            </w:r>
+            <w:r>
+              <w:rPr>
+                <w:rFonts w:ascii="Times New Roman" w:hAnsi="Times New Roman" w:eastAsia="宋体"/>
+                <w:b w:val="0"/>
+                <w:sz w:val="20"/>
+              </w:rPr>
+              <w:t>非认证试清阈值</w:t>
+            </w:r>
+          </w:p>
+        </w:tc>
+        <w:tc>
+          <w:tcPr>
+            <w:tcW w:type="dxa" w:w="2986"/>
+          </w:tcPr>
+          <w:p>
+            <w:pPr>
+              <w:keepNext/>
+              <w:spacing w:after="60" w:before="60" w:line="280" w:lineRule="exact"/>
+              <w:jc w:val="center"/>
+            </w:pPr>
+            <w:r>
+              <w:rPr>
+                <w:rFonts w:ascii="Times New Roman" w:hAnsi="Times New Roman" w:eastAsia="宋体"/>
+                <w:b w:val="0"/>
+                <w:sz w:val="20"/>
+              </w:rPr>
+            </w:r>
+            <w:r>
+              <w:rPr>
+                <w:rFonts w:ascii="Times New Roman" w:hAnsi="Times New Roman" w:eastAsia="宋体"/>
+                <w:b w:val="0"/>
+                <w:sz w:val="20"/>
+              </w:rPr>
+              <w:t>50 m，每频道至多1次</w:t>
+            </w:r>
+          </w:p>
+        </w:tc>
+        <w:tc>
+          <w:tcPr>
+            <w:tcW w:type="dxa" w:w="2986"/>
+          </w:tcPr>
+          <w:p>
+            <w:pPr>
+              <w:keepNext/>
+              <w:spacing w:after="60" w:before="60" w:line="280" w:lineRule="exact"/>
+              <w:jc w:val="center"/>
+            </w:pPr>
+            <w:r>
+              <w:rPr>
+                <w:rFonts w:ascii="Times New Roman" w:hAnsi="Times New Roman" w:eastAsia="宋体"/>
+                <w:b w:val="0"/>
+                <w:sz w:val="20"/>
+              </w:rPr>
+            </w:r>
+            <w:r>
+              <w:rPr>
+                <w:rFonts w:ascii="Times New Roman" w:hAnsi="Times New Roman" w:eastAsia="宋体"/>
+                <w:b w:val="0"/>
+                <w:sz w:val="20"/>
+              </w:rPr>
+              <w:t>失败后继续观测</w:t>
+            </w:r>
+          </w:p>
+        </w:tc>
+      </w:tr>
+      <w:tr>
+        <w:trPr>
+          <w:cantSplit/>
+        </w:trPr>
+        <w:tc>
+          <w:tcPr>
+            <w:tcW w:type="dxa" w:w="2986"/>
+          </w:tcPr>
+          <w:p>
+            <w:pPr>
+              <w:keepNext/>
+              <w:spacing w:after="60" w:before="60" w:line="280" w:lineRule="exact"/>
+              <w:jc w:val="center"/>
+            </w:pPr>
+            <w:r>
+              <w:rPr>
+                <w:rFonts w:ascii="Times New Roman" w:hAnsi="Times New Roman" w:eastAsia="宋体"/>
+                <w:b w:val="0"/>
+                <w:sz w:val="20"/>
+              </w:rPr>
+            </w:r>
+            <w:r>
+              <w:rPr>
+                <w:rFonts w:ascii="Times New Roman" w:hAnsi="Times New Roman" w:eastAsia="宋体"/>
+                <w:b w:val="0"/>
+                <w:sz w:val="20"/>
+              </w:rPr>
+              <w:t>初始共享基线</w:t>
+            </w:r>
+          </w:p>
+        </w:tc>
+        <w:tc>
+          <w:tcPr>
+            <w:tcW w:type="dxa" w:w="2986"/>
+          </w:tcPr>
+          <w:p>
+            <w:pPr>
+              <w:keepNext/>
+              <w:spacing w:after="60" w:before="60" w:line="280" w:lineRule="exact"/>
+              <w:jc w:val="center"/>
+            </w:pPr>
+            <w:r>
+              <w:rPr>
+                <w:rFonts w:ascii="Times New Roman" w:hAnsi="Times New Roman" w:eastAsia="宋体"/>
+                <w:b w:val="0"/>
+                <w:sz w:val="20"/>
+              </w:rPr>
+            </w:r>
+            <w:r>
+              <w:rPr>
+                <w:rFonts w:ascii="Times New Roman" w:hAnsi="Times New Roman" w:eastAsia="宋体"/>
+                <w:b w:val="0"/>
+                <w:sz w:val="20"/>
+              </w:rPr>
+              <w:t>100 m</w:t>
+            </w:r>
+          </w:p>
+        </w:tc>
+        <w:tc>
+          <w:tcPr>
+            <w:tcW w:type="dxa" w:w="2986"/>
+          </w:tcPr>
+          <w:p>
+            <w:pPr>
+              <w:keepNext/>
+              <w:spacing w:after="60" w:before="60" w:line="280" w:lineRule="exact"/>
+              <w:jc w:val="center"/>
+            </w:pPr>
+            <w:r>
+              <w:rPr>
+                <w:rFonts w:ascii="Times New Roman" w:hAnsi="Times New Roman" w:eastAsia="宋体"/>
+                <w:b w:val="0"/>
+                <w:sz w:val="20"/>
+              </w:rPr>
+            </w:r>
+            <w:r>
+              <w:rPr>
+                <w:rFonts w:ascii="Times New Roman" w:hAnsi="Times New Roman" w:eastAsia="宋体"/>
+                <w:b w:val="0"/>
+                <w:sz w:val="20"/>
+              </w:rPr>
+              <w:t>24个候选方向中选择</w:t>
+            </w:r>
+          </w:p>
+        </w:tc>
+      </w:tr>
+      <w:tr>
+        <w:trPr>
+          <w:cantSplit/>
+        </w:trPr>
+        <w:tc>
+          <w:tcPr>
+            <w:tcW w:type="dxa" w:w="2986"/>
+          </w:tcPr>
+          <w:p>
+            <w:pPr>
+              <w:keepNext/>
+              <w:spacing w:after="60" w:before="60" w:line="280" w:lineRule="exact"/>
+              <w:jc w:val="center"/>
+            </w:pPr>
+            <w:r>
+              <w:rPr>
+                <w:rFonts w:ascii="Times New Roman" w:hAnsi="Times New Roman" w:eastAsia="宋体"/>
+                <w:b w:val="0"/>
+                <w:sz w:val="20"/>
+              </w:rPr>
+            </w:r>
+            <w:r>
+              <w:rPr>
+                <w:rFonts w:ascii="Times New Roman" w:hAnsi="Times New Roman" w:eastAsia="宋体"/>
+                <w:b w:val="0"/>
+                <w:sz w:val="20"/>
+              </w:rPr>
+              <w:t>覆盖计算半径R_c</w:t>
+            </w:r>
+          </w:p>
+        </w:tc>
+        <w:tc>
+          <w:tcPr>
+            <w:tcW w:type="dxa" w:w="2986"/>
+          </w:tcPr>
+          <w:p>
+            <w:pPr>
+              <w:keepNext/>
+              <w:spacing w:after="60" w:before="60" w:line="280" w:lineRule="exact"/>
+              <w:jc w:val="center"/>
+            </w:pPr>
+            <w:r>
+              <w:rPr>
+                <w:rFonts w:ascii="Times New Roman" w:hAnsi="Times New Roman" w:eastAsia="宋体"/>
+                <w:b w:val="0"/>
+                <w:sz w:val="20"/>
+              </w:rPr>
+            </w:r>
+            <w:r>
+              <w:rPr>
+                <w:rFonts w:ascii="Times New Roman" w:hAnsi="Times New Roman" w:eastAsia="宋体"/>
+                <w:b w:val="0"/>
+                <w:sz w:val="20"/>
+              </w:rPr>
+              <w:t>999.99 m</w:t>
+            </w:r>
+          </w:p>
+        </w:tc>
+        <w:tc>
+          <w:tcPr>
+            <w:tcW w:type="dxa" w:w="2986"/>
+          </w:tcPr>
+          <w:p>
+            <w:pPr>
+              <w:keepNext/>
+              <w:spacing w:after="60" w:before="60" w:line="280" w:lineRule="exact"/>
+              <w:jc w:val="center"/>
+            </w:pPr>
+            <w:r>
+              <w:rPr>
+                <w:rFonts w:ascii="Times New Roman" w:hAnsi="Times New Roman" w:eastAsia="宋体"/>
+                <w:b w:val="0"/>
+                <w:sz w:val="20"/>
+              </w:rPr>
+            </w:r>
+            <w:r>
+              <w:rPr>
+                <w:rFonts w:ascii="Times New Roman" w:hAnsi="Times New Roman" w:eastAsia="宋体"/>
+                <w:b w:val="0"/>
+                <w:sz w:val="20"/>
+              </w:rPr>
+              <w:t>小于最小接收半径1000 m</w:t>
+            </w:r>
+          </w:p>
+        </w:tc>
+      </w:tr>
+      <w:tr>
+        <w:trPr>
+          <w:cantSplit/>
+        </w:trPr>
+        <w:tc>
+          <w:tcPr>
+            <w:tcW w:type="dxa" w:w="2986"/>
+          </w:tcPr>
+          <w:p>
+            <w:pPr>
+              <w:keepNext/>
+              <w:spacing w:after="60" w:before="60" w:line="280" w:lineRule="exact"/>
+              <w:jc w:val="center"/>
+            </w:pPr>
+            <w:r>
+              <w:rPr>
+                <w:rFonts w:ascii="Times New Roman" w:hAnsi="Times New Roman" w:eastAsia="宋体"/>
+                <w:b w:val="0"/>
+                <w:sz w:val="20"/>
+              </w:rPr>
+            </w:r>
+            <w:r>
+              <w:rPr>
+                <w:rFonts w:ascii="Times New Roman" w:hAnsi="Times New Roman" w:eastAsia="宋体"/>
+                <w:b w:val="0"/>
+                <w:sz w:val="20"/>
+              </w:rPr>
+              <w:t>外圈扫描点径向范围</w:t>
+            </w:r>
+          </w:p>
+        </w:tc>
+        <w:tc>
+          <w:tcPr>
+            <w:tcW w:type="dxa" w:w="2986"/>
+          </w:tcPr>
+          <w:p>
+            <w:pPr>
+              <w:keepNext/>
+              <w:spacing w:after="60" w:before="60" w:line="280" w:lineRule="exact"/>
+              <w:jc w:val="center"/>
+            </w:pPr>
+            <w:r>
+              <w:rPr>
+                <w:rFonts w:ascii="Times New Roman" w:hAnsi="Times New Roman" w:eastAsia="宋体"/>
+                <w:b w:val="0"/>
+                <w:sz w:val="20"/>
+              </w:rPr>
+            </w:r>
+            <w:r>
+              <w:rPr>
+                <w:rFonts w:ascii="Times New Roman" w:hAnsi="Times New Roman" w:eastAsia="宋体"/>
+                <w:b w:val="0"/>
+                <w:sz w:val="20"/>
+              </w:rPr>
+              <w:t>801—1660 m</w:t>
+            </w:r>
+          </w:p>
+        </w:tc>
+        <w:tc>
+          <w:tcPr>
+            <w:tcW w:type="dxa" w:w="2986"/>
+          </w:tcPr>
+          <w:p>
+            <w:pPr>
+              <w:keepNext/>
+              <w:spacing w:after="60" w:before="60" w:line="280" w:lineRule="exact"/>
+              <w:jc w:val="center"/>
+            </w:pPr>
+            <w:r>
+              <w:rPr>
+                <w:rFonts w:ascii="Times New Roman" w:hAnsi="Times New Roman" w:eastAsia="宋体"/>
+                <w:b w:val="0"/>
+                <w:sz w:val="20"/>
+              </w:rPr>
+            </w:r>
+            <w:r>
+              <w:rPr>
+                <w:rFonts w:ascii="Times New Roman" w:hAnsi="Times New Roman" w:eastAsia="宋体"/>
+                <w:b w:val="0"/>
+                <w:sz w:val="20"/>
+              </w:rPr>
+              <w:t>保持径向覆盖充分条件</w:t>
+            </w:r>
+          </w:p>
+        </w:tc>
+      </w:tr>
+      <w:tr>
+        <w:trPr>
+          <w:cantSplit/>
+        </w:trPr>
+        <w:tc>
+          <w:tcPr>
+            <w:tcW w:type="dxa" w:w="2986"/>
+          </w:tcPr>
+          <w:p>
+            <w:pPr>
+              <w:keepNext w:val="0"/>
+              <w:spacing w:after="60" w:before="60" w:line="280" w:lineRule="exact"/>
+              <w:jc w:val="center"/>
+            </w:pPr>
+            <w:r>
+              <w:rPr>
+                <w:rFonts w:ascii="Times New Roman" w:hAnsi="Times New Roman" w:eastAsia="宋体"/>
+                <w:b w:val="0"/>
+                <w:sz w:val="20"/>
+              </w:rPr>
+            </w:r>
+            <w:r>
+              <w:rPr>
+                <w:rFonts w:ascii="Times New Roman" w:hAnsi="Times New Roman" w:eastAsia="宋体"/>
+                <w:b w:val="0"/>
+                <w:sz w:val="20"/>
+              </w:rPr>
+              <w:t>弹性调整</w:t>
+            </w:r>
+          </w:p>
+        </w:tc>
+        <w:tc>
+          <w:tcPr>
+            <w:tcW w:type="dxa" w:w="2986"/>
+          </w:tcPr>
+          <w:p>
+            <w:pPr>
+              <w:keepNext w:val="0"/>
+              <w:spacing w:after="60" w:before="60" w:line="280" w:lineRule="exact"/>
+              <w:jc w:val="center"/>
+            </w:pPr>
+            <w:r>
+              <w:rPr>
+                <w:rFonts w:ascii="Times New Roman" w:hAnsi="Times New Roman" w:eastAsia="宋体"/>
+                <w:b w:val="0"/>
+                <w:sz w:val="20"/>
+              </w:rPr>
+            </w:r>
+            <w:r>
+              <w:rPr>
+                <w:rFonts w:ascii="Times New Roman" w:hAnsi="Times New Roman" w:eastAsia="宋体"/>
+                <w:b w:val="0"/>
+                <w:sz w:val="20"/>
+              </w:rPr>
+              <w:t>每次规划至多3轮</w:t>
+            </w:r>
+          </w:p>
+        </w:tc>
+        <w:tc>
+          <w:tcPr>
+            <w:tcW w:type="dxa" w:w="2986"/>
+          </w:tcPr>
+          <w:p>
+            <w:pPr>
+              <w:keepNext w:val="0"/>
+              <w:spacing w:after="60" w:before="60" w:line="280" w:lineRule="exact"/>
+              <w:jc w:val="center"/>
+            </w:pPr>
+            <w:r>
+              <w:rPr>
+                <w:rFonts w:ascii="Times New Roman" w:hAnsi="Times New Roman" w:eastAsia="宋体"/>
+                <w:b w:val="0"/>
+                <w:sz w:val="20"/>
+              </w:rPr>
+            </w:r>
+            <w:r>
+              <w:rPr>
+                <w:rFonts w:ascii="Times New Roman" w:hAnsi="Times New Roman" w:eastAsia="宋体"/>
+                <w:b w:val="0"/>
+                <w:sz w:val="20"/>
+              </w:rPr>
+              <w:t>无改进时提前结束</w:t>
+            </w:r>
+          </w:p>
+        </w:tc>
+      </w:tr>
+    </w:tbl>
     <w:p>
       <w:pPr>
         <w:pStyle w:val="Heading2"/>
@@ -9213,14 +10154,228 @@
           <w:b/>
           <w:sz w:val="24"/>
         </w:rPr>
-        <w:t>5.2 策略与算法求解</w:t>
-      </w:r>
-    </w:p>
-    <w:p>
-      <w:pPr>
-        <w:widowControl/>
-        <w:spacing w:before="0" w:after="240" w:line="300" w:lineRule="auto"/>
-      </w:pPr>
+        <w:t>5.2 正负观测共同约束位置</w:t>
+      </w:r>
+    </w:p>
+    <w:p>
+      <w:pPr>
+        <w:widowControl/>
+        <w:spacing w:before="0" w:after="0" w:line="360" w:lineRule="exact"/>
+        <w:ind w:firstLine="480"/>
+      </w:pPr>
+      <w:r>
+        <w:rPr>
+          <w:rFonts w:ascii="Times New Roman" w:hAnsi="Times New Roman" w:eastAsia="宋体"/>
+          <w:b w:val="0"/>
+          <w:sz w:val="24"/>
+        </w:rPr>
+        <w:t>每个新发现频道先按问题二建立圆域、首次1500 m接收圆及示向楔形的外包交集。后续有效示向度与现有多边形求交，从而持久化全部有用信息。初始圆的外切128边形近似与前两问一致；相同频道和相同位置的检测结果使用缓存，避免为固定地点误差支付重复检测费用。</w:t>
+      </w:r>
+    </w:p>
+    <w:p>
+      <w:pPr>
+        <w:keepNext/>
+        <w:widowControl/>
+        <w:spacing w:before="0" w:after="0" w:line="360" w:lineRule="exact"/>
+        <w:ind w:firstLine="480"/>
+      </w:pPr>
+      <w:r>
+        <w:rPr>
+          <w:rFonts w:ascii="Times New Roman" w:hAnsi="Times New Roman" w:eastAsia="宋体"/>
+          <w:b w:val="0"/>
+          <w:sz w:val="24"/>
+        </w:rPr>
+        <w:t>全向源在固定接收半径R内可见。设同一频道在s处有信号、在n处无信号，则源位置g满足式(27)。消去未知R并展开距离平方，可得到不含R的线性半平面约束式(28)。因此，“接收不到”与“接收到”的相对位置也能约束源，而不必等到所有观测都返回示向度。</w:t>
+      </w:r>
+    </w:p>
+    <w:p>
+      <w:pPr>
+        <w:keepNext/>
+        <w:widowControl/>
+        <w:spacing w:before="60" w:after="60" w:line="300" w:lineRule="auto"/>
+        <w:jc w:val="center"/>
+      </w:pPr>
+      <m:oMathPara>
+        <m:oMath>
+          <m:r>
+            <m:t>|</m:t>
+          </m:r>
+          <m:r>
+            <m:t>g-s</m:t>
+          </m:r>
+          <m:sSub>
+            <m:e>
+              <m:r>
+                <m:t>|</m:t>
+              </m:r>
+            </m:e>
+            <m:sub>
+              <m:r>
+                <m:t>2</m:t>
+              </m:r>
+            </m:sub>
+          </m:sSub>
+          <m:r>
+            <m:t>≤</m:t>
+          </m:r>
+          <m:r>
+            <m:t xml:space="preserve"> R&lt;</m:t>
+          </m:r>
+          <m:r>
+            <m:t>|</m:t>
+          </m:r>
+          <m:r>
+            <m:t>g-n</m:t>
+          </m:r>
+          <m:sSub>
+            <m:e>
+              <m:r>
+                <m:t>|</m:t>
+              </m:r>
+            </m:e>
+            <m:sub>
+              <m:r>
+                <m:t>2</m:t>
+              </m:r>
+            </m:sub>
+          </m:sSub>
+          <m:r>
+            <m:t>,</m:t>
+          </m:r>
+          <m:r>
+            <m:t xml:space="preserve">  </m:t>
+          </m:r>
+          <m:r>
+            <m:t>1000</m:t>
+          </m:r>
+          <m:r>
+            <m:t>≤</m:t>
+          </m:r>
+          <m:r>
+            <m:t xml:space="preserve"> R</m:t>
+          </m:r>
+          <m:r>
+            <m:t>≤</m:t>
+          </m:r>
+          <m:r>
+            <m:t>1500</m:t>
+          </m:r>
+          <m:r>
+            <m:t xml:space="preserve">  </m:t>
+          </m:r>
+          <m:r>
+            <m:t xml:space="preserve"> (27)</m:t>
+          </m:r>
+        </m:oMath>
+      </m:oMathPara>
+    </w:p>
+    <w:p>
+      <w:pPr>
+        <w:widowControl/>
+        <w:spacing w:before="60" w:after="60" w:line="300" w:lineRule="auto"/>
+        <w:jc w:val="center"/>
+      </w:pPr>
+      <m:oMathPara>
+        <m:oMath>
+          <m:r>
+            <m:t>2(n-s)</m:t>
+          </m:r>
+          <m:r>
+            <m:t>·</m:t>
+          </m:r>
+          <m:r>
+            <m:t xml:space="preserve"> g</m:t>
+          </m:r>
+          <m:r>
+            <m:t>≤</m:t>
+          </m:r>
+          <m:r>
+            <m:t>|</m:t>
+          </m:r>
+          <m:r>
+            <m:t>n</m:t>
+          </m:r>
+          <m:sSubSup>
+            <m:e>
+              <m:r>
+                <m:t>|</m:t>
+              </m:r>
+            </m:e>
+            <m:sub>
+              <m:r>
+                <m:t>2</m:t>
+              </m:r>
+            </m:sub>
+            <m:sup>
+              <m:r>
+                <m:t>2</m:t>
+              </m:r>
+            </m:sup>
+          </m:sSubSup>
+          <m:r>
+            <m:t>-</m:t>
+          </m:r>
+          <m:r>
+            <m:t>|</m:t>
+          </m:r>
+          <m:r>
+            <m:t>s</m:t>
+          </m:r>
+          <m:sSubSup>
+            <m:e>
+              <m:r>
+                <m:t>|</m:t>
+              </m:r>
+            </m:e>
+            <m:sub>
+              <m:r>
+                <m:t>2</m:t>
+              </m:r>
+            </m:sub>
+            <m:sup>
+              <m:r>
+                <m:t>2</m:t>
+              </m:r>
+            </m:sup>
+          </m:sSubSup>
+          <m:r>
+            <m:t xml:space="preserve">  </m:t>
+          </m:r>
+          <m:r>
+            <m:t xml:space="preserve"> (28)</m:t>
+          </m:r>
+        </m:oMath>
+      </m:oMathPara>
+    </w:p>
+    <w:p>
+      <w:pPr>
+        <w:widowControl/>
+        <w:spacing w:before="0" w:after="0" w:line="360" w:lineRule="exact"/>
+        <w:ind w:firstLine="480"/>
+      </w:pPr>
+      <w:r>
+        <w:rPr>
+          <w:rFonts w:ascii="Times New Roman" w:hAnsi="Times New Roman" w:eastAsia="宋体"/>
+          <w:b w:val="0"/>
+          <w:sz w:val="24"/>
+        </w:rPr>
+        <w:t>由R≥1000 m，无信号测点n周围的1000 m圆内不可能存在该全向源。圆外截取可能产生非凸或不连通的区域，程序保留外部顶点和边—圆交点，再取凸包，作为剩余可行集的保守外包络；实现采用略小于1000 m的排除半径。凸化可能重新纳入部分已排除位置，因此会损失约束强度，但不会主动删除合法源位置。正负观测对的半平面随后继续裁剪该凸多边形。</w:t>
+      </w:r>
+    </w:p>
+    <w:p>
+      <w:pPr>
+        <w:widowControl/>
+        <w:spacing w:before="0" w:after="0" w:line="360" w:lineRule="exact"/>
+        <w:ind w:firstLine="480"/>
+      </w:pPr>
+      <w:r>
+        <w:rPr>
+          <w:rFonts w:ascii="Times New Roman" w:hAnsi="Times New Roman" w:eastAsia="宋体"/>
+          <w:b w:val="0"/>
+          <w:sz w:val="24"/>
+        </w:rPr>
+        <w:t>这些约束依赖静态全向接收机制：同一频道的R在任务中不变，且接收范围内无漏检。定向源在半径内也可能无信号，因而本节的无信号排除规则不能直接用于问题四。网络异常或接口拒绝也不属于no_signal；程序须将二者与合法的无信号响应区分。</w:t>
+      </w:r>
     </w:p>
     <w:p>
       <w:pPr>
@@ -9236,14 +10391,541 @@
           <w:b/>
           <w:sz w:val="24"/>
         </w:rPr>
-        <w:t>5.3 演练测试及结果分析</w:t>
-      </w:r>
-    </w:p>
-    <w:p>
-      <w:pPr>
-        <w:widowControl/>
-        <w:spacing w:before="0" w:after="240" w:line="300" w:lineRule="auto"/>
-      </w:pPr>
+        <w:t>5.3 由圆周覆盖推出整个目标圆域覆盖</w:t>
+      </w:r>
+    </w:p>
+    <w:p>
+      <w:pPr>
+        <w:widowControl/>
+        <w:spacing w:before="0" w:after="0" w:line="360" w:lineRule="exact"/>
+        <w:ind w:firstLine="480"/>
+      </w:pPr>
+      <w:r>
+        <w:rPr>
+          <w:rFonts w:ascii="Times New Roman" w:hAnsi="Times New Roman" w:eastAsia="宋体"/>
+          <w:b w:val="0"/>
+          <w:sz w:val="24"/>
+        </w:rPr>
+        <w:t>搜索从原点开始，对所有尚未知的频道完成扫描。外圈初始设置6个检测点，分别位于半径1200 m、相邻方位相差60°的位置。该初始布局提供覆盖基础，之后允许扫描点随访问路线移动，但每次移动都必须保留连续覆盖。某次只复测已发现频道的共享观测不算完整扫描；只有对所有仍未知频道都完成检测的位置，才能进入覆盖位置集合。</w:t>
+      </w:r>
+    </w:p>
+    <w:p>
+      <w:pPr>
+        <w:keepNext/>
+        <w:widowControl/>
+        <w:spacing w:before="0" w:after="0" w:line="360" w:lineRule="exact"/>
+        <w:ind w:firstLine="480"/>
+      </w:pPr>
+      <w:r>
+        <w:rPr>
+          <w:rFonts w:ascii="Times New Roman" w:hAnsi="Times New Roman" w:eastAsia="宋体"/>
+          <w:b w:val="0"/>
+          <w:sz w:val="24"/>
+        </w:rPr>
+        <w:t>令外圈扫描点为p_j，其径向距离为r_j、极角为β_j，覆盖计算半径取R_c=999.99 m。在半径1800 m的圆周上，点p_j能够覆盖的方位半宽由余弦定理得到式(29)。计算中β_j与ω_j使用弧度；跨越0的区间拆为两段后，排序合并圆周区间。</w:t>
+      </w:r>
+    </w:p>
+    <w:p>
+      <w:pPr>
+        <w:keepNext/>
+        <w:widowControl/>
+        <w:spacing w:before="60" w:after="60" w:line="300" w:lineRule="auto"/>
+        <w:jc w:val="center"/>
+      </w:pPr>
+      <m:oMathPara>
+        <m:oMath>
+          <m:sSub>
+            <m:e>
+              <m:r>
+                <m:t>ω</m:t>
+              </m:r>
+            </m:e>
+            <m:sub>
+              <m:r>
+                <m:t>j</m:t>
+              </m:r>
+            </m:sub>
+          </m:sSub>
+          <m:r>
+            <m:t>=</m:t>
+          </m:r>
+          <m:r>
+            <m:t>arccos</m:t>
+          </m:r>
+          <m:f>
+            <m:num>
+              <m:sSup>
+                <m:e>
+                  <m:r>
+                    <m:t>1800</m:t>
+                  </m:r>
+                </m:e>
+                <m:sup>
+                  <m:r>
+                    <m:t>2</m:t>
+                  </m:r>
+                </m:sup>
+              </m:sSup>
+              <m:sSubSup>
+                <m:e>
+                  <m:r>
+                    <m:t>+r</m:t>
+                  </m:r>
+                </m:e>
+                <m:sub>
+                  <m:r>
+                    <m:t>j</m:t>
+                  </m:r>
+                </m:sub>
+                <m:sup>
+                  <m:r>
+                    <m:t>2</m:t>
+                  </m:r>
+                </m:sup>
+              </m:sSubSup>
+              <m:sSubSup>
+                <m:e>
+                  <m:r>
+                    <m:t>-R</m:t>
+                  </m:r>
+                </m:e>
+                <m:sub>
+                  <m:r>
+                    <m:t>c</m:t>
+                  </m:r>
+                </m:sub>
+                <m:sup>
+                  <m:r>
+                    <m:t>2</m:t>
+                  </m:r>
+                </m:sup>
+              </m:sSubSup>
+            </m:num>
+            <m:den>
+              <m:sSub>
+                <m:e>
+                  <m:r>
+                    <m:t>3600r</m:t>
+                  </m:r>
+                </m:e>
+                <m:sub>
+                  <m:r>
+                    <m:t>j</m:t>
+                  </m:r>
+                </m:sub>
+              </m:sSub>
+            </m:den>
+          </m:f>
+          <m:r>
+            <m:t>,</m:t>
+          </m:r>
+          <m:r>
+            <m:t xml:space="preserve">  </m:t>
+          </m:r>
+          <m:sSub>
+            <m:e>
+              <m:r>
+                <m:t xml:space="preserve"> I</m:t>
+              </m:r>
+            </m:e>
+            <m:sub>
+              <m:r>
+                <m:t>j</m:t>
+              </m:r>
+            </m:sub>
+          </m:sSub>
+          <m:r>
+            <m:t>=[</m:t>
+          </m:r>
+          <m:sSub>
+            <m:e>
+              <m:r>
+                <m:t>β</m:t>
+              </m:r>
+            </m:e>
+            <m:sub>
+              <m:r>
+                <m:t>j</m:t>
+              </m:r>
+            </m:sub>
+          </m:sSub>
+          <m:r>
+            <m:t>-</m:t>
+          </m:r>
+          <m:sSub>
+            <m:e>
+              <m:r>
+                <m:t>ω</m:t>
+              </m:r>
+            </m:e>
+            <m:sub>
+              <m:r>
+                <m:t>j</m:t>
+              </m:r>
+            </m:sub>
+          </m:sSub>
+          <m:r>
+            <m:t>,</m:t>
+          </m:r>
+          <m:sSub>
+            <m:e>
+              <m:r>
+                <m:t>β</m:t>
+              </m:r>
+            </m:e>
+            <m:sub>
+              <m:r>
+                <m:t>j</m:t>
+              </m:r>
+            </m:sub>
+          </m:sSub>
+          <m:r>
+            <m:t>+</m:t>
+          </m:r>
+          <m:sSub>
+            <m:e>
+              <m:r>
+                <m:t>ω</m:t>
+              </m:r>
+            </m:e>
+            <m:sub>
+              <m:r>
+                <m:t>j</m:t>
+              </m:r>
+            </m:sub>
+          </m:sSub>
+          <m:r>
+            <m:t>]</m:t>
+          </m:r>
+          <m:r>
+            <m:t xml:space="preserve">  </m:t>
+          </m:r>
+          <m:r>
+            <m:t xml:space="preserve"> (29)</m:t>
+          </m:r>
+        </m:oMath>
+      </m:oMathPara>
+    </w:p>
+    <w:p>
+      <w:pPr>
+        <w:widowControl/>
+        <w:spacing w:before="60" w:after="60" w:line="300" w:lineRule="auto"/>
+        <w:jc w:val="center"/>
+      </w:pPr>
+      <m:oMathPara>
+        <m:oMath>
+          <m:sSub>
+            <m:e>
+              <m:r>
+                <m:t>⋃</m:t>
+              </m:r>
+            </m:e>
+            <m:sub>
+              <m:r>
+                <m:t>j</m:t>
+              </m:r>
+            </m:sub>
+          </m:sSub>
+          <m:sSub>
+            <m:e>
+              <m:r>
+                <m:t xml:space="preserve"> I</m:t>
+              </m:r>
+            </m:e>
+            <m:sub>
+              <m:r>
+                <m:t>j</m:t>
+              </m:r>
+            </m:sub>
+          </m:sSub>
+          <m:r>
+            <m:t>=[0,2</m:t>
+          </m:r>
+          <m:r>
+            <m:t>π</m:t>
+          </m:r>
+          <m:r>
+            <m:t>]</m:t>
+          </m:r>
+          <m:r>
+            <m:t xml:space="preserve">  </m:t>
+          </m:r>
+          <m:r>
+            <m:t>（按圆周区间合并）</m:t>
+          </m:r>
+          <m:r>
+            <m:t xml:space="preserve">  </m:t>
+          </m:r>
+          <m:r>
+            <m:t xml:space="preserve"> (30)</m:t>
+          </m:r>
+        </m:oMath>
+      </m:oMathPara>
+    </w:p>
+    <w:p>
+      <w:pPr>
+        <w:keepNext/>
+        <w:widowControl/>
+        <w:spacing w:before="0" w:after="0" w:line="360" w:lineRule="exact"/>
+        <w:ind w:firstLine="480"/>
+      </w:pPr>
+      <w:r>
+        <w:rPr>
+          <w:rFonts w:ascii="Times New Roman" w:hAnsi="Times New Roman" w:eastAsia="宋体"/>
+          <w:b w:val="0"/>
+          <w:sz w:val="24"/>
+        </w:rPr>
+        <w:t>仅覆盖边界并不足以一般性地推出内部覆盖。这里还利用原点扫描与外点径向上界。固定任意圆周方向的单位向量d，按式(30)选一个覆盖1800d的外点p，令f(ρ)=‖ρd−p‖²。由f(1800)≤R_c²得式(31)；再代入ρ=1000，可得式(32)。</w:t>
+      </w:r>
+    </w:p>
+    <w:p>
+      <w:pPr>
+        <w:keepNext/>
+        <w:widowControl/>
+        <w:spacing w:before="60" w:after="60" w:line="300" w:lineRule="auto"/>
+        <w:jc w:val="center"/>
+      </w:pPr>
+      <m:oMathPara>
+        <m:oMath>
+          <m:r>
+            <m:t>p</m:t>
+          </m:r>
+          <m:r>
+            <m:t>·</m:t>
+          </m:r>
+          <m:r>
+            <m:t xml:space="preserve"> d</m:t>
+          </m:r>
+          <m:r>
+            <m:t>≥</m:t>
+          </m:r>
+          <m:f>
+            <m:num>
+              <m:sSup>
+                <m:e>
+                  <m:r>
+                    <m:t>1800</m:t>
+                  </m:r>
+                </m:e>
+                <m:sup>
+                  <m:r>
+                    <m:t>2</m:t>
+                  </m:r>
+                </m:sup>
+              </m:sSup>
+              <m:r>
+                <m:t>+</m:t>
+              </m:r>
+              <m:r>
+                <m:t>|</m:t>
+              </m:r>
+              <m:r>
+                <m:t>p</m:t>
+              </m:r>
+              <m:sSubSup>
+                <m:e>
+                  <m:r>
+                    <m:t>|</m:t>
+                  </m:r>
+                </m:e>
+                <m:sub>
+                  <m:r>
+                    <m:t>2</m:t>
+                  </m:r>
+                </m:sub>
+                <m:sup>
+                  <m:r>
+                    <m:t>2</m:t>
+                  </m:r>
+                </m:sup>
+              </m:sSubSup>
+              <m:sSubSup>
+                <m:e>
+                  <m:r>
+                    <m:t>-R</m:t>
+                  </m:r>
+                </m:e>
+                <m:sub>
+                  <m:r>
+                    <m:t>c</m:t>
+                  </m:r>
+                </m:sub>
+                <m:sup>
+                  <m:r>
+                    <m:t>2</m:t>
+                  </m:r>
+                </m:sup>
+              </m:sSubSup>
+            </m:num>
+            <m:den>
+              <m:r>
+                <m:t>3600</m:t>
+              </m:r>
+            </m:den>
+          </m:f>
+          <m:r>
+            <m:t xml:space="preserve">  </m:t>
+          </m:r>
+          <m:r>
+            <m:t xml:space="preserve"> (31)</m:t>
+          </m:r>
+        </m:oMath>
+      </m:oMathPara>
+    </w:p>
+    <w:p>
+      <w:pPr>
+        <w:widowControl/>
+        <w:spacing w:before="60" w:after="60" w:line="300" w:lineRule="auto"/>
+        <w:jc w:val="center"/>
+      </w:pPr>
+      <m:oMathPara>
+        <m:oMath>
+          <m:r>
+            <m:t>f(1000)</m:t>
+          </m:r>
+          <m:r>
+            <m:t>≤</m:t>
+          </m:r>
+          <m:f>
+            <m:num>
+              <m:r>
+                <m:t>4</m:t>
+              </m:r>
+            </m:num>
+            <m:den>
+              <m:r>
+                <m:t>9</m:t>
+              </m:r>
+            </m:den>
+          </m:f>
+          <m:r>
+            <m:t>|</m:t>
+          </m:r>
+          <m:r>
+            <m:t>p</m:t>
+          </m:r>
+          <m:sSubSup>
+            <m:e>
+              <m:r>
+                <m:t>|</m:t>
+              </m:r>
+            </m:e>
+            <m:sub>
+              <m:r>
+                <m:t>2</m:t>
+              </m:r>
+            </m:sub>
+            <m:sup>
+              <m:r>
+                <m:t>2</m:t>
+              </m:r>
+            </m:sup>
+          </m:sSubSup>
+          <m:r>
+            <m:t>-800000+</m:t>
+          </m:r>
+          <m:f>
+            <m:num>
+              <m:r>
+                <m:t>5</m:t>
+              </m:r>
+            </m:num>
+            <m:den>
+              <m:r>
+                <m:t>9</m:t>
+              </m:r>
+            </m:den>
+          </m:f>
+          <m:sSubSup>
+            <m:e>
+              <m:r>
+                <m:t>R</m:t>
+              </m:r>
+            </m:e>
+            <m:sub>
+              <m:r>
+                <m:t>c</m:t>
+              </m:r>
+            </m:sub>
+            <m:sup>
+              <m:r>
+                <m:t>2</m:t>
+              </m:r>
+            </m:sup>
+          </m:sSubSup>
+          <m:r>
+            <m:t>≤</m:t>
+          </m:r>
+          <m:sSubSup>
+            <m:e>
+              <m:r>
+                <m:t>980255.556&lt;R</m:t>
+              </m:r>
+            </m:e>
+            <m:sub>
+              <m:r>
+                <m:t>c</m:t>
+              </m:r>
+            </m:sub>
+            <m:sup>
+              <m:r>
+                <m:t>2</m:t>
+              </m:r>
+            </m:sup>
+          </m:sSubSup>
+          <m:r>
+            <m:t xml:space="preserve">  </m:t>
+          </m:r>
+          <m:r>
+            <m:t xml:space="preserve"> (32)</m:t>
+          </m:r>
+        </m:oMath>
+      </m:oMathPara>
+    </w:p>
+    <w:p>
+      <w:pPr>
+        <w:widowControl/>
+        <w:spacing w:before="0" w:after="0" w:line="360" w:lineRule="exact"/>
+        <w:ind w:firstLine="480"/>
+      </w:pPr>
+      <w:r>
+        <w:rPr>
+          <w:rFonts w:ascii="Times New Roman" w:hAnsi="Times New Roman" w:eastAsia="宋体"/>
+          <w:b w:val="0"/>
+          <w:sz w:val="24"/>
+        </w:rPr>
+        <w:t>式(32)最后一步使用‖p‖≤1660 m。函数f关于ρ为凸二次函数，故在闭区间1000≤ρ≤1800上的最大值不超过两端值；同一个外点p覆盖该方向上的整段。半径不超过1000 m的内部圆盘由原点扫描覆盖。因此，在本节径向约束下，原点扫描加整周圆弧覆盖能够保证整个1800 m圆域至少落入一个已完成扫描的1000 m接收圆。</w:t>
+      </w:r>
+    </w:p>
+    <w:p>
+      <w:pPr>
+        <w:widowControl/>
+        <w:spacing w:before="0" w:after="0" w:line="360" w:lineRule="exact"/>
+        <w:ind w:firstLine="480"/>
+      </w:pPr>
+      <w:r>
+        <w:rPr>
+          <w:rFonts w:ascii="Times New Roman" w:hAnsi="Times New Roman" w:eastAsia="宋体"/>
+          <w:b w:val="0"/>
+          <w:sz w:val="24"/>
+        </w:rPr>
+        <w:t>初始六点的r_j=1200 m，对应ω_j略大于30°，故相邻圆弧相接并有正裕量。每次弹性调整都以“已完成扫描的位置＋全部尚待扫描的位置”重新检查式(30)，只接受保持整周覆盖的移动。全部外圈扫描任务执行完毕后，再用实际扫描位置复核同一条件，避免把规划位置当作已经获取的观测。旧的100 m网格剩余格数仅保留为诊断量，不作为该最终版本的结束判据。</w:t>
+      </w:r>
+    </w:p>
+    <w:p>
+      <w:pPr>
+        <w:widowControl/>
+        <w:spacing w:before="0" w:after="0" w:line="360" w:lineRule="exact"/>
+        <w:ind w:firstLine="480"/>
+      </w:pPr>
+      <w:r>
+        <w:rPr>
+          <w:rFonts w:ascii="Times New Roman" w:hAnsi="Times New Roman" w:eastAsia="宋体"/>
+          <w:b w:val="0"/>
+          <w:sz w:val="24"/>
+        </w:rPr>
+        <w:t>若所有扫描任务已执行、覆盖条件成立且H为空，则未发现频道在整个目标域内都不存在未清源，任务结束。若已成功清除16个不同频道，则由题定总数上界也可立即结束。上述完整性结论以合法响应、题定模型及充分运行预算为前提；若预算耗尽、接口异常或认证清除失败，程序应报告对应状态，不能将中断记为完整清除。</w:t>
+      </w:r>
     </w:p>
     <w:p>
       <w:pPr>
@@ -9259,15 +10941,5095 @@
           <w:b/>
           <w:sz w:val="24"/>
         </w:rPr>
-        <w:t>5.4 正式测试结果</w:t>
-      </w:r>
-    </w:p>
-    <w:p>
-      <w:pPr>
-        <w:widowControl/>
-        <w:spacing w:before="0" w:after="240" w:line="300" w:lineRule="auto"/>
-      </w:pPr>
-    </w:p>
+        <w:t>5.4 初始先导观测与停点共享测向</w:t>
+      </w:r>
+    </w:p>
+    <w:p>
+      <w:pPr>
+        <w:widowControl/>
+        <w:spacing w:before="0" w:after="0" w:line="360" w:lineRule="exact"/>
+        <w:ind w:firstLine="480"/>
+      </w:pPr>
+      <w:r>
+        <w:rPr>
+          <w:rFonts w:ascii="Times New Roman" w:hAnsi="Times New Roman" w:eastAsia="宋体"/>
+          <w:b w:val="0"/>
+          <w:sz w:val="24"/>
+        </w:rPr>
+        <w:t>原点扫描可能同时发现多个源，但各自可行域沿初始示向方向较长。直接按其包围圆心规划路线，会因距离估计不准产生绕行。最终策略在原点扫描后仍有至少两条未清轨迹时，增加一次100 m的共享先导移动：从0°至345°、每隔15°产生一个候选方向，并在同一先导点复测所有已知未清频道。</w:t>
+      </w:r>
+    </w:p>
+    <w:p>
+      <w:pPr>
+        <w:keepNext/>
+        <w:widowControl/>
+        <w:spacing w:before="0" w:after="0" w:line="360" w:lineRule="exact"/>
+        <w:ind w:firstLine="480"/>
+      </w:pPr>
+      <w:r>
+        <w:rPr>
+          <w:rFonts w:ascii="Times New Roman" w:hAnsi="Times New Roman" w:eastAsia="宋体"/>
+          <w:b w:val="0"/>
+          <w:sz w:val="24"/>
+        </w:rPr>
+        <w:t>设原点为O，某轨迹的包围圆心和半径为c_c、r_c，候选先导点为q。以O与q观察c_c的名义交会角记为φ_c(q)，程序用式(33)比较24个候选位置。0.035近似表示两倍角误差的弧度量级，0.015为防止近共线分母过小的截断值。该代价是用来选方向的启发式估计，不是对真实定位半径的严格上界。</w:t>
+      </w:r>
+    </w:p>
+    <w:p>
+      <w:pPr>
+        <w:widowControl/>
+        <w:spacing w:before="60" w:after="60" w:line="300" w:lineRule="auto"/>
+        <w:jc w:val="center"/>
+      </w:pPr>
+      <m:oMathPara>
+        <m:oMath>
+          <m:r>
+            <m:t>Ψ</m:t>
+          </m:r>
+          <m:r>
+            <m:t>(q)=</m:t>
+          </m:r>
+          <m:sSub>
+            <m:e>
+              <m:r>
+                <m:t>∑</m:t>
+              </m:r>
+            </m:e>
+            <m:sub>
+              <m:r>
+                <m:t>c</m:t>
+              </m:r>
+              <m:r>
+                <m:t>∈</m:t>
+              </m:r>
+              <m:r>
+                <m:t xml:space="preserve"> H</m:t>
+              </m:r>
+            </m:sub>
+          </m:sSub>
+          <m:r>
+            <m:t>min</m:t>
+          </m:r>
+          <m:sSub>
+            <m:e>
+              <m:r>
+                <m:t>(r</m:t>
+              </m:r>
+            </m:e>
+            <m:sub>
+              <m:r>
+                <m:t>c</m:t>
+              </m:r>
+            </m:sub>
+          </m:sSub>
+          <m:r>
+            <m:t>,</m:t>
+          </m:r>
+          <m:f>
+            <m:num>
+              <m:r>
+                <m:t>0.035</m:t>
+              </m:r>
+              <m:r>
+                <m:t>|</m:t>
+              </m:r>
+              <m:sSub>
+                <m:e>
+                  <m:r>
+                    <m:t>q-c</m:t>
+                  </m:r>
+                </m:e>
+                <m:sub>
+                  <m:r>
+                    <m:t>c</m:t>
+                  </m:r>
+                </m:sub>
+              </m:sSub>
+              <m:sSub>
+                <m:e>
+                  <m:r>
+                    <m:t>|</m:t>
+                  </m:r>
+                </m:e>
+                <m:sub>
+                  <m:r>
+                    <m:t>2</m:t>
+                  </m:r>
+                </m:sub>
+              </m:sSub>
+            </m:num>
+            <m:den>
+              <m:r>
+                <m:t>max</m:t>
+              </m:r>
+              <m:r>
+                <m:t>(|</m:t>
+              </m:r>
+              <m:r>
+                <m:t>sin</m:t>
+              </m:r>
+              <m:sSub>
+                <m:e>
+                  <m:r>
+                    <m:t>φ</m:t>
+                  </m:r>
+                </m:e>
+                <m:sub>
+                  <m:r>
+                    <m:t>c</m:t>
+                  </m:r>
+                </m:sub>
+              </m:sSub>
+              <m:r>
+                <m:t>(q)|,0.015)</m:t>
+              </m:r>
+            </m:den>
+          </m:f>
+          <m:r>
+            <m:t>)</m:t>
+          </m:r>
+          <m:r>
+            <m:t xml:space="preserve">  </m:t>
+          </m:r>
+          <m:r>
+            <m:t xml:space="preserve"> (33)</m:t>
+          </m:r>
+        </m:oMath>
+      </m:oMathPara>
+    </w:p>
+    <w:p>
+      <w:pPr>
+        <w:widowControl/>
+        <w:spacing w:before="0" w:after="0" w:line="360" w:lineRule="exact"/>
+        <w:ind w:firstLine="480"/>
+      </w:pPr>
+      <w:r>
+        <w:rPr>
+          <w:rFonts w:ascii="Times New Roman" w:hAnsi="Times New Roman" w:eastAsia="宋体"/>
+          <w:b w:val="0"/>
+          <w:sz w:val="24"/>
+        </w:rPr>
+        <w:t>先导长度采用开发集比较选定的100 m。该点只测已知频道，不计入完整覆盖扫描集合；若没有足够的已知轨迹，则不支付这次先导移动。与此同时，机器狗在定位、清除或扫描停点，针对其他有潜在收益的已知频道共享测向，使一次移动同时改善多个P_c。</w:t>
+      </w:r>
+    </w:p>
+    <w:p>
+      <w:pPr>
+        <w:widowControl/>
+        <w:spacing w:before="0" w:after="0" w:line="360" w:lineRule="exact"/>
+        <w:ind w:firstLine="480"/>
+      </w:pPr>
+      <w:r>
+        <w:rPr>
+          <w:rFonts w:ascii="Times New Roman" w:hAnsi="Times New Roman" w:eastAsia="宋体"/>
+          <w:b w:val="0"/>
+          <w:sz w:val="24"/>
+        </w:rPr>
+        <w:t>共享触发条件为：包围圆半径仍大于19.9 m，当前位置到名义圆心不超过1150 m，与该频道上次测点相距至少60 m，并且两条名义视线交会角的正弦绝对值大于0.12，或当前位置到名义圆心小于150 m。1150 m仅用于判断是否值得尝试，并不构成保证接收半径；实际no_signal仍按第5.2节更新信息。检测次序优先当前频道，以降低切换费用。</w:t>
+      </w:r>
+    </w:p>
+    <w:p>
+      <w:pPr>
+        <w:pStyle w:val="Heading2"/>
+        <w:keepNext/>
+        <w:pageBreakBefore w:val="0"/>
+        <w:widowControl/>
+        <w:spacing w:before="120" w:after="100" w:line="300" w:lineRule="auto"/>
+      </w:pPr>
+      <w:r>
+        <w:rPr>
+          <w:rFonts w:ascii="Times New Roman" w:hAnsi="Times New Roman" w:eastAsia="黑体"/>
+          <w:b/>
+          <w:sz w:val="24"/>
+        </w:rPr>
+        <w:t>5.5 覆盖点与清除目标的联合路径规划</w:t>
+      </w:r>
+    </w:p>
+    <w:p>
+      <w:pPr>
+        <w:keepNext/>
+        <w:widowControl/>
+        <w:spacing w:before="0" w:after="0" w:line="360" w:lineRule="exact"/>
+        <w:ind w:firstLine="480"/>
+      </w:pPr>
+      <w:r>
+        <w:rPr>
+          <w:rFonts w:ascii="Times New Roman" w:hAnsi="Times New Roman" w:eastAsia="宋体"/>
+          <w:b w:val="0"/>
+          <w:sz w:val="24"/>
+        </w:rPr>
+        <w:t>在每次完成一项扫描或定位任务后，将全部待扫描点与已发现目标的包围圆心共同组成任务位置集合。以当前位置为起点，用最近邻构造开放路径，再用2-opt反转局部次序以减少长度。任务不要求回到原点，因此不添加末点返回原点的边。式(34)给出该次规划比较的路径长度，其中z₀为当前位置，z₁至z_m为按访问次序排列的任务位置。</w:t>
+      </w:r>
+    </w:p>
+    <w:p>
+      <w:pPr>
+        <w:widowControl/>
+        <w:spacing w:before="60" w:after="60" w:line="300" w:lineRule="auto"/>
+        <w:jc w:val="center"/>
+      </w:pPr>
+      <m:oMathPara>
+        <m:oMath>
+          <m:sSub>
+            <m:e>
+              <m:r>
+                <m:t>L</m:t>
+              </m:r>
+            </m:e>
+            <m:sub>
+              <m:r>
+                <m:t>plan</m:t>
+              </m:r>
+            </m:sub>
+          </m:sSub>
+          <m:r>
+            <m:t>=</m:t>
+          </m:r>
+          <m:sSubSup>
+            <m:e>
+              <m:r>
+                <m:t>∑</m:t>
+              </m:r>
+            </m:e>
+            <m:sub>
+              <m:r>
+                <m:t>i=1</m:t>
+              </m:r>
+            </m:sub>
+            <m:sup>
+              <m:r>
+                <m:t>m</m:t>
+              </m:r>
+            </m:sup>
+          </m:sSubSup>
+          <m:r>
+            <m:t>|</m:t>
+          </m:r>
+          <m:sSub>
+            <m:e>
+              <m:r>
+                <m:t>z</m:t>
+              </m:r>
+            </m:e>
+            <m:sub>
+              <m:r>
+                <m:t>i</m:t>
+              </m:r>
+            </m:sub>
+          </m:sSub>
+          <m:sSub>
+            <m:e>
+              <m:r>
+                <m:t>-z</m:t>
+              </m:r>
+            </m:e>
+            <m:sub>
+              <m:r>
+                <m:t>i-1</m:t>
+              </m:r>
+            </m:sub>
+          </m:sSub>
+          <m:sSub>
+            <m:e>
+              <m:r>
+                <m:t>|</m:t>
+              </m:r>
+            </m:e>
+            <m:sub>
+              <m:r>
+                <m:t>2</m:t>
+              </m:r>
+            </m:sub>
+          </m:sSub>
+          <m:r>
+            <m:t xml:space="preserve">  </m:t>
+          </m:r>
+          <m:r>
+            <m:t xml:space="preserve"> (34)</m:t>
+          </m:r>
+        </m:oMath>
+      </m:oMathPara>
+    </w:p>
+    <w:p>
+      <w:pPr>
+        <w:widowControl/>
+        <w:spacing w:before="0" w:after="0" w:line="360" w:lineRule="exact"/>
+        <w:ind w:firstLine="480"/>
+      </w:pPr>
+      <w:r>
+        <w:rPr>
+          <w:rFonts w:ascii="Times New Roman" w:hAnsi="Times New Roman" w:eastAsia="宋体"/>
+          <w:b w:val="0"/>
+          <w:sz w:val="24"/>
+        </w:rPr>
+        <w:t>路径中目标位置只是当前可行集的名义中心，并非已知真值。程序只执行规划中的第一项任务，取得新观测后更新可行集并重新规划，因此不会将一条初始估计路线僵硬执行到底。2-opt最多尝试80轮局部改进，若没有可降低长度的反转则提前结束；该过程仍是启发式搜索，没有全局最短路保证。</w:t>
+      </w:r>
+    </w:p>
+    <w:p>
+      <w:pPr>
+        <w:keepNext/>
+        <w:widowControl/>
+        <w:spacing w:before="0" w:after="0" w:line="360" w:lineRule="exact"/>
+        <w:ind w:firstLine="480"/>
+      </w:pPr>
+      <w:r>
+        <w:rPr>
+          <w:rFonts w:ascii="Times New Roman" w:hAnsi="Times New Roman" w:eastAsia="宋体"/>
+          <w:b w:val="0"/>
+          <w:sz w:val="24"/>
+        </w:rPr>
+        <w:t>在开放路径基础上，继续调整尚未访问的扫描点位置。对一个扫描点p，以路径中相邻位置a、b定义局部代价ℓ(p)=‖a−p‖+‖p−b‖；若为末点则只计前一段。候选包括朝线段ab投影方向的分级移动，以及步长100 m、30 m的八方向移动。只有同时缩短局部路径、满足801≤‖p‖≤1660 m并保持式(30)的候选才被接受。每次规划至多做三轮弹性调整，某轮没有改进即提前结束。</w:t>
+      </w:r>
+    </w:p>
+    <w:p>
+      <w:pPr>
+        <w:widowControl/>
+        <w:spacing w:before="60" w:after="60" w:line="300" w:lineRule="auto"/>
+        <w:jc w:val="center"/>
+      </w:pPr>
+      <m:oMathPara>
+        <m:oMath>
+          <m:sSub>
+            <m:e>
+              <m:r>
+                <m:t>min</m:t>
+              </m:r>
+            </m:e>
+            <m:sub>
+              <m:r>
+                <m:t>p</m:t>
+              </m:r>
+            </m:sub>
+          </m:sSub>
+          <m:r>
+            <m:t>ℓ</m:t>
+          </m:r>
+          <m:r>
+            <m:t>(p),</m:t>
+          </m:r>
+          <m:r>
+            <m:t xml:space="preserve">  </m:t>
+          </m:r>
+          <m:r>
+            <m:t>801</m:t>
+          </m:r>
+          <m:r>
+            <m:t>≤</m:t>
+          </m:r>
+          <m:r>
+            <m:t>|</m:t>
+          </m:r>
+          <m:r>
+            <m:t>p</m:t>
+          </m:r>
+          <m:sSub>
+            <m:e>
+              <m:r>
+                <m:t>|</m:t>
+              </m:r>
+            </m:e>
+            <m:sub>
+              <m:r>
+                <m:t>2</m:t>
+              </m:r>
+            </m:sub>
+          </m:sSub>
+          <m:r>
+            <m:t>≤</m:t>
+          </m:r>
+          <m:r>
+            <m:t>1660,</m:t>
+          </m:r>
+          <m:r>
+            <m:t xml:space="preserve">  </m:t>
+          </m:r>
+          <m:sSub>
+            <m:e>
+              <m:r>
+                <m:t>⋃</m:t>
+              </m:r>
+            </m:e>
+            <m:sub>
+              <m:r>
+                <m:t>j</m:t>
+              </m:r>
+            </m:sub>
+          </m:sSub>
+          <m:sSub>
+            <m:e>
+              <m:r>
+                <m:t xml:space="preserve"> I</m:t>
+              </m:r>
+            </m:e>
+            <m:sub>
+              <m:r>
+                <m:t>j</m:t>
+              </m:r>
+            </m:sub>
+          </m:sSub>
+          <m:r>
+            <m:t>=[0,2</m:t>
+          </m:r>
+          <m:r>
+            <m:t>π</m:t>
+          </m:r>
+          <m:r>
+            <m:t>]</m:t>
+          </m:r>
+          <m:r>
+            <m:t xml:space="preserve">  </m:t>
+          </m:r>
+          <m:r>
+            <m:t xml:space="preserve"> (35)</m:t>
+          </m:r>
+        </m:oMath>
+      </m:oMathPara>
+    </w:p>
+    <w:p>
+      <w:pPr>
+        <w:widowControl/>
+        <w:spacing w:before="0" w:after="0" w:line="360" w:lineRule="exact"/>
+        <w:ind w:firstLine="480"/>
+      </w:pPr>
+      <w:r>
+        <w:rPr>
+          <w:rFonts w:ascii="Times New Roman" w:hAnsi="Times New Roman" w:eastAsia="宋体"/>
+          <w:b w:val="0"/>
+          <w:sz w:val="24"/>
+        </w:rPr>
+        <w:t>这一步利用了覆盖圆弧之间的重叠余量：扫描点并不必永远固定在规则六边形上，而可以向当前任务路线靠近。最终版本保留六个外圈扫描任务，不采用早期原型中的任意增扫与删点逻辑。这样既减少行进距离，又使覆盖证明与实际终止条件保持一致。图7给出开发种子1的源位置，仅用于展示场景；图8比较同一场景中上一版与最终策略的完整动作路线。</w:t>
+      </w:r>
+    </w:p>
+    <w:p>
+      <w:pPr>
+        <w:keepNext/>
+        <w:widowControl/>
+        <w:spacing w:before="0" w:after="0" w:line="300" w:lineRule="auto"/>
+        <w:jc w:val="center"/>
+      </w:pPr>
+      <w:r>
+        <w:drawing>
+          <wp:inline xmlns:a="http://schemas.openxmlformats.org/drawingml/2006/main" xmlns:pic="http://schemas.openxmlformats.org/drawingml/2006/picture">
+            <wp:extent cx="4752000" cy="3192750"/>
+            <wp:docPr id="7" name="Picture 7"/>
+            <wp:cNvGraphicFramePr>
+              <a:graphicFrameLocks noChangeAspect="1"/>
+            </wp:cNvGraphicFramePr>
+            <a:graphic>
+              <a:graphicData uri="http://schemas.openxmlformats.org/drawingml/2006/picture">
+                <pic:pic>
+                  <pic:nvPicPr>
+                    <pic:cNvPr id="0" name="image.png"/>
+                    <pic:cNvPicPr/>
+                  </pic:nvPicPr>
+                  <pic:blipFill>
+                    <a:blip r:embed="rId14"/>
+                    <a:stretch>
+                      <a:fillRect/>
+                    </a:stretch>
+                  </pic:blipFill>
+                  <pic:spPr>
+                    <a:xfrm>
+                      <a:off x="0" y="0"/>
+                      <a:ext cx="4752000" cy="3192750"/>
+                    </a:xfrm>
+                    <a:prstGeom prst="rect"/>
+                  </pic:spPr>
+                </pic:pic>
+              </a:graphicData>
+            </a:graphic>
+          </wp:inline>
+        </w:drawing>
+      </w:r>
+    </w:p>
+    <w:p>
+      <w:pPr>
+        <w:widowControl/>
+        <w:spacing w:before="0" w:after="0" w:line="300" w:lineRule="auto"/>
+        <w:jc w:val="center"/>
+      </w:pPr>
+      <w:r>
+        <w:rPr>
+          <w:rFonts w:ascii="Times New Roman" w:hAnsi="Times New Roman" w:eastAsia="宋体"/>
+          <w:b w:val="0"/>
+          <w:sz w:val="20"/>
+        </w:rPr>
+        <w:t>图7  开发场景示例：种子1的源位置与起点</w:t>
+      </w:r>
+    </w:p>
+    <w:p>
+      <w:pPr>
+        <w:widowControl/>
+        <w:spacing w:before="0" w:after="0" w:line="300" w:lineRule="auto"/>
+      </w:pPr>
+      <w:r>
+        <w:rPr>
+          <w:rFonts w:ascii="Times New Roman" w:hAnsi="Times New Roman" w:eastAsia="宋体"/>
+          <w:b w:val="0"/>
+          <w:sz w:val="18"/>
+        </w:rPr>
+        <w:t>注：源真值仅供离线绘图和核验，在线策略不可读取。</w:t>
+      </w:r>
+    </w:p>
+    <w:p>
+      <w:pPr>
+        <w:keepNext/>
+        <w:widowControl/>
+        <w:spacing w:before="0" w:after="0" w:line="300" w:lineRule="auto"/>
+        <w:jc w:val="center"/>
+      </w:pPr>
+      <w:r>
+        <w:drawing>
+          <wp:inline xmlns:a="http://schemas.openxmlformats.org/drawingml/2006/main" xmlns:pic="http://schemas.openxmlformats.org/drawingml/2006/picture">
+            <wp:extent cx="4752000" cy="2613600"/>
+            <wp:docPr id="8" name="Picture 8"/>
+            <wp:cNvGraphicFramePr>
+              <a:graphicFrameLocks noChangeAspect="1"/>
+            </wp:cNvGraphicFramePr>
+            <a:graphic>
+              <a:graphicData uri="http://schemas.openxmlformats.org/drawingml/2006/picture">
+                <pic:pic>
+                  <pic:nvPicPr>
+                    <pic:cNvPr id="0" name="image.png"/>
+                    <pic:cNvPicPr/>
+                  </pic:nvPicPr>
+                  <pic:blipFill>
+                    <a:blip r:embed="rId15"/>
+                    <a:stretch>
+                      <a:fillRect/>
+                    </a:stretch>
+                  </pic:blipFill>
+                  <pic:spPr>
+                    <a:xfrm>
+                      <a:off x="0" y="0"/>
+                      <a:ext cx="4752000" cy="2613600"/>
+                    </a:xfrm>
+                    <a:prstGeom prst="rect"/>
+                  </pic:spPr>
+                </pic:pic>
+              </a:graphicData>
+            </a:graphic>
+          </wp:inline>
+        </w:drawing>
+      </w:r>
+    </w:p>
+    <w:p>
+      <w:pPr>
+        <w:widowControl/>
+        <w:spacing w:before="0" w:after="0" w:line="300" w:lineRule="auto"/>
+        <w:jc w:val="center"/>
+      </w:pPr>
+      <w:r>
+        <w:rPr>
+          <w:rFonts w:ascii="Times New Roman" w:hAnsi="Times New Roman" w:eastAsia="宋体"/>
+          <w:b w:val="0"/>
+          <w:sz w:val="20"/>
+        </w:rPr>
+        <w:t>图8  同一开发场景的动作路线对比</w:t>
+      </w:r>
+    </w:p>
+    <w:p>
+      <w:pPr>
+        <w:widowControl/>
+        <w:spacing w:before="0" w:after="0" w:line="300" w:lineRule="auto"/>
+      </w:pPr>
+      <w:r>
+        <w:rPr>
+          <w:rFonts w:ascii="Times New Roman" w:hAnsi="Times New Roman" w:eastAsia="宋体"/>
+          <w:b w:val="0"/>
+          <w:sz w:val="18"/>
+        </w:rPr>
+        <w:t>注：Breakthrough表示上一版，Ultimate candidate表示最终组合策略；该图为开发种子1，不作为独立留出结果。</w:t>
+      </w:r>
+    </w:p>
+    <w:p>
+      <w:pPr>
+        <w:pStyle w:val="Heading2"/>
+        <w:keepNext/>
+        <w:pageBreakBefore w:val="0"/>
+        <w:widowControl/>
+        <w:spacing w:before="120" w:after="100" w:line="300" w:lineRule="auto"/>
+      </w:pPr>
+      <w:r>
+        <w:rPr>
+          <w:rFonts w:ascii="Times New Roman" w:hAnsi="Times New Roman" w:eastAsia="黑体"/>
+          <w:b/>
+          <w:sz w:val="24"/>
+        </w:rPr>
+        <w:t>5.6 认证清除、有限试探与确定性回退</w:t>
+      </w:r>
+    </w:p>
+    <w:p>
+      <w:pPr>
+        <w:keepNext/>
+        <w:widowControl/>
+        <w:spacing w:before="0" w:after="0" w:line="360" w:lineRule="exact"/>
+        <w:ind w:firstLine="480"/>
+      </w:pPr>
+      <w:r>
+        <w:rPr>
+          <w:rFonts w:ascii="Times New Roman" w:hAnsi="Times New Roman" w:eastAsia="宋体"/>
+          <w:b w:val="0"/>
+          <w:sz w:val="24"/>
+        </w:rPr>
+        <w:t>对于当前选中的频道，首先计算P_c的最小包围圆。若r_c≤19.9 m，则移动至圆心实施清除。只要真实源仍在P_c内，圆心到源的距离就小于20 m，因而具备几何保证。若19.9&lt;r_c≤50 m且该频道尚未进行过非认证尝试，则允许先到圆心试清一次；50 m是尝试阈值，不意味着光学设备的清除半径扩大。</w:t>
+      </w:r>
+    </w:p>
+    <w:p>
+      <w:pPr>
+        <w:widowControl/>
+        <w:spacing w:before="60" w:after="60" w:line="300" w:lineRule="auto"/>
+        <w:jc w:val="center"/>
+      </w:pPr>
+      <m:oMathPara>
+        <m:oMath>
+          <m:sSub>
+            <m:e>
+              <m:r>
+                <m:t>r</m:t>
+              </m:r>
+            </m:e>
+            <m:sub>
+              <m:r>
+                <m:t>c</m:t>
+              </m:r>
+            </m:sub>
+          </m:sSub>
+          <m:r>
+            <m:t>≤</m:t>
+          </m:r>
+          <m:r>
+            <m:t>19.9</m:t>
+          </m:r>
+          <m:r>
+            <m:t xml:space="preserve"> </m:t>
+          </m:r>
+          <m:r>
+            <m:t>⇒</m:t>
+          </m:r>
+          <m:r>
+            <m:t xml:space="preserve"> </m:t>
+          </m:r>
+          <m:r>
+            <m:t>|</m:t>
+          </m:r>
+          <m:sSub>
+            <m:e>
+              <m:r>
+                <m:t>g-c</m:t>
+              </m:r>
+            </m:e>
+            <m:sub>
+              <m:r>
+                <m:t>c</m:t>
+              </m:r>
+            </m:sub>
+          </m:sSub>
+          <m:sSub>
+            <m:e>
+              <m:r>
+                <m:t>|</m:t>
+              </m:r>
+            </m:e>
+            <m:sub>
+              <m:r>
+                <m:t>2</m:t>
+              </m:r>
+            </m:sub>
+          </m:sSub>
+          <m:r>
+            <m:t>&lt;20</m:t>
+          </m:r>
+          <m:r>
+            <m:t xml:space="preserve">  </m:t>
+          </m:r>
+          <m:r>
+            <m:t xml:space="preserve"> (36)</m:t>
+          </m:r>
+        </m:oMath>
+      </m:oMathPara>
+    </w:p>
+    <w:p>
+      <w:pPr>
+        <w:widowControl/>
+        <w:spacing w:before="0" w:after="0" w:line="360" w:lineRule="exact"/>
+        <w:ind w:firstLine="480"/>
+      </w:pPr>
+      <w:r>
+        <w:rPr>
+          <w:rFonts w:ascii="Times New Roman" w:hAnsi="Times New Roman" w:eastAsia="宋体"/>
+          <w:b w:val="0"/>
+          <w:sz w:val="24"/>
+        </w:rPr>
+        <w:t>非认证尝试返回success才记入成功数；若失败，立即在该圆心位置测向，用已经支付的移动换取新信息，再继续缩小区域。每频道最多一次非认证尝试，防止对同一不确定中心反复付费。未满足试清条件时，采用名义中心附近的横向观测点；单条未充分约束的示向采用前进300 m、侧移±75 m的候选，避免一开始支付过长的横向行程。由正负观测已将区域明显缩小时，不再机械使用这一单示向规则。</w:t>
+      </w:r>
+    </w:p>
+    <w:p>
+      <w:pPr>
+        <w:keepNext/>
+        <w:widowControl/>
+        <w:spacing w:before="0" w:after="0" w:line="360" w:lineRule="exact"/>
+        <w:ind w:firstLine="480"/>
+      </w:pPr>
+      <w:r>
+        <w:rPr>
+          <w:rFonts w:ascii="Times New Roman" w:hAnsi="Times New Roman" w:eastAsia="宋体"/>
+          <w:b w:val="0"/>
+          <w:sz w:val="24"/>
+        </w:rPr>
+        <w:t>局部交会在有限步内未完成时，回到首次测点与首次示向构成的确定性条带。首次合法示向意味着源在局部横坐标0—1500 m、纵坐标±w之间，其中w=1500sin(α_c)。在纵坐标±w/2的两条线上，沿横轴以不超过28 m间隔放置清除点，共110点并按蛇形顺序尝试。任意条带内位置到最近清除点的距离满足式(37)，故预算充足时能通过有限扫描完成清除。</w:t>
+      </w:r>
+    </w:p>
+    <w:p>
+      <w:pPr>
+        <w:widowControl/>
+        <w:spacing w:before="60" w:after="60" w:line="300" w:lineRule="auto"/>
+        <w:jc w:val="center"/>
+      </w:pPr>
+      <m:oMathPara>
+        <m:oMath>
+          <m:sSub>
+            <m:e>
+              <m:r>
+                <m:t>d</m:t>
+              </m:r>
+            </m:e>
+            <m:sub>
+              <m:r>
+                <m:t>strip</m:t>
+              </m:r>
+            </m:sub>
+          </m:sSub>
+          <m:r>
+            <m:t>≤</m:t>
+          </m:r>
+          <m:rad>
+            <m:radPr>
+              <m:degHide m:val="1"/>
+            </m:radPr>
+            <m:deg/>
+            <m:e>
+              <m:sSup>
+                <m:e>
+                  <m:r>
+                    <m:t>14</m:t>
+                  </m:r>
+                </m:e>
+                <m:sup>
+                  <m:r>
+                    <m:t>2</m:t>
+                  </m:r>
+                </m:sup>
+              </m:sSup>
+              <m:sSup>
+                <m:e>
+                  <m:r>
+                    <m:t>+(w/2)</m:t>
+                  </m:r>
+                </m:e>
+                <m:sup>
+                  <m:r>
+                    <m:t>2</m:t>
+                  </m:r>
+                </m:sup>
+              </m:sSup>
+            </m:e>
+          </m:rad>
+          <m:r>
+            <m:t>&lt;20,</m:t>
+          </m:r>
+          <m:r>
+            <m:t xml:space="preserve">  </m:t>
+          </m:r>
+          <m:r>
+            <m:t xml:space="preserve"> w=1500</m:t>
+          </m:r>
+          <m:r>
+            <m:t>sin</m:t>
+          </m:r>
+          <m:r>
+            <m:t>(</m:t>
+          </m:r>
+          <m:r>
+            <m:t>π</m:t>
+          </m:r>
+          <m:sSub>
+            <m:e>
+              <m:r>
+                <m:t>α</m:t>
+              </m:r>
+            </m:e>
+            <m:sub>
+              <m:r>
+                <m:t>c</m:t>
+              </m:r>
+            </m:sub>
+          </m:sSub>
+          <m:r>
+            <m:t>/180)</m:t>
+          </m:r>
+          <m:r>
+            <m:t xml:space="preserve">  </m:t>
+          </m:r>
+          <m:r>
+            <m:t xml:space="preserve"> (37)</m:t>
+          </m:r>
+        </m:oMath>
+      </m:oMathPara>
+    </w:p>
+    <w:p>
+      <w:pPr>
+        <w:widowControl/>
+        <w:spacing w:before="0" w:after="0" w:line="360" w:lineRule="exact"/>
+        <w:ind w:firstLine="480"/>
+      </w:pPr>
+      <w:r>
+        <w:rPr>
+          <w:rFonts w:ascii="Times New Roman" w:hAnsi="Times New Roman" w:eastAsia="宋体"/>
+          <w:b w:val="0"/>
+          <w:sz w:val="24"/>
+        </w:rPr>
+        <w:t>回退清除不依赖再次收到无线电信号，因而不会把一次no_signal演变为放弃目标。开发、压力与新留出集合中最终策略均未触发条带回退，但这只说明所测场景中的加速有效，不能据此删除完整性保障。另需区分认证尝试失败与普通试探失败：前者意味着模型、数据或接口不一致，应报告异常，不能静默忽略。</w:t>
+      </w:r>
+    </w:p>
+    <w:p>
+      <w:pPr>
+        <w:pStyle w:val="Heading2"/>
+        <w:keepNext/>
+        <w:pageBreakBefore w:val="0"/>
+        <w:widowControl/>
+        <w:spacing w:before="120" w:after="100" w:line="300" w:lineRule="auto"/>
+      </w:pPr>
+      <w:r>
+        <w:rPr>
+          <w:rFonts w:ascii="Times New Roman" w:hAnsi="Times New Roman" w:eastAsia="黑体"/>
+          <w:b/>
+          <w:sz w:val="24"/>
+        </w:rPr>
+        <w:t>5.7 算法迭代与本地配对验证</w:t>
+      </w:r>
+    </w:p>
+    <w:p>
+      <w:pPr>
+        <w:widowControl/>
+        <w:spacing w:before="0" w:after="0" w:line="360" w:lineRule="exact"/>
+        <w:ind w:firstLine="480"/>
+      </w:pPr>
+      <w:r>
+        <w:rPr>
+          <w:rFonts w:ascii="Times New Roman" w:hAnsi="Times New Roman" w:eastAsia="宋体"/>
+          <w:b w:val="0"/>
+          <w:sz w:val="24"/>
+        </w:rPr>
+        <w:t>本地实验采用同一场景配对：源位置在圆域内按面积均匀生成，频道互异，接收半径在1000—1500 m内生成，源数在10—16之间。误差由“种子、频道、测点坐标”确定的固定空间散列生成，再按两位小数返回示向度，使不同策略在同一测点获得相同误差，而不会因动作顺序改变而取得不同随机序列。这些分布仅用于数值试验，并非题目规定的真实分布。</w:t>
+      </w:r>
+    </w:p>
+    <w:p>
+      <w:pPr>
+        <w:widowControl/>
+        <w:spacing w:before="0" w:after="0" w:line="360" w:lineRule="exact"/>
+        <w:ind w:firstLine="480"/>
+      </w:pPr>
+      <w:r>
+        <w:rPr>
+          <w:rFonts w:ascii="Times New Roman" w:hAnsi="Times New Roman" w:eastAsia="宋体"/>
+          <w:b w:val="0"/>
+          <w:sz w:val="24"/>
+        </w:rPr>
+        <w:t>迭代中并非所有机制都会改善性能。例如，早期将大量沿途停点转为全频道扫描，虽然缩短了部分移动，却增加检测和切换负担，在同一10场筛选集上由251.254上升至281.944 s/源。因此最终选择保留覆盖结构，重点压缩已确定扫描任务与目标任务之间的行程。表9列出若干关键比较；不同场景数量的行分别属于不同批次，不能直接用其数值计算跨批次改善率。</w:t>
+      </w:r>
+    </w:p>
+    <w:p>
+      <w:pPr>
+        <w:keepNext/>
+        <w:widowControl/>
+        <w:spacing w:before="0" w:after="0" w:line="300" w:lineRule="auto"/>
+        <w:jc w:val="center"/>
+      </w:pPr>
+      <w:r>
+        <w:rPr>
+          <w:rFonts w:ascii="Times New Roman" w:hAnsi="Times New Roman" w:eastAsia="宋体"/>
+          <w:b w:val="0"/>
+          <w:sz w:val="20"/>
+        </w:rPr>
+        <w:t>表9  关键迭代的同批次比较（本地合成场景）</w:t>
+      </w:r>
+    </w:p>
+    <w:tbl>
+      <w:tblPr>
+        <w:tblW w:type="auto" w:w="0"/>
+        <w:jc w:val="center"/>
+        <w:tblBorders>
+          <w:top w:val="single" w:sz="12" w:space="0" w:color="000000"/>
+          <w:start w:val="nil" w:sz="0" w:space="0" w:color="auto"/>
+          <w:left w:val="nil" w:sz="0" w:space="0" w:color="auto"/>
+          <w:bottom w:val="single" w:sz="12" w:space="0" w:color="000000"/>
+          <w:end w:val="nil" w:sz="0" w:space="0" w:color="auto"/>
+          <w:right w:val="nil" w:sz="0" w:space="0" w:color="auto"/>
+          <w:insideH w:val="nil" w:sz="0" w:space="0" w:color="auto"/>
+          <w:insideV w:val="nil" w:sz="0" w:space="0" w:color="auto"/>
+        </w:tblBorders>
+        <w:tblLayout w:type="fixed"/>
+        <w:tblLook w:firstColumn="1" w:firstRow="1" w:lastColumn="0" w:lastRow="0" w:noHBand="0" w:noVBand="1" w:val="04A0"/>
+      </w:tblPr>
+      <w:tblGrid>
+        <w:gridCol w:w="2986"/>
+        <w:gridCol w:w="2986"/>
+        <w:gridCol w:w="2986"/>
+      </w:tblGrid>
+      <w:tr>
+        <w:trPr>
+          <w:cantSplit/>
+        </w:trPr>
+        <w:tc>
+          <w:tcPr>
+            <w:tcW w:type="dxa" w:w="2986"/>
+            <w:tcBorders>
+              <w:bottom w:val="single" w:sz="4" w:space="0" w:color="000000"/>
+            </w:tcBorders>
+          </w:tcPr>
+          <w:p>
+            <w:pPr>
+              <w:keepNext/>
+              <w:spacing w:after="60" w:before="60" w:line="280" w:lineRule="exact"/>
+              <w:jc w:val="center"/>
+            </w:pPr>
+            <w:r>
+              <w:rPr>
+                <w:rFonts w:ascii="Times New Roman" w:hAnsi="Times New Roman" w:eastAsia="宋体"/>
+                <w:b w:val="0"/>
+                <w:sz w:val="20"/>
+              </w:rPr>
+            </w:r>
+            <w:r>
+              <w:rPr>
+                <w:rFonts w:ascii="Times New Roman" w:hAnsi="Times New Roman" w:eastAsia="宋体"/>
+                <w:b w:val="0"/>
+                <w:sz w:val="20"/>
+              </w:rPr>
+              <w:t>批次／场景数</w:t>
+            </w:r>
+          </w:p>
+        </w:tc>
+        <w:tc>
+          <w:tcPr>
+            <w:tcW w:type="dxa" w:w="2986"/>
+            <w:tcBorders>
+              <w:bottom w:val="single" w:sz="4" w:space="0" w:color="000000"/>
+            </w:tcBorders>
+          </w:tcPr>
+          <w:p>
+            <w:pPr>
+              <w:keepNext/>
+              <w:spacing w:after="60" w:before="60" w:line="280" w:lineRule="exact"/>
+              <w:jc w:val="center"/>
+            </w:pPr>
+            <w:r>
+              <w:rPr>
+                <w:rFonts w:ascii="Times New Roman" w:hAnsi="Times New Roman" w:eastAsia="宋体"/>
+                <w:b w:val="0"/>
+                <w:sz w:val="20"/>
+              </w:rPr>
+            </w:r>
+            <w:r>
+              <w:rPr>
+                <w:rFonts w:ascii="Times New Roman" w:hAnsi="Times New Roman" w:eastAsia="宋体"/>
+                <w:b w:val="0"/>
+                <w:sz w:val="20"/>
+              </w:rPr>
+              <w:t>策略</w:t>
+            </w:r>
+          </w:p>
+        </w:tc>
+        <w:tc>
+          <w:tcPr>
+            <w:tcW w:type="dxa" w:w="2986"/>
+            <w:tcBorders>
+              <w:bottom w:val="single" w:sz="4" w:space="0" w:color="000000"/>
+            </w:tcBorders>
+          </w:tcPr>
+          <w:p>
+            <w:pPr>
+              <w:keepNext/>
+              <w:spacing w:after="60" w:before="60" w:line="280" w:lineRule="exact"/>
+              <w:jc w:val="center"/>
+            </w:pPr>
+            <w:r>
+              <w:rPr>
+                <w:rFonts w:ascii="Times New Roman" w:hAnsi="Times New Roman" w:eastAsia="宋体"/>
+                <w:b w:val="0"/>
+                <w:sz w:val="20"/>
+              </w:rPr>
+            </w:r>
+            <w:r>
+              <w:rPr>
+                <w:rFonts w:ascii="Times New Roman" w:hAnsi="Times New Roman" w:eastAsia="宋体"/>
+                <w:b w:val="0"/>
+                <w:sz w:val="20"/>
+              </w:rPr>
+              <w:t>平均时间 / (s/源)</w:t>
+            </w:r>
+          </w:p>
+        </w:tc>
+      </w:tr>
+      <w:tr>
+        <w:trPr>
+          <w:cantSplit/>
+        </w:trPr>
+        <w:tc>
+          <w:tcPr>
+            <w:tcW w:type="dxa" w:w="2986"/>
+          </w:tcPr>
+          <w:p>
+            <w:pPr>
+              <w:keepNext/>
+              <w:spacing w:after="60" w:before="60" w:line="280" w:lineRule="exact"/>
+              <w:jc w:val="center"/>
+            </w:pPr>
+            <w:r>
+              <w:rPr>
+                <w:rFonts w:ascii="Times New Roman" w:hAnsi="Times New Roman" w:eastAsia="宋体"/>
+                <w:b w:val="0"/>
+                <w:sz w:val="20"/>
+              </w:rPr>
+            </w:r>
+            <w:r>
+              <w:rPr>
+                <w:rFonts w:ascii="Times New Roman" w:hAnsi="Times New Roman" w:eastAsia="宋体"/>
+                <w:b w:val="0"/>
+                <w:sz w:val="20"/>
+              </w:rPr>
+              <w:t>初筛／10</w:t>
+            </w:r>
+          </w:p>
+        </w:tc>
+        <w:tc>
+          <w:tcPr>
+            <w:tcW w:type="dxa" w:w="2986"/>
+          </w:tcPr>
+          <w:p>
+            <w:pPr>
+              <w:keepNext/>
+              <w:spacing w:after="60" w:before="60" w:line="280" w:lineRule="exact"/>
+              <w:jc w:val="center"/>
+            </w:pPr>
+            <w:r>
+              <w:rPr>
+                <w:rFonts w:ascii="Times New Roman" w:hAnsi="Times New Roman" w:eastAsia="宋体"/>
+                <w:b w:val="0"/>
+                <w:sz w:val="20"/>
+              </w:rPr>
+            </w:r>
+            <w:r>
+              <w:rPr>
+                <w:rFonts w:ascii="Times New Roman" w:hAnsi="Times New Roman" w:eastAsia="宋体"/>
+                <w:b w:val="0"/>
+                <w:sz w:val="20"/>
+              </w:rPr>
+              <w:t>上一版共享定位与固定覆盖</w:t>
+            </w:r>
+          </w:p>
+        </w:tc>
+        <w:tc>
+          <w:tcPr>
+            <w:tcW w:type="dxa" w:w="2986"/>
+          </w:tcPr>
+          <w:p>
+            <w:pPr>
+              <w:keepNext/>
+              <w:spacing w:after="60" w:before="60" w:line="280" w:lineRule="exact"/>
+              <w:jc w:val="center"/>
+            </w:pPr>
+            <w:r>
+              <w:rPr>
+                <w:rFonts w:ascii="Times New Roman" w:hAnsi="Times New Roman" w:eastAsia="宋体"/>
+                <w:b w:val="0"/>
+                <w:sz w:val="20"/>
+              </w:rPr>
+            </w:r>
+            <w:r>
+              <w:rPr>
+                <w:rFonts w:ascii="Times New Roman" w:hAnsi="Times New Roman" w:eastAsia="宋体"/>
+                <w:b w:val="0"/>
+                <w:sz w:val="20"/>
+              </w:rPr>
+              <w:t>251.254</w:t>
+            </w:r>
+          </w:p>
+        </w:tc>
+      </w:tr>
+      <w:tr>
+        <w:trPr>
+          <w:cantSplit/>
+        </w:trPr>
+        <w:tc>
+          <w:tcPr>
+            <w:tcW w:type="dxa" w:w="2986"/>
+          </w:tcPr>
+          <w:p>
+            <w:pPr>
+              <w:keepNext/>
+              <w:spacing w:after="60" w:before="60" w:line="280" w:lineRule="exact"/>
+              <w:jc w:val="center"/>
+            </w:pPr>
+            <w:r>
+              <w:rPr>
+                <w:rFonts w:ascii="Times New Roman" w:hAnsi="Times New Roman" w:eastAsia="宋体"/>
+                <w:b w:val="0"/>
+                <w:sz w:val="20"/>
+              </w:rPr>
+            </w:r>
+            <w:r>
+              <w:rPr>
+                <w:rFonts w:ascii="Times New Roman" w:hAnsi="Times New Roman" w:eastAsia="宋体"/>
+                <w:b w:val="0"/>
+                <w:sz w:val="20"/>
+              </w:rPr>
+              <w:t>初筛／10</w:t>
+            </w:r>
+          </w:p>
+        </w:tc>
+        <w:tc>
+          <w:tcPr>
+            <w:tcW w:type="dxa" w:w="2986"/>
+          </w:tcPr>
+          <w:p>
+            <w:pPr>
+              <w:keepNext/>
+              <w:spacing w:after="60" w:before="60" w:line="280" w:lineRule="exact"/>
+              <w:jc w:val="center"/>
+            </w:pPr>
+            <w:r>
+              <w:rPr>
+                <w:rFonts w:ascii="Times New Roman" w:hAnsi="Times New Roman" w:eastAsia="宋体"/>
+                <w:b w:val="0"/>
+                <w:sz w:val="20"/>
+              </w:rPr>
+            </w:r>
+            <w:r>
+              <w:rPr>
+                <w:rFonts w:ascii="Times New Roman" w:hAnsi="Times New Roman" w:eastAsia="宋体"/>
+                <w:b w:val="0"/>
+                <w:sz w:val="20"/>
+              </w:rPr>
+              <w:t>增扫型联合搜索原型</w:t>
+            </w:r>
+          </w:p>
+        </w:tc>
+        <w:tc>
+          <w:tcPr>
+            <w:tcW w:type="dxa" w:w="2986"/>
+          </w:tcPr>
+          <w:p>
+            <w:pPr>
+              <w:keepNext/>
+              <w:spacing w:after="60" w:before="60" w:line="280" w:lineRule="exact"/>
+              <w:jc w:val="center"/>
+            </w:pPr>
+            <w:r>
+              <w:rPr>
+                <w:rFonts w:ascii="Times New Roman" w:hAnsi="Times New Roman" w:eastAsia="宋体"/>
+                <w:b w:val="0"/>
+                <w:sz w:val="20"/>
+              </w:rPr>
+            </w:r>
+            <w:r>
+              <w:rPr>
+                <w:rFonts w:ascii="Times New Roman" w:hAnsi="Times New Roman" w:eastAsia="宋体"/>
+                <w:b w:val="0"/>
+                <w:sz w:val="20"/>
+              </w:rPr>
+              <w:t>281.944</w:t>
+            </w:r>
+          </w:p>
+        </w:tc>
+      </w:tr>
+      <w:tr>
+        <w:trPr>
+          <w:cantSplit/>
+        </w:trPr>
+        <w:tc>
+          <w:tcPr>
+            <w:tcW w:type="dxa" w:w="2986"/>
+          </w:tcPr>
+          <w:p>
+            <w:pPr>
+              <w:keepNext/>
+              <w:spacing w:after="60" w:before="60" w:line="280" w:lineRule="exact"/>
+              <w:jc w:val="center"/>
+            </w:pPr>
+            <w:r>
+              <w:rPr>
+                <w:rFonts w:ascii="Times New Roman" w:hAnsi="Times New Roman" w:eastAsia="宋体"/>
+                <w:b w:val="0"/>
+                <w:sz w:val="20"/>
+              </w:rPr>
+            </w:r>
+            <w:r>
+              <w:rPr>
+                <w:rFonts w:ascii="Times New Roman" w:hAnsi="Times New Roman" w:eastAsia="宋体"/>
+                <w:b w:val="0"/>
+                <w:sz w:val="20"/>
+              </w:rPr>
+              <w:t>初筛／10</w:t>
+            </w:r>
+          </w:p>
+        </w:tc>
+        <w:tc>
+          <w:tcPr>
+            <w:tcW w:type="dxa" w:w="2986"/>
+          </w:tcPr>
+          <w:p>
+            <w:pPr>
+              <w:keepNext/>
+              <w:spacing w:after="60" w:before="60" w:line="280" w:lineRule="exact"/>
+              <w:jc w:val="center"/>
+            </w:pPr>
+            <w:r>
+              <w:rPr>
+                <w:rFonts w:ascii="Times New Roman" w:hAnsi="Times New Roman" w:eastAsia="宋体"/>
+                <w:b w:val="0"/>
+                <w:sz w:val="20"/>
+              </w:rPr>
+            </w:r>
+            <w:r>
+              <w:rPr>
+                <w:rFonts w:ascii="Times New Roman" w:hAnsi="Times New Roman" w:eastAsia="宋体"/>
+                <w:b w:val="0"/>
+                <w:sz w:val="20"/>
+              </w:rPr>
+              <w:t>上一版加入可见性约束</w:t>
+            </w:r>
+          </w:p>
+        </w:tc>
+        <w:tc>
+          <w:tcPr>
+            <w:tcW w:type="dxa" w:w="2986"/>
+          </w:tcPr>
+          <w:p>
+            <w:pPr>
+              <w:keepNext/>
+              <w:spacing w:after="60" w:before="60" w:line="280" w:lineRule="exact"/>
+              <w:jc w:val="center"/>
+            </w:pPr>
+            <w:r>
+              <w:rPr>
+                <w:rFonts w:ascii="Times New Roman" w:hAnsi="Times New Roman" w:eastAsia="宋体"/>
+                <w:b w:val="0"/>
+                <w:sz w:val="20"/>
+              </w:rPr>
+            </w:r>
+            <w:r>
+              <w:rPr>
+                <w:rFonts w:ascii="Times New Roman" w:hAnsi="Times New Roman" w:eastAsia="宋体"/>
+                <w:b w:val="0"/>
+                <w:sz w:val="20"/>
+              </w:rPr>
+              <w:t>246.975</w:t>
+            </w:r>
+          </w:p>
+        </w:tc>
+      </w:tr>
+      <w:tr>
+        <w:trPr>
+          <w:cantSplit/>
+        </w:trPr>
+        <w:tc>
+          <w:tcPr>
+            <w:tcW w:type="dxa" w:w="2986"/>
+          </w:tcPr>
+          <w:p>
+            <w:pPr>
+              <w:keepNext/>
+              <w:spacing w:after="60" w:before="60" w:line="280" w:lineRule="exact"/>
+              <w:jc w:val="center"/>
+            </w:pPr>
+            <w:r>
+              <w:rPr>
+                <w:rFonts w:ascii="Times New Roman" w:hAnsi="Times New Roman" w:eastAsia="宋体"/>
+                <w:b w:val="0"/>
+                <w:sz w:val="20"/>
+              </w:rPr>
+            </w:r>
+            <w:r>
+              <w:rPr>
+                <w:rFonts w:ascii="Times New Roman" w:hAnsi="Times New Roman" w:eastAsia="宋体"/>
+                <w:b w:val="0"/>
+                <w:sz w:val="20"/>
+              </w:rPr>
+              <w:t>组合比较／40</w:t>
+            </w:r>
+          </w:p>
+        </w:tc>
+        <w:tc>
+          <w:tcPr>
+            <w:tcW w:type="dxa" w:w="2986"/>
+          </w:tcPr>
+          <w:p>
+            <w:pPr>
+              <w:keepNext/>
+              <w:spacing w:after="60" w:before="60" w:line="280" w:lineRule="exact"/>
+              <w:jc w:val="center"/>
+            </w:pPr>
+            <w:r>
+              <w:rPr>
+                <w:rFonts w:ascii="Times New Roman" w:hAnsi="Times New Roman" w:eastAsia="宋体"/>
+                <w:b w:val="0"/>
+                <w:sz w:val="20"/>
+              </w:rPr>
+            </w:r>
+            <w:r>
+              <w:rPr>
+                <w:rFonts w:ascii="Times New Roman" w:hAnsi="Times New Roman" w:eastAsia="宋体"/>
+                <w:b w:val="0"/>
+                <w:sz w:val="20"/>
+              </w:rPr>
+              <w:t>上一版</w:t>
+            </w:r>
+          </w:p>
+        </w:tc>
+        <w:tc>
+          <w:tcPr>
+            <w:tcW w:type="dxa" w:w="2986"/>
+          </w:tcPr>
+          <w:p>
+            <w:pPr>
+              <w:keepNext/>
+              <w:spacing w:after="60" w:before="60" w:line="280" w:lineRule="exact"/>
+              <w:jc w:val="center"/>
+            </w:pPr>
+            <w:r>
+              <w:rPr>
+                <w:rFonts w:ascii="Times New Roman" w:hAnsi="Times New Roman" w:eastAsia="宋体"/>
+                <w:b w:val="0"/>
+                <w:sz w:val="20"/>
+              </w:rPr>
+            </w:r>
+            <w:r>
+              <w:rPr>
+                <w:rFonts w:ascii="Times New Roman" w:hAnsi="Times New Roman" w:eastAsia="宋体"/>
+                <w:b w:val="0"/>
+                <w:sz w:val="20"/>
+              </w:rPr>
+              <w:t>246.865</w:t>
+            </w:r>
+          </w:p>
+        </w:tc>
+      </w:tr>
+      <w:tr>
+        <w:trPr>
+          <w:cantSplit/>
+        </w:trPr>
+        <w:tc>
+          <w:tcPr>
+            <w:tcW w:type="dxa" w:w="2986"/>
+          </w:tcPr>
+          <w:p>
+            <w:pPr>
+              <w:keepNext/>
+              <w:spacing w:after="60" w:before="60" w:line="280" w:lineRule="exact"/>
+              <w:jc w:val="center"/>
+            </w:pPr>
+            <w:r>
+              <w:rPr>
+                <w:rFonts w:ascii="Times New Roman" w:hAnsi="Times New Roman" w:eastAsia="宋体"/>
+                <w:b w:val="0"/>
+                <w:sz w:val="20"/>
+              </w:rPr>
+            </w:r>
+            <w:r>
+              <w:rPr>
+                <w:rFonts w:ascii="Times New Roman" w:hAnsi="Times New Roman" w:eastAsia="宋体"/>
+                <w:b w:val="0"/>
+                <w:sz w:val="20"/>
+              </w:rPr>
+              <w:t>组合比较／40</w:t>
+            </w:r>
+          </w:p>
+        </w:tc>
+        <w:tc>
+          <w:tcPr>
+            <w:tcW w:type="dxa" w:w="2986"/>
+          </w:tcPr>
+          <w:p>
+            <w:pPr>
+              <w:keepNext/>
+              <w:spacing w:after="60" w:before="60" w:line="280" w:lineRule="exact"/>
+              <w:jc w:val="center"/>
+            </w:pPr>
+            <w:r>
+              <w:rPr>
+                <w:rFonts w:ascii="Times New Roman" w:hAnsi="Times New Roman" w:eastAsia="宋体"/>
+                <w:b w:val="0"/>
+                <w:sz w:val="20"/>
+              </w:rPr>
+            </w:r>
+            <w:r>
+              <w:rPr>
+                <w:rFonts w:ascii="Times New Roman" w:hAnsi="Times New Roman" w:eastAsia="宋体"/>
+                <w:b w:val="0"/>
+                <w:sz w:val="20"/>
+              </w:rPr>
+              <w:t>弹性覆盖＋100 m共享先导</w:t>
+            </w:r>
+          </w:p>
+        </w:tc>
+        <w:tc>
+          <w:tcPr>
+            <w:tcW w:type="dxa" w:w="2986"/>
+          </w:tcPr>
+          <w:p>
+            <w:pPr>
+              <w:keepNext/>
+              <w:spacing w:after="60" w:before="60" w:line="280" w:lineRule="exact"/>
+              <w:jc w:val="center"/>
+            </w:pPr>
+            <w:r>
+              <w:rPr>
+                <w:rFonts w:ascii="Times New Roman" w:hAnsi="Times New Roman" w:eastAsia="宋体"/>
+                <w:b w:val="0"/>
+                <w:sz w:val="20"/>
+              </w:rPr>
+            </w:r>
+            <w:r>
+              <w:rPr>
+                <w:rFonts w:ascii="Times New Roman" w:hAnsi="Times New Roman" w:eastAsia="宋体"/>
+                <w:b w:val="0"/>
+                <w:sz w:val="20"/>
+              </w:rPr>
+              <w:t>229.368</w:t>
+            </w:r>
+          </w:p>
+        </w:tc>
+      </w:tr>
+      <w:tr>
+        <w:trPr>
+          <w:cantSplit/>
+        </w:trPr>
+        <w:tc>
+          <w:tcPr>
+            <w:tcW w:type="dxa" w:w="2986"/>
+          </w:tcPr>
+          <w:p>
+            <w:pPr>
+              <w:keepNext w:val="0"/>
+              <w:spacing w:after="60" w:before="60" w:line="280" w:lineRule="exact"/>
+              <w:jc w:val="center"/>
+            </w:pPr>
+            <w:r>
+              <w:rPr>
+                <w:rFonts w:ascii="Times New Roman" w:hAnsi="Times New Roman" w:eastAsia="宋体"/>
+                <w:b w:val="0"/>
+                <w:sz w:val="20"/>
+              </w:rPr>
+            </w:r>
+            <w:r>
+              <w:rPr>
+                <w:rFonts w:ascii="Times New Roman" w:hAnsi="Times New Roman" w:eastAsia="宋体"/>
+                <w:b w:val="0"/>
+                <w:sz w:val="20"/>
+              </w:rPr>
+              <w:t>组合比较／40</w:t>
+            </w:r>
+          </w:p>
+        </w:tc>
+        <w:tc>
+          <w:tcPr>
+            <w:tcW w:type="dxa" w:w="2986"/>
+          </w:tcPr>
+          <w:p>
+            <w:pPr>
+              <w:keepNext w:val="0"/>
+              <w:spacing w:after="60" w:before="60" w:line="280" w:lineRule="exact"/>
+              <w:jc w:val="center"/>
+            </w:pPr>
+            <w:r>
+              <w:rPr>
+                <w:rFonts w:ascii="Times New Roman" w:hAnsi="Times New Roman" w:eastAsia="宋体"/>
+                <w:b w:val="0"/>
+                <w:sz w:val="20"/>
+              </w:rPr>
+            </w:r>
+            <w:r>
+              <w:rPr>
+                <w:rFonts w:ascii="Times New Roman" w:hAnsi="Times New Roman" w:eastAsia="宋体"/>
+                <w:b w:val="0"/>
+                <w:sz w:val="20"/>
+              </w:rPr>
+              <w:t>弹性覆盖＋200 m共享先导</w:t>
+            </w:r>
+          </w:p>
+        </w:tc>
+        <w:tc>
+          <w:tcPr>
+            <w:tcW w:type="dxa" w:w="2986"/>
+          </w:tcPr>
+          <w:p>
+            <w:pPr>
+              <w:keepNext w:val="0"/>
+              <w:spacing w:after="60" w:before="60" w:line="280" w:lineRule="exact"/>
+              <w:jc w:val="center"/>
+            </w:pPr>
+            <w:r>
+              <w:rPr>
+                <w:rFonts w:ascii="Times New Roman" w:hAnsi="Times New Roman" w:eastAsia="宋体"/>
+                <w:b w:val="0"/>
+                <w:sz w:val="20"/>
+              </w:rPr>
+            </w:r>
+            <w:r>
+              <w:rPr>
+                <w:rFonts w:ascii="Times New Roman" w:hAnsi="Times New Roman" w:eastAsia="宋体"/>
+                <w:b w:val="0"/>
+                <w:sz w:val="20"/>
+              </w:rPr>
+              <w:t>230.023</w:t>
+            </w:r>
+          </w:p>
+        </w:tc>
+      </w:tr>
+    </w:tbl>
+    <w:p>
+      <w:pPr>
+        <w:widowControl/>
+        <w:spacing w:before="0" w:after="0" w:line="360" w:lineRule="exact"/>
+        <w:ind w:firstLine="480"/>
+      </w:pPr>
+      <w:r>
+        <w:rPr>
+          <w:rFonts w:ascii="Times New Roman" w:hAnsi="Times New Roman" w:eastAsia="宋体"/>
+          <w:b w:val="0"/>
+          <w:sz w:val="24"/>
+        </w:rPr>
+        <w:t>最终入口采用100 m先导、50 m一次试清和至多三轮弹性调整。参数选择仅使用开发种子1—40，随后在压力场景及新种子20001—20100上评价，不依据新留出结果反向调整这组参数。表10同时报告清除率与耗时：开发40场、压力50场和新留出100场，最终策略分别清除526、640、1265个源，全部达到100%。上一版在相同场景也全部清除，故时间差异不是通过漏清换取。</w:t>
+      </w:r>
+    </w:p>
+    <w:p>
+      <w:pPr>
+        <w:keepNext/>
+        <w:widowControl/>
+        <w:spacing w:before="0" w:after="0" w:line="300" w:lineRule="auto"/>
+        <w:jc w:val="center"/>
+      </w:pPr>
+      <w:r>
+        <w:rPr>
+          <w:rFonts w:ascii="Times New Roman" w:hAnsi="Times New Roman" w:eastAsia="宋体"/>
+          <w:b w:val="0"/>
+          <w:sz w:val="20"/>
+        </w:rPr>
+        <w:t>表10  最终策略与上一版的配对验证结果</w:t>
+      </w:r>
+    </w:p>
+    <w:tbl>
+      <w:tblPr>
+        <w:tblW w:type="auto" w:w="0"/>
+        <w:jc w:val="center"/>
+        <w:tblBorders>
+          <w:top w:val="single" w:sz="12" w:space="0" w:color="000000"/>
+          <w:start w:val="nil" w:sz="0" w:space="0" w:color="auto"/>
+          <w:left w:val="nil" w:sz="0" w:space="0" w:color="auto"/>
+          <w:bottom w:val="single" w:sz="12" w:space="0" w:color="000000"/>
+          <w:end w:val="nil" w:sz="0" w:space="0" w:color="auto"/>
+          <w:right w:val="nil" w:sz="0" w:space="0" w:color="auto"/>
+          <w:insideH w:val="nil" w:sz="0" w:space="0" w:color="auto"/>
+          <w:insideV w:val="nil" w:sz="0" w:space="0" w:color="auto"/>
+        </w:tblBorders>
+        <w:tblLayout w:type="fixed"/>
+        <w:tblLook w:firstColumn="1" w:firstRow="1" w:lastColumn="0" w:lastRow="0" w:noHBand="0" w:noVBand="1" w:val="04A0"/>
+      </w:tblPr>
+      <w:tblGrid>
+        <w:gridCol w:w="1792"/>
+        <w:gridCol w:w="1792"/>
+        <w:gridCol w:w="1792"/>
+        <w:gridCol w:w="1792"/>
+        <w:gridCol w:w="1792"/>
+      </w:tblGrid>
+      <w:tr>
+        <w:trPr>
+          <w:cantSplit/>
+        </w:trPr>
+        <w:tc>
+          <w:tcPr>
+            <w:tcW w:type="dxa" w:w="1791"/>
+            <w:tcBorders>
+              <w:bottom w:val="single" w:sz="4" w:space="0" w:color="000000"/>
+            </w:tcBorders>
+          </w:tcPr>
+          <w:p>
+            <w:pPr>
+              <w:keepNext/>
+              <w:spacing w:after="60" w:before="60" w:line="280" w:lineRule="exact"/>
+              <w:jc w:val="center"/>
+            </w:pPr>
+            <w:r>
+              <w:rPr>
+                <w:rFonts w:ascii="Times New Roman" w:hAnsi="Times New Roman" w:eastAsia="宋体"/>
+                <w:b w:val="0"/>
+                <w:sz w:val="20"/>
+              </w:rPr>
+            </w:r>
+            <w:r>
+              <w:rPr>
+                <w:rFonts w:ascii="Times New Roman" w:hAnsi="Times New Roman" w:eastAsia="宋体"/>
+                <w:b w:val="0"/>
+                <w:sz w:val="20"/>
+              </w:rPr>
+              <w:t>集合</w:t>
+            </w:r>
+          </w:p>
+        </w:tc>
+        <w:tc>
+          <w:tcPr>
+            <w:tcW w:type="dxa" w:w="1791"/>
+            <w:tcBorders>
+              <w:bottom w:val="single" w:sz="4" w:space="0" w:color="000000"/>
+            </w:tcBorders>
+          </w:tcPr>
+          <w:p>
+            <w:pPr>
+              <w:keepNext/>
+              <w:spacing w:after="60" w:before="60" w:line="280" w:lineRule="exact"/>
+              <w:jc w:val="center"/>
+            </w:pPr>
+            <w:r>
+              <w:rPr>
+                <w:rFonts w:ascii="Times New Roman" w:hAnsi="Times New Roman" w:eastAsia="宋体"/>
+                <w:b w:val="0"/>
+                <w:sz w:val="20"/>
+              </w:rPr>
+            </w:r>
+            <w:r>
+              <w:rPr>
+                <w:rFonts w:ascii="Times New Roman" w:hAnsi="Times New Roman" w:eastAsia="宋体"/>
+                <w:b w:val="0"/>
+                <w:sz w:val="20"/>
+              </w:rPr>
+              <w:t>场景／源数</w:t>
+            </w:r>
+          </w:p>
+        </w:tc>
+        <w:tc>
+          <w:tcPr>
+            <w:tcW w:type="dxa" w:w="1791"/>
+            <w:tcBorders>
+              <w:bottom w:val="single" w:sz="4" w:space="0" w:color="000000"/>
+            </w:tcBorders>
+          </w:tcPr>
+          <w:p>
+            <w:pPr>
+              <w:keepNext/>
+              <w:spacing w:after="60" w:before="60" w:line="280" w:lineRule="exact"/>
+              <w:jc w:val="center"/>
+            </w:pPr>
+            <w:r>
+              <w:rPr>
+                <w:rFonts w:ascii="Times New Roman" w:hAnsi="Times New Roman" w:eastAsia="宋体"/>
+                <w:b w:val="0"/>
+                <w:sz w:val="20"/>
+              </w:rPr>
+            </w:r>
+            <w:r>
+              <w:rPr>
+                <w:rFonts w:ascii="Times New Roman" w:hAnsi="Times New Roman" w:eastAsia="宋体"/>
+                <w:b w:val="0"/>
+                <w:sz w:val="20"/>
+              </w:rPr>
+              <w:t>上一版 s/源</w:t>
+            </w:r>
+          </w:p>
+        </w:tc>
+        <w:tc>
+          <w:tcPr>
+            <w:tcW w:type="dxa" w:w="1791"/>
+            <w:tcBorders>
+              <w:bottom w:val="single" w:sz="4" w:space="0" w:color="000000"/>
+            </w:tcBorders>
+          </w:tcPr>
+          <w:p>
+            <w:pPr>
+              <w:keepNext/>
+              <w:spacing w:after="60" w:before="60" w:line="280" w:lineRule="exact"/>
+              <w:jc w:val="center"/>
+            </w:pPr>
+            <w:r>
+              <w:rPr>
+                <w:rFonts w:ascii="Times New Roman" w:hAnsi="Times New Roman" w:eastAsia="宋体"/>
+                <w:b w:val="0"/>
+                <w:sz w:val="20"/>
+              </w:rPr>
+            </w:r>
+            <w:r>
+              <w:rPr>
+                <w:rFonts w:ascii="Times New Roman" w:hAnsi="Times New Roman" w:eastAsia="宋体"/>
+                <w:b w:val="0"/>
+                <w:sz w:val="20"/>
+              </w:rPr>
+              <w:t>最终 s/源</w:t>
+            </w:r>
+          </w:p>
+        </w:tc>
+        <w:tc>
+          <w:tcPr>
+            <w:tcW w:type="dxa" w:w="1791"/>
+            <w:tcBorders>
+              <w:bottom w:val="single" w:sz="4" w:space="0" w:color="000000"/>
+            </w:tcBorders>
+          </w:tcPr>
+          <w:p>
+            <w:pPr>
+              <w:keepNext/>
+              <w:spacing w:after="60" w:before="60" w:line="280" w:lineRule="exact"/>
+              <w:jc w:val="center"/>
+            </w:pPr>
+            <w:r>
+              <w:rPr>
+                <w:rFonts w:ascii="Times New Roman" w:hAnsi="Times New Roman" w:eastAsia="宋体"/>
+                <w:b w:val="0"/>
+                <w:sz w:val="20"/>
+              </w:rPr>
+            </w:r>
+            <w:r>
+              <w:rPr>
+                <w:rFonts w:ascii="Times New Roman" w:hAnsi="Times New Roman" w:eastAsia="宋体"/>
+                <w:b w:val="0"/>
+                <w:sz w:val="20"/>
+              </w:rPr>
+              <w:t>时间降低</w:t>
+            </w:r>
+          </w:p>
+        </w:tc>
+      </w:tr>
+      <w:tr>
+        <w:trPr>
+          <w:cantSplit/>
+        </w:trPr>
+        <w:tc>
+          <w:tcPr>
+            <w:tcW w:type="dxa" w:w="1791"/>
+          </w:tcPr>
+          <w:p>
+            <w:pPr>
+              <w:keepNext/>
+              <w:spacing w:after="60" w:before="60" w:line="280" w:lineRule="exact"/>
+              <w:jc w:val="center"/>
+            </w:pPr>
+            <w:r>
+              <w:rPr>
+                <w:rFonts w:ascii="Times New Roman" w:hAnsi="Times New Roman" w:eastAsia="宋体"/>
+                <w:b w:val="0"/>
+                <w:sz w:val="20"/>
+              </w:rPr>
+            </w:r>
+            <w:r>
+              <w:rPr>
+                <w:rFonts w:ascii="Times New Roman" w:hAnsi="Times New Roman" w:eastAsia="宋体"/>
+                <w:b w:val="0"/>
+                <w:sz w:val="20"/>
+              </w:rPr>
+              <w:t>开发集</w:t>
+            </w:r>
+          </w:p>
+        </w:tc>
+        <w:tc>
+          <w:tcPr>
+            <w:tcW w:type="dxa" w:w="1791"/>
+          </w:tcPr>
+          <w:p>
+            <w:pPr>
+              <w:keepNext/>
+              <w:spacing w:after="60" w:before="60" w:line="280" w:lineRule="exact"/>
+              <w:jc w:val="center"/>
+            </w:pPr>
+            <w:r>
+              <w:rPr>
+                <w:rFonts w:ascii="Times New Roman" w:hAnsi="Times New Roman" w:eastAsia="宋体"/>
+                <w:b w:val="0"/>
+                <w:sz w:val="20"/>
+              </w:rPr>
+            </w:r>
+            <w:r>
+              <w:rPr>
+                <w:rFonts w:ascii="Times New Roman" w:hAnsi="Times New Roman" w:eastAsia="宋体"/>
+                <w:b w:val="0"/>
+                <w:sz w:val="20"/>
+              </w:rPr>
+              <w:t>40／526</w:t>
+            </w:r>
+          </w:p>
+        </w:tc>
+        <w:tc>
+          <w:tcPr>
+            <w:tcW w:type="dxa" w:w="1791"/>
+          </w:tcPr>
+          <w:p>
+            <w:pPr>
+              <w:keepNext/>
+              <w:spacing w:after="60" w:before="60" w:line="280" w:lineRule="exact"/>
+              <w:jc w:val="center"/>
+            </w:pPr>
+            <w:r>
+              <w:rPr>
+                <w:rFonts w:ascii="Times New Roman" w:hAnsi="Times New Roman" w:eastAsia="宋体"/>
+                <w:b w:val="0"/>
+                <w:sz w:val="20"/>
+              </w:rPr>
+            </w:r>
+            <w:r>
+              <w:rPr>
+                <w:rFonts w:ascii="Times New Roman" w:hAnsi="Times New Roman" w:eastAsia="宋体"/>
+                <w:b w:val="0"/>
+                <w:sz w:val="20"/>
+              </w:rPr>
+              <w:t>246.865</w:t>
+            </w:r>
+          </w:p>
+        </w:tc>
+        <w:tc>
+          <w:tcPr>
+            <w:tcW w:type="dxa" w:w="1791"/>
+          </w:tcPr>
+          <w:p>
+            <w:pPr>
+              <w:keepNext/>
+              <w:spacing w:after="60" w:before="60" w:line="280" w:lineRule="exact"/>
+              <w:jc w:val="center"/>
+            </w:pPr>
+            <w:r>
+              <w:rPr>
+                <w:rFonts w:ascii="Times New Roman" w:hAnsi="Times New Roman" w:eastAsia="宋体"/>
+                <w:b w:val="0"/>
+                <w:sz w:val="20"/>
+              </w:rPr>
+            </w:r>
+            <w:r>
+              <w:rPr>
+                <w:rFonts w:ascii="Times New Roman" w:hAnsi="Times New Roman" w:eastAsia="宋体"/>
+                <w:b w:val="0"/>
+                <w:sz w:val="20"/>
+              </w:rPr>
+              <w:t>229.368</w:t>
+            </w:r>
+          </w:p>
+        </w:tc>
+        <w:tc>
+          <w:tcPr>
+            <w:tcW w:type="dxa" w:w="1791"/>
+          </w:tcPr>
+          <w:p>
+            <w:pPr>
+              <w:keepNext/>
+              <w:spacing w:after="60" w:before="60" w:line="280" w:lineRule="exact"/>
+              <w:jc w:val="center"/>
+            </w:pPr>
+            <w:r>
+              <w:rPr>
+                <w:rFonts w:ascii="Times New Roman" w:hAnsi="Times New Roman" w:eastAsia="宋体"/>
+                <w:b w:val="0"/>
+                <w:sz w:val="20"/>
+              </w:rPr>
+            </w:r>
+            <w:r>
+              <w:rPr>
+                <w:rFonts w:ascii="Times New Roman" w:hAnsi="Times New Roman" w:eastAsia="宋体"/>
+                <w:b w:val="0"/>
+                <w:sz w:val="20"/>
+              </w:rPr>
+              <w:t>7.09%</w:t>
+            </w:r>
+          </w:p>
+        </w:tc>
+      </w:tr>
+      <w:tr>
+        <w:trPr>
+          <w:cantSplit/>
+        </w:trPr>
+        <w:tc>
+          <w:tcPr>
+            <w:tcW w:type="dxa" w:w="1791"/>
+          </w:tcPr>
+          <w:p>
+            <w:pPr>
+              <w:keepNext/>
+              <w:spacing w:after="60" w:before="60" w:line="280" w:lineRule="exact"/>
+              <w:jc w:val="center"/>
+            </w:pPr>
+            <w:r>
+              <w:rPr>
+                <w:rFonts w:ascii="Times New Roman" w:hAnsi="Times New Roman" w:eastAsia="宋体"/>
+                <w:b w:val="0"/>
+                <w:sz w:val="20"/>
+              </w:rPr>
+            </w:r>
+            <w:r>
+              <w:rPr>
+                <w:rFonts w:ascii="Times New Roman" w:hAnsi="Times New Roman" w:eastAsia="宋体"/>
+                <w:b w:val="0"/>
+                <w:sz w:val="20"/>
+              </w:rPr>
+              <w:t>压力集</w:t>
+            </w:r>
+          </w:p>
+        </w:tc>
+        <w:tc>
+          <w:tcPr>
+            <w:tcW w:type="dxa" w:w="1791"/>
+          </w:tcPr>
+          <w:p>
+            <w:pPr>
+              <w:keepNext/>
+              <w:spacing w:after="60" w:before="60" w:line="280" w:lineRule="exact"/>
+              <w:jc w:val="center"/>
+            </w:pPr>
+            <w:r>
+              <w:rPr>
+                <w:rFonts w:ascii="Times New Roman" w:hAnsi="Times New Roman" w:eastAsia="宋体"/>
+                <w:b w:val="0"/>
+                <w:sz w:val="20"/>
+              </w:rPr>
+            </w:r>
+            <w:r>
+              <w:rPr>
+                <w:rFonts w:ascii="Times New Roman" w:hAnsi="Times New Roman" w:eastAsia="宋体"/>
+                <w:b w:val="0"/>
+                <w:sz w:val="20"/>
+              </w:rPr>
+              <w:t>50／640</w:t>
+            </w:r>
+          </w:p>
+        </w:tc>
+        <w:tc>
+          <w:tcPr>
+            <w:tcW w:type="dxa" w:w="1791"/>
+          </w:tcPr>
+          <w:p>
+            <w:pPr>
+              <w:keepNext/>
+              <w:spacing w:after="60" w:before="60" w:line="280" w:lineRule="exact"/>
+              <w:jc w:val="center"/>
+            </w:pPr>
+            <w:r>
+              <w:rPr>
+                <w:rFonts w:ascii="Times New Roman" w:hAnsi="Times New Roman" w:eastAsia="宋体"/>
+                <w:b w:val="0"/>
+                <w:sz w:val="20"/>
+              </w:rPr>
+            </w:r>
+            <w:r>
+              <w:rPr>
+                <w:rFonts w:ascii="Times New Roman" w:hAnsi="Times New Roman" w:eastAsia="宋体"/>
+                <w:b w:val="0"/>
+                <w:sz w:val="20"/>
+              </w:rPr>
+              <w:t>254.427</w:t>
+            </w:r>
+          </w:p>
+        </w:tc>
+        <w:tc>
+          <w:tcPr>
+            <w:tcW w:type="dxa" w:w="1791"/>
+          </w:tcPr>
+          <w:p>
+            <w:pPr>
+              <w:keepNext/>
+              <w:spacing w:after="60" w:before="60" w:line="280" w:lineRule="exact"/>
+              <w:jc w:val="center"/>
+            </w:pPr>
+            <w:r>
+              <w:rPr>
+                <w:rFonts w:ascii="Times New Roman" w:hAnsi="Times New Roman" w:eastAsia="宋体"/>
+                <w:b w:val="0"/>
+                <w:sz w:val="20"/>
+              </w:rPr>
+            </w:r>
+            <w:r>
+              <w:rPr>
+                <w:rFonts w:ascii="Times New Roman" w:hAnsi="Times New Roman" w:eastAsia="宋体"/>
+                <w:b w:val="0"/>
+                <w:sz w:val="20"/>
+              </w:rPr>
+              <w:t>244.910</w:t>
+            </w:r>
+          </w:p>
+        </w:tc>
+        <w:tc>
+          <w:tcPr>
+            <w:tcW w:type="dxa" w:w="1791"/>
+          </w:tcPr>
+          <w:p>
+            <w:pPr>
+              <w:keepNext/>
+              <w:spacing w:after="60" w:before="60" w:line="280" w:lineRule="exact"/>
+              <w:jc w:val="center"/>
+            </w:pPr>
+            <w:r>
+              <w:rPr>
+                <w:rFonts w:ascii="Times New Roman" w:hAnsi="Times New Roman" w:eastAsia="宋体"/>
+                <w:b w:val="0"/>
+                <w:sz w:val="20"/>
+              </w:rPr>
+            </w:r>
+            <w:r>
+              <w:rPr>
+                <w:rFonts w:ascii="Times New Roman" w:hAnsi="Times New Roman" w:eastAsia="宋体"/>
+                <w:b w:val="0"/>
+                <w:sz w:val="20"/>
+              </w:rPr>
+              <w:t>3.74%</w:t>
+            </w:r>
+          </w:p>
+        </w:tc>
+      </w:tr>
+      <w:tr>
+        <w:trPr>
+          <w:cantSplit/>
+        </w:trPr>
+        <w:tc>
+          <w:tcPr>
+            <w:tcW w:type="dxa" w:w="1791"/>
+          </w:tcPr>
+          <w:p>
+            <w:pPr>
+              <w:keepNext/>
+              <w:spacing w:after="60" w:before="60" w:line="280" w:lineRule="exact"/>
+              <w:jc w:val="center"/>
+            </w:pPr>
+            <w:r>
+              <w:rPr>
+                <w:rFonts w:ascii="Times New Roman" w:hAnsi="Times New Roman" w:eastAsia="宋体"/>
+                <w:b w:val="0"/>
+                <w:sz w:val="20"/>
+              </w:rPr>
+            </w:r>
+            <w:r>
+              <w:rPr>
+                <w:rFonts w:ascii="Times New Roman" w:hAnsi="Times New Roman" w:eastAsia="宋体"/>
+                <w:b w:val="0"/>
+                <w:sz w:val="20"/>
+              </w:rPr>
+              <w:t>新留出集</w:t>
+            </w:r>
+          </w:p>
+        </w:tc>
+        <w:tc>
+          <w:tcPr>
+            <w:tcW w:type="dxa" w:w="1791"/>
+          </w:tcPr>
+          <w:p>
+            <w:pPr>
+              <w:keepNext/>
+              <w:spacing w:after="60" w:before="60" w:line="280" w:lineRule="exact"/>
+              <w:jc w:val="center"/>
+            </w:pPr>
+            <w:r>
+              <w:rPr>
+                <w:rFonts w:ascii="Times New Roman" w:hAnsi="Times New Roman" w:eastAsia="宋体"/>
+                <w:b w:val="0"/>
+                <w:sz w:val="20"/>
+              </w:rPr>
+            </w:r>
+            <w:r>
+              <w:rPr>
+                <w:rFonts w:ascii="Times New Roman" w:hAnsi="Times New Roman" w:eastAsia="宋体"/>
+                <w:b w:val="0"/>
+                <w:sz w:val="20"/>
+              </w:rPr>
+              <w:t>100／1265</w:t>
+            </w:r>
+          </w:p>
+        </w:tc>
+        <w:tc>
+          <w:tcPr>
+            <w:tcW w:type="dxa" w:w="1791"/>
+          </w:tcPr>
+          <w:p>
+            <w:pPr>
+              <w:keepNext/>
+              <w:spacing w:after="60" w:before="60" w:line="280" w:lineRule="exact"/>
+              <w:jc w:val="center"/>
+            </w:pPr>
+            <w:r>
+              <w:rPr>
+                <w:rFonts w:ascii="Times New Roman" w:hAnsi="Times New Roman" w:eastAsia="宋体"/>
+                <w:b w:val="0"/>
+                <w:sz w:val="20"/>
+              </w:rPr>
+            </w:r>
+            <w:r>
+              <w:rPr>
+                <w:rFonts w:ascii="Times New Roman" w:hAnsi="Times New Roman" w:eastAsia="宋体"/>
+                <w:b w:val="0"/>
+                <w:sz w:val="20"/>
+              </w:rPr>
+              <w:t>248.044</w:t>
+            </w:r>
+          </w:p>
+        </w:tc>
+        <w:tc>
+          <w:tcPr>
+            <w:tcW w:type="dxa" w:w="1791"/>
+          </w:tcPr>
+          <w:p>
+            <w:pPr>
+              <w:keepNext/>
+              <w:spacing w:after="60" w:before="60" w:line="280" w:lineRule="exact"/>
+              <w:jc w:val="center"/>
+            </w:pPr>
+            <w:r>
+              <w:rPr>
+                <w:rFonts w:ascii="Times New Roman" w:hAnsi="Times New Roman" w:eastAsia="宋体"/>
+                <w:b w:val="0"/>
+                <w:sz w:val="20"/>
+              </w:rPr>
+            </w:r>
+            <w:r>
+              <w:rPr>
+                <w:rFonts w:ascii="Times New Roman" w:hAnsi="Times New Roman" w:eastAsia="宋体"/>
+                <w:b w:val="0"/>
+                <w:sz w:val="20"/>
+              </w:rPr>
+              <w:t>233.723</w:t>
+            </w:r>
+          </w:p>
+        </w:tc>
+        <w:tc>
+          <w:tcPr>
+            <w:tcW w:type="dxa" w:w="1791"/>
+          </w:tcPr>
+          <w:p>
+            <w:pPr>
+              <w:keepNext/>
+              <w:spacing w:after="60" w:before="60" w:line="280" w:lineRule="exact"/>
+              <w:jc w:val="center"/>
+            </w:pPr>
+            <w:r>
+              <w:rPr>
+                <w:rFonts w:ascii="Times New Roman" w:hAnsi="Times New Roman" w:eastAsia="宋体"/>
+                <w:b w:val="0"/>
+                <w:sz w:val="20"/>
+              </w:rPr>
+            </w:r>
+            <w:r>
+              <w:rPr>
+                <w:rFonts w:ascii="Times New Roman" w:hAnsi="Times New Roman" w:eastAsia="宋体"/>
+                <w:b w:val="0"/>
+                <w:sz w:val="20"/>
+              </w:rPr>
+              <w:t>5.77%</w:t>
+            </w:r>
+          </w:p>
+        </w:tc>
+      </w:tr>
+      <w:tr>
+        <w:trPr>
+          <w:cantSplit/>
+        </w:trPr>
+        <w:tc>
+          <w:tcPr>
+            <w:tcW w:type="dxa" w:w="1791"/>
+          </w:tcPr>
+          <w:p>
+            <w:pPr>
+              <w:keepNext w:val="0"/>
+              <w:spacing w:after="60" w:before="60" w:line="280" w:lineRule="exact"/>
+              <w:jc w:val="center"/>
+            </w:pPr>
+            <w:r>
+              <w:rPr>
+                <w:rFonts w:ascii="Times New Roman" w:hAnsi="Times New Roman" w:eastAsia="宋体"/>
+                <w:b w:val="0"/>
+                <w:sz w:val="20"/>
+              </w:rPr>
+            </w:r>
+            <w:r>
+              <w:rPr>
+                <w:rFonts w:ascii="Times New Roman" w:hAnsi="Times New Roman" w:eastAsia="宋体"/>
+                <w:b w:val="0"/>
+                <w:sz w:val="20"/>
+              </w:rPr>
+              <w:t>三集合合计</w:t>
+            </w:r>
+          </w:p>
+        </w:tc>
+        <w:tc>
+          <w:tcPr>
+            <w:tcW w:type="dxa" w:w="1791"/>
+          </w:tcPr>
+          <w:p>
+            <w:pPr>
+              <w:keepNext w:val="0"/>
+              <w:spacing w:after="60" w:before="60" w:line="280" w:lineRule="exact"/>
+              <w:jc w:val="center"/>
+            </w:pPr>
+            <w:r>
+              <w:rPr>
+                <w:rFonts w:ascii="Times New Roman" w:hAnsi="Times New Roman" w:eastAsia="宋体"/>
+                <w:b w:val="0"/>
+                <w:sz w:val="20"/>
+              </w:rPr>
+            </w:r>
+            <w:r>
+              <w:rPr>
+                <w:rFonts w:ascii="Times New Roman" w:hAnsi="Times New Roman" w:eastAsia="宋体"/>
+                <w:b w:val="0"/>
+                <w:sz w:val="20"/>
+              </w:rPr>
+              <w:t>190／2431</w:t>
+            </w:r>
+          </w:p>
+        </w:tc>
+        <w:tc>
+          <w:tcPr>
+            <w:tcW w:type="dxa" w:w="1791"/>
+          </w:tcPr>
+          <w:p>
+            <w:pPr>
+              <w:keepNext w:val="0"/>
+              <w:spacing w:after="60" w:before="60" w:line="280" w:lineRule="exact"/>
+              <w:jc w:val="center"/>
+            </w:pPr>
+            <w:r>
+              <w:rPr>
+                <w:rFonts w:ascii="Times New Roman" w:hAnsi="Times New Roman" w:eastAsia="宋体"/>
+                <w:b w:val="0"/>
+                <w:sz w:val="20"/>
+              </w:rPr>
+            </w:r>
+            <w:r>
+              <w:rPr>
+                <w:rFonts w:ascii="Times New Roman" w:hAnsi="Times New Roman" w:eastAsia="宋体"/>
+                <w:b w:val="0"/>
+                <w:sz w:val="20"/>
+              </w:rPr>
+              <w:t>249.469</w:t>
+            </w:r>
+          </w:p>
+        </w:tc>
+        <w:tc>
+          <w:tcPr>
+            <w:tcW w:type="dxa" w:w="1791"/>
+          </w:tcPr>
+          <w:p>
+            <w:pPr>
+              <w:keepNext w:val="0"/>
+              <w:spacing w:after="60" w:before="60" w:line="280" w:lineRule="exact"/>
+              <w:jc w:val="center"/>
+            </w:pPr>
+            <w:r>
+              <w:rPr>
+                <w:rFonts w:ascii="Times New Roman" w:hAnsi="Times New Roman" w:eastAsia="宋体"/>
+                <w:b w:val="0"/>
+                <w:sz w:val="20"/>
+              </w:rPr>
+            </w:r>
+            <w:r>
+              <w:rPr>
+                <w:rFonts w:ascii="Times New Roman" w:hAnsi="Times New Roman" w:eastAsia="宋体"/>
+                <w:b w:val="0"/>
+                <w:sz w:val="20"/>
+              </w:rPr>
+              <w:t>235.726</w:t>
+            </w:r>
+          </w:p>
+        </w:tc>
+        <w:tc>
+          <w:tcPr>
+            <w:tcW w:type="dxa" w:w="1791"/>
+          </w:tcPr>
+          <w:p>
+            <w:pPr>
+              <w:keepNext w:val="0"/>
+              <w:spacing w:after="60" w:before="60" w:line="280" w:lineRule="exact"/>
+              <w:jc w:val="center"/>
+            </w:pPr>
+            <w:r>
+              <w:rPr>
+                <w:rFonts w:ascii="Times New Roman" w:hAnsi="Times New Roman" w:eastAsia="宋体"/>
+                <w:b w:val="0"/>
+                <w:sz w:val="20"/>
+              </w:rPr>
+            </w:r>
+            <w:r>
+              <w:rPr>
+                <w:rFonts w:ascii="Times New Roman" w:hAnsi="Times New Roman" w:eastAsia="宋体"/>
+                <w:b w:val="0"/>
+                <w:sz w:val="20"/>
+              </w:rPr>
+              <w:t>5.51%</w:t>
+            </w:r>
+          </w:p>
+        </w:tc>
+      </w:tr>
+    </w:tbl>
+    <w:p>
+      <w:pPr>
+        <w:keepNext/>
+        <w:widowControl/>
+        <w:spacing w:before="0" w:after="0" w:line="360" w:lineRule="exact"/>
+        <w:ind w:firstLine="480"/>
+      </w:pPr>
+      <w:r>
+        <w:rPr>
+          <w:rFonts w:ascii="Times New Roman" w:hAnsi="Times New Roman" w:eastAsia="宋体"/>
+          <w:b w:val="0"/>
+          <w:sz w:val="24"/>
+        </w:rPr>
+        <w:t>跨场景的相对改善按式(38)计算，其中T_b,i与T_u,i分别表示同一场景中上一版和最终策略的总时间。新留出集100场中有84场最终策略更快、16场更慢。对场景对整体重抽样4000次，随机种子为20260912，得到改善率的95%百分位区间为[4.67%,6.87%]。该区间描述合成生成器内的抽样不确定性，不是所有合法布局的性能保证，也不作为官方成绩区间。</w:t>
+      </w:r>
+    </w:p>
+    <w:p>
+      <w:pPr>
+        <w:widowControl/>
+        <w:spacing w:before="60" w:after="60" w:line="300" w:lineRule="auto"/>
+        <w:jc w:val="center"/>
+      </w:pPr>
+      <m:oMathPara>
+        <m:oMath>
+          <m:sSub>
+            <m:e>
+              <m:r>
+                <m:t>Δ</m:t>
+              </m:r>
+            </m:e>
+            <m:sub>
+              <m:r>
+                <m:t>T</m:t>
+              </m:r>
+            </m:sub>
+          </m:sSub>
+          <m:r>
+            <m:t>=1-</m:t>
+          </m:r>
+          <m:f>
+            <m:num>
+              <m:sSub>
+                <m:e>
+                  <m:r>
+                    <m:t>∑</m:t>
+                  </m:r>
+                </m:e>
+                <m:sub>
+                  <m:r>
+                    <m:t>i</m:t>
+                  </m:r>
+                </m:sub>
+              </m:sSub>
+              <m:sSub>
+                <m:e>
+                  <m:r>
+                    <m:t xml:space="preserve"> T</m:t>
+                  </m:r>
+                </m:e>
+                <m:sub>
+                  <m:r>
+                    <m:t>u,i</m:t>
+                  </m:r>
+                </m:sub>
+              </m:sSub>
+            </m:num>
+            <m:den>
+              <m:sSub>
+                <m:e>
+                  <m:r>
+                    <m:t>∑</m:t>
+                  </m:r>
+                </m:e>
+                <m:sub>
+                  <m:r>
+                    <m:t>i</m:t>
+                  </m:r>
+                </m:sub>
+              </m:sSub>
+              <m:sSub>
+                <m:e>
+                  <m:r>
+                    <m:t xml:space="preserve"> T</m:t>
+                  </m:r>
+                </m:e>
+                <m:sub>
+                  <m:r>
+                    <m:t>b,i</m:t>
+                  </m:r>
+                </m:sub>
+              </m:sSub>
+            </m:den>
+          </m:f>
+          <m:r>
+            <m:t xml:space="preserve">  </m:t>
+          </m:r>
+          <m:r>
+            <m:t xml:space="preserve"> (38)</m:t>
+          </m:r>
+        </m:oMath>
+      </m:oMathPara>
+    </w:p>
+    <w:p>
+      <w:pPr>
+        <w:widowControl/>
+        <w:spacing w:before="0" w:after="0" w:line="360" w:lineRule="exact"/>
+        <w:ind w:firstLine="480"/>
+      </w:pPr>
+      <w:r>
+        <w:rPr>
+          <w:rFonts w:ascii="Times New Roman" w:hAnsi="Times New Roman" w:eastAsia="宋体"/>
+          <w:b w:val="0"/>
+          <w:sz w:val="24"/>
+        </w:rPr>
+        <w:t>如图9所示，逐场比较新留出集平均时间；对角线下方代表最终策略用时更少。最差退化出现在种子20009：上一版277.594 s/源，最终策略307.979 s/源，增加30.385 s/源。可见最终策略改善整体平均表现，但没有逐场支配上一版。新留出集中18场不超过200 s/源，整体均值仍为233.723 s/源，不能将部分优秀场景称为总体已达到200 s/源。</w:t>
+      </w:r>
+    </w:p>
+    <w:p>
+      <w:pPr>
+        <w:keepNext/>
+        <w:widowControl/>
+        <w:spacing w:before="0" w:after="0" w:line="300" w:lineRule="auto"/>
+        <w:jc w:val="center"/>
+      </w:pPr>
+      <w:r>
+        <w:drawing>
+          <wp:inline xmlns:a="http://schemas.openxmlformats.org/drawingml/2006/main" xmlns:pic="http://schemas.openxmlformats.org/drawingml/2006/picture">
+            <wp:extent cx="4752000" cy="3192750"/>
+            <wp:docPr id="9" name="Picture 9"/>
+            <wp:cNvGraphicFramePr>
+              <a:graphicFrameLocks noChangeAspect="1"/>
+            </wp:cNvGraphicFramePr>
+            <a:graphic>
+              <a:graphicData uri="http://schemas.openxmlformats.org/drawingml/2006/picture">
+                <pic:pic>
+                  <pic:nvPicPr>
+                    <pic:cNvPr id="0" name="image.png"/>
+                    <pic:cNvPicPr/>
+                  </pic:nvPicPr>
+                  <pic:blipFill>
+                    <a:blip r:embed="rId16"/>
+                    <a:stretch>
+                      <a:fillRect/>
+                    </a:stretch>
+                  </pic:blipFill>
+                  <pic:spPr>
+                    <a:xfrm>
+                      <a:off x="0" y="0"/>
+                      <a:ext cx="4752000" cy="3192750"/>
+                    </a:xfrm>
+                    <a:prstGeom prst="rect"/>
+                  </pic:spPr>
+                </pic:pic>
+              </a:graphicData>
+            </a:graphic>
+          </wp:inline>
+        </w:drawing>
+      </w:r>
+    </w:p>
+    <w:p>
+      <w:pPr>
+        <w:widowControl/>
+        <w:spacing w:before="0" w:after="0" w:line="300" w:lineRule="auto"/>
+        <w:jc w:val="center"/>
+      </w:pPr>
+      <w:r>
+        <w:rPr>
+          <w:rFonts w:ascii="Times New Roman" w:hAnsi="Times New Roman" w:eastAsia="宋体"/>
+          <w:b w:val="0"/>
+          <w:sz w:val="20"/>
+        </w:rPr>
+        <w:t>图9  新留出集100场的逐场配对耗时</w:t>
+      </w:r>
+    </w:p>
+    <w:p>
+      <w:pPr>
+        <w:widowControl/>
+        <w:spacing w:before="0" w:after="0" w:line="300" w:lineRule="auto"/>
+      </w:pPr>
+      <w:r>
+        <w:rPr>
+          <w:rFonts w:ascii="Times New Roman" w:hAnsi="Times New Roman" w:eastAsia="宋体"/>
+          <w:b w:val="0"/>
+          <w:sz w:val="18"/>
+        </w:rPr>
+        <w:t>注：每点对应同一场景的两个策略结果；虚线表示两者相等。</w:t>
+      </w:r>
+    </w:p>
+    <w:p>
+      <w:pPr>
+        <w:widowControl/>
+        <w:spacing w:before="0" w:after="0" w:line="360" w:lineRule="exact"/>
+        <w:ind w:firstLine="480"/>
+      </w:pPr>
+      <w:r>
+        <w:rPr>
+          <w:rFonts w:ascii="Times New Roman" w:hAnsi="Times New Roman" w:eastAsia="宋体"/>
+          <w:b w:val="0"/>
+          <w:sz w:val="24"/>
+        </w:rPr>
+        <w:t>如图10所示，将新留出集的时间按动作拆分。最终策略移动、检测、切换、清除分别为175.006、44.996、8.557、5.164 s/源，合计233.723 s/源；上一版分别为189.033、45.431、8.580、5.000 s/源。主要收益来自移动时间降低约14.026 s/源，约对应每源少走70.13 m；试清增加约0.164 s/源，但整体移动节省更大。移动仍占最终总时间约74.88%，因此后续改进应继续关注观测收益与路线长度的协同，而非仅减少计算运行时间。</w:t>
+      </w:r>
+    </w:p>
+    <w:p>
+      <w:pPr>
+        <w:keepNext/>
+        <w:widowControl/>
+        <w:spacing w:before="0" w:after="0" w:line="300" w:lineRule="auto"/>
+        <w:jc w:val="center"/>
+      </w:pPr>
+      <w:r>
+        <w:drawing>
+          <wp:inline xmlns:a="http://schemas.openxmlformats.org/drawingml/2006/main" xmlns:pic="http://schemas.openxmlformats.org/drawingml/2006/picture">
+            <wp:extent cx="4752000" cy="3192750"/>
+            <wp:docPr id="10" name="Picture 10"/>
+            <wp:cNvGraphicFramePr>
+              <a:graphicFrameLocks noChangeAspect="1"/>
+            </wp:cNvGraphicFramePr>
+            <a:graphic>
+              <a:graphicData uri="http://schemas.openxmlformats.org/drawingml/2006/picture">
+                <pic:pic>
+                  <pic:nvPicPr>
+                    <pic:cNvPr id="0" name="image.png"/>
+                    <pic:cNvPicPr/>
+                  </pic:nvPicPr>
+                  <pic:blipFill>
+                    <a:blip r:embed="rId17"/>
+                    <a:stretch>
+                      <a:fillRect/>
+                    </a:stretch>
+                  </pic:blipFill>
+                  <pic:spPr>
+                    <a:xfrm>
+                      <a:off x="0" y="0"/>
+                      <a:ext cx="4752000" cy="3192750"/>
+                    </a:xfrm>
+                    <a:prstGeom prst="rect"/>
+                  </pic:spPr>
+                </pic:pic>
+              </a:graphicData>
+            </a:graphic>
+          </wp:inline>
+        </w:drawing>
+      </w:r>
+    </w:p>
+    <w:p>
+      <w:pPr>
+        <w:widowControl/>
+        <w:spacing w:before="0" w:after="0" w:line="300" w:lineRule="auto"/>
+        <w:jc w:val="center"/>
+      </w:pPr>
+      <w:r>
+        <w:rPr>
+          <w:rFonts w:ascii="Times New Roman" w:hAnsi="Times New Roman" w:eastAsia="宋体"/>
+          <w:b w:val="0"/>
+          <w:sz w:val="20"/>
+        </w:rPr>
+        <w:t>图10  新留出集的平均动作耗时分解</w:t>
+      </w:r>
+    </w:p>
+    <w:p>
+      <w:pPr>
+        <w:widowControl/>
+        <w:spacing w:before="0" w:after="0" w:line="300" w:lineRule="auto"/>
+      </w:pPr>
+      <w:r>
+        <w:rPr>
+          <w:rFonts w:ascii="Times New Roman" w:hAnsi="Times New Roman" w:eastAsia="宋体"/>
+          <w:b w:val="0"/>
+          <w:sz w:val="18"/>
+        </w:rPr>
+        <w:t>注：Travel、Measure、Switch、Clear依次表示移动、检测、切换与清除；失败试清耗时计入Clear。</w:t>
+      </w:r>
+    </w:p>
+    <w:p>
+      <w:pPr>
+        <w:widowControl/>
+        <w:spacing w:before="0" w:after="0" w:line="360" w:lineRule="exact"/>
+        <w:ind w:firstLine="480"/>
+      </w:pPr>
+      <w:r>
+        <w:rPr>
+          <w:rFonts w:ascii="Times New Roman" w:hAnsi="Times New Roman" w:eastAsia="宋体"/>
+          <w:b w:val="0"/>
+          <w:sz w:val="24"/>
+        </w:rPr>
+        <w:t>为检查结构性弱点，设置五类压力场景，每类10场、128个源。边缘分布将源置于1799.9 m圆周且R=1000 m；聚簇分布将源集中于外环小簇；最小接收半径组令全部R=1000 m；固定偏差组按频道固定±1°误差；端点误差组令各测点误差取±1°。表11及图11给出全部类别，保留表现退化的边缘组。</w:t>
+      </w:r>
+    </w:p>
+    <w:p>
+      <w:pPr>
+        <w:keepNext/>
+        <w:widowControl/>
+        <w:spacing w:before="0" w:after="0" w:line="300" w:lineRule="auto"/>
+        <w:jc w:val="center"/>
+      </w:pPr>
+      <w:r>
+        <w:rPr>
+          <w:rFonts w:ascii="Times New Roman" w:hAnsi="Times New Roman" w:eastAsia="宋体"/>
+          <w:b w:val="0"/>
+          <w:sz w:val="20"/>
+        </w:rPr>
+        <w:t>表11  五类压力场景的分组结果</w:t>
+      </w:r>
+    </w:p>
+    <w:tbl>
+      <w:tblPr>
+        <w:tblW w:type="auto" w:w="0"/>
+        <w:jc w:val="center"/>
+        <w:tblBorders>
+          <w:top w:val="single" w:sz="12" w:space="0" w:color="000000"/>
+          <w:start w:val="nil" w:sz="0" w:space="0" w:color="auto"/>
+          <w:left w:val="nil" w:sz="0" w:space="0" w:color="auto"/>
+          <w:bottom w:val="single" w:sz="12" w:space="0" w:color="000000"/>
+          <w:end w:val="nil" w:sz="0" w:space="0" w:color="auto"/>
+          <w:right w:val="nil" w:sz="0" w:space="0" w:color="auto"/>
+          <w:insideH w:val="nil" w:sz="0" w:space="0" w:color="auto"/>
+          <w:insideV w:val="nil" w:sz="0" w:space="0" w:color="auto"/>
+        </w:tblBorders>
+        <w:tblLayout w:type="fixed"/>
+        <w:tblLook w:firstColumn="1" w:firstRow="1" w:lastColumn="0" w:lastRow="0" w:noHBand="0" w:noVBand="1" w:val="04A0"/>
+      </w:tblPr>
+      <w:tblGrid>
+        <w:gridCol w:w="2239"/>
+        <w:gridCol w:w="2239"/>
+        <w:gridCol w:w="2239"/>
+        <w:gridCol w:w="2239"/>
+      </w:tblGrid>
+      <w:tr>
+        <w:trPr>
+          <w:cantSplit/>
+        </w:trPr>
+        <w:tc>
+          <w:tcPr>
+            <w:tcW w:type="dxa" w:w="2239"/>
+            <w:tcBorders>
+              <w:bottom w:val="single" w:sz="4" w:space="0" w:color="000000"/>
+            </w:tcBorders>
+          </w:tcPr>
+          <w:p>
+            <w:pPr>
+              <w:keepNext/>
+              <w:spacing w:after="60" w:before="60" w:line="280" w:lineRule="exact"/>
+              <w:jc w:val="center"/>
+            </w:pPr>
+            <w:r>
+              <w:rPr>
+                <w:rFonts w:ascii="Times New Roman" w:hAnsi="Times New Roman" w:eastAsia="宋体"/>
+                <w:b w:val="0"/>
+                <w:sz w:val="20"/>
+              </w:rPr>
+            </w:r>
+            <w:r>
+              <w:rPr>
+                <w:rFonts w:ascii="Times New Roman" w:hAnsi="Times New Roman" w:eastAsia="宋体"/>
+                <w:b w:val="0"/>
+                <w:sz w:val="20"/>
+              </w:rPr>
+              <w:t>场景类型</w:t>
+            </w:r>
+          </w:p>
+        </w:tc>
+        <w:tc>
+          <w:tcPr>
+            <w:tcW w:type="dxa" w:w="2239"/>
+            <w:tcBorders>
+              <w:bottom w:val="single" w:sz="4" w:space="0" w:color="000000"/>
+            </w:tcBorders>
+          </w:tcPr>
+          <w:p>
+            <w:pPr>
+              <w:keepNext/>
+              <w:spacing w:after="60" w:before="60" w:line="280" w:lineRule="exact"/>
+              <w:jc w:val="center"/>
+            </w:pPr>
+            <w:r>
+              <w:rPr>
+                <w:rFonts w:ascii="Times New Roman" w:hAnsi="Times New Roman" w:eastAsia="宋体"/>
+                <w:b w:val="0"/>
+                <w:sz w:val="20"/>
+              </w:rPr>
+            </w:r>
+            <w:r>
+              <w:rPr>
+                <w:rFonts w:ascii="Times New Roman" w:hAnsi="Times New Roman" w:eastAsia="宋体"/>
+                <w:b w:val="0"/>
+                <w:sz w:val="20"/>
+              </w:rPr>
+              <w:t>上一版 s/源</w:t>
+            </w:r>
+          </w:p>
+        </w:tc>
+        <w:tc>
+          <w:tcPr>
+            <w:tcW w:type="dxa" w:w="2239"/>
+            <w:tcBorders>
+              <w:bottom w:val="single" w:sz="4" w:space="0" w:color="000000"/>
+            </w:tcBorders>
+          </w:tcPr>
+          <w:p>
+            <w:pPr>
+              <w:keepNext/>
+              <w:spacing w:after="60" w:before="60" w:line="280" w:lineRule="exact"/>
+              <w:jc w:val="center"/>
+            </w:pPr>
+            <w:r>
+              <w:rPr>
+                <w:rFonts w:ascii="Times New Roman" w:hAnsi="Times New Roman" w:eastAsia="宋体"/>
+                <w:b w:val="0"/>
+                <w:sz w:val="20"/>
+              </w:rPr>
+            </w:r>
+            <w:r>
+              <w:rPr>
+                <w:rFonts w:ascii="Times New Roman" w:hAnsi="Times New Roman" w:eastAsia="宋体"/>
+                <w:b w:val="0"/>
+                <w:sz w:val="20"/>
+              </w:rPr>
+              <w:t>最终 s/源</w:t>
+            </w:r>
+          </w:p>
+        </w:tc>
+        <w:tc>
+          <w:tcPr>
+            <w:tcW w:type="dxa" w:w="2239"/>
+            <w:tcBorders>
+              <w:bottom w:val="single" w:sz="4" w:space="0" w:color="000000"/>
+            </w:tcBorders>
+          </w:tcPr>
+          <w:p>
+            <w:pPr>
+              <w:keepNext/>
+              <w:spacing w:after="60" w:before="60" w:line="280" w:lineRule="exact"/>
+              <w:jc w:val="center"/>
+            </w:pPr>
+            <w:r>
+              <w:rPr>
+                <w:rFonts w:ascii="Times New Roman" w:hAnsi="Times New Roman" w:eastAsia="宋体"/>
+                <w:b w:val="0"/>
+                <w:sz w:val="20"/>
+              </w:rPr>
+            </w:r>
+            <w:r>
+              <w:rPr>
+                <w:rFonts w:ascii="Times New Roman" w:hAnsi="Times New Roman" w:eastAsia="宋体"/>
+                <w:b w:val="0"/>
+                <w:sz w:val="20"/>
+              </w:rPr>
+              <w:t>清除比例</w:t>
+            </w:r>
+          </w:p>
+        </w:tc>
+      </w:tr>
+      <w:tr>
+        <w:trPr>
+          <w:cantSplit/>
+        </w:trPr>
+        <w:tc>
+          <w:tcPr>
+            <w:tcW w:type="dxa" w:w="2239"/>
+          </w:tcPr>
+          <w:p>
+            <w:pPr>
+              <w:keepNext/>
+              <w:spacing w:after="60" w:before="60" w:line="280" w:lineRule="exact"/>
+              <w:jc w:val="center"/>
+            </w:pPr>
+            <w:r>
+              <w:rPr>
+                <w:rFonts w:ascii="Times New Roman" w:hAnsi="Times New Roman" w:eastAsia="宋体"/>
+                <w:b w:val="0"/>
+                <w:sz w:val="20"/>
+              </w:rPr>
+            </w:r>
+            <w:r>
+              <w:rPr>
+                <w:rFonts w:ascii="Times New Roman" w:hAnsi="Times New Roman" w:eastAsia="宋体"/>
+                <w:b w:val="0"/>
+                <w:sz w:val="20"/>
+              </w:rPr>
+              <w:t>固定偏差（bias）</w:t>
+            </w:r>
+          </w:p>
+        </w:tc>
+        <w:tc>
+          <w:tcPr>
+            <w:tcW w:type="dxa" w:w="2239"/>
+          </w:tcPr>
+          <w:p>
+            <w:pPr>
+              <w:keepNext/>
+              <w:spacing w:after="60" w:before="60" w:line="280" w:lineRule="exact"/>
+              <w:jc w:val="center"/>
+            </w:pPr>
+            <w:r>
+              <w:rPr>
+                <w:rFonts w:ascii="Times New Roman" w:hAnsi="Times New Roman" w:eastAsia="宋体"/>
+                <w:b w:val="0"/>
+                <w:sz w:val="20"/>
+              </w:rPr>
+            </w:r>
+            <w:r>
+              <w:rPr>
+                <w:rFonts w:ascii="Times New Roman" w:hAnsi="Times New Roman" w:eastAsia="宋体"/>
+                <w:b w:val="0"/>
+                <w:sz w:val="20"/>
+              </w:rPr>
+              <w:t>244.862</w:t>
+            </w:r>
+          </w:p>
+        </w:tc>
+        <w:tc>
+          <w:tcPr>
+            <w:tcW w:type="dxa" w:w="2239"/>
+          </w:tcPr>
+          <w:p>
+            <w:pPr>
+              <w:keepNext/>
+              <w:spacing w:after="60" w:before="60" w:line="280" w:lineRule="exact"/>
+              <w:jc w:val="center"/>
+            </w:pPr>
+            <w:r>
+              <w:rPr>
+                <w:rFonts w:ascii="Times New Roman" w:hAnsi="Times New Roman" w:eastAsia="宋体"/>
+                <w:b w:val="0"/>
+                <w:sz w:val="20"/>
+              </w:rPr>
+            </w:r>
+            <w:r>
+              <w:rPr>
+                <w:rFonts w:ascii="Times New Roman" w:hAnsi="Times New Roman" w:eastAsia="宋体"/>
+                <w:b w:val="0"/>
+                <w:sz w:val="20"/>
+              </w:rPr>
+              <w:t>236.260</w:t>
+            </w:r>
+          </w:p>
+        </w:tc>
+        <w:tc>
+          <w:tcPr>
+            <w:tcW w:type="dxa" w:w="2239"/>
+          </w:tcPr>
+          <w:p>
+            <w:pPr>
+              <w:keepNext/>
+              <w:spacing w:after="60" w:before="60" w:line="280" w:lineRule="exact"/>
+              <w:jc w:val="center"/>
+            </w:pPr>
+            <w:r>
+              <w:rPr>
+                <w:rFonts w:ascii="Times New Roman" w:hAnsi="Times New Roman" w:eastAsia="宋体"/>
+                <w:b w:val="0"/>
+                <w:sz w:val="20"/>
+              </w:rPr>
+            </w:r>
+            <w:r>
+              <w:rPr>
+                <w:rFonts w:ascii="Times New Roman" w:hAnsi="Times New Roman" w:eastAsia="宋体"/>
+                <w:b w:val="0"/>
+                <w:sz w:val="20"/>
+              </w:rPr>
+              <w:t>128/128</w:t>
+            </w:r>
+          </w:p>
+        </w:tc>
+      </w:tr>
+      <w:tr>
+        <w:trPr>
+          <w:cantSplit/>
+        </w:trPr>
+        <w:tc>
+          <w:tcPr>
+            <w:tcW w:type="dxa" w:w="2239"/>
+          </w:tcPr>
+          <w:p>
+            <w:pPr>
+              <w:keepNext/>
+              <w:spacing w:after="60" w:before="60" w:line="280" w:lineRule="exact"/>
+              <w:jc w:val="center"/>
+            </w:pPr>
+            <w:r>
+              <w:rPr>
+                <w:rFonts w:ascii="Times New Roman" w:hAnsi="Times New Roman" w:eastAsia="宋体"/>
+                <w:b w:val="0"/>
+                <w:sz w:val="20"/>
+              </w:rPr>
+            </w:r>
+            <w:r>
+              <w:rPr>
+                <w:rFonts w:ascii="Times New Roman" w:hAnsi="Times New Roman" w:eastAsia="宋体"/>
+                <w:b w:val="0"/>
+                <w:sz w:val="20"/>
+              </w:rPr>
+              <w:t>外环聚簇（cluster）</w:t>
+            </w:r>
+          </w:p>
+        </w:tc>
+        <w:tc>
+          <w:tcPr>
+            <w:tcW w:type="dxa" w:w="2239"/>
+          </w:tcPr>
+          <w:p>
+            <w:pPr>
+              <w:keepNext/>
+              <w:spacing w:after="60" w:before="60" w:line="280" w:lineRule="exact"/>
+              <w:jc w:val="center"/>
+            </w:pPr>
+            <w:r>
+              <w:rPr>
+                <w:rFonts w:ascii="Times New Roman" w:hAnsi="Times New Roman" w:eastAsia="宋体"/>
+                <w:b w:val="0"/>
+                <w:sz w:val="20"/>
+              </w:rPr>
+            </w:r>
+            <w:r>
+              <w:rPr>
+                <w:rFonts w:ascii="Times New Roman" w:hAnsi="Times New Roman" w:eastAsia="宋体"/>
+                <w:b w:val="0"/>
+                <w:sz w:val="20"/>
+              </w:rPr>
+              <w:t>169.407</w:t>
+            </w:r>
+          </w:p>
+        </w:tc>
+        <w:tc>
+          <w:tcPr>
+            <w:tcW w:type="dxa" w:w="2239"/>
+          </w:tcPr>
+          <w:p>
+            <w:pPr>
+              <w:keepNext/>
+              <w:spacing w:after="60" w:before="60" w:line="280" w:lineRule="exact"/>
+              <w:jc w:val="center"/>
+            </w:pPr>
+            <w:r>
+              <w:rPr>
+                <w:rFonts w:ascii="Times New Roman" w:hAnsi="Times New Roman" w:eastAsia="宋体"/>
+                <w:b w:val="0"/>
+                <w:sz w:val="20"/>
+              </w:rPr>
+            </w:r>
+            <w:r>
+              <w:rPr>
+                <w:rFonts w:ascii="Times New Roman" w:hAnsi="Times New Roman" w:eastAsia="宋体"/>
+                <w:b w:val="0"/>
+                <w:sz w:val="20"/>
+              </w:rPr>
+              <w:t>159.396</w:t>
+            </w:r>
+          </w:p>
+        </w:tc>
+        <w:tc>
+          <w:tcPr>
+            <w:tcW w:type="dxa" w:w="2239"/>
+          </w:tcPr>
+          <w:p>
+            <w:pPr>
+              <w:keepNext/>
+              <w:spacing w:after="60" w:before="60" w:line="280" w:lineRule="exact"/>
+              <w:jc w:val="center"/>
+            </w:pPr>
+            <w:r>
+              <w:rPr>
+                <w:rFonts w:ascii="Times New Roman" w:hAnsi="Times New Roman" w:eastAsia="宋体"/>
+                <w:b w:val="0"/>
+                <w:sz w:val="20"/>
+              </w:rPr>
+            </w:r>
+            <w:r>
+              <w:rPr>
+                <w:rFonts w:ascii="Times New Roman" w:hAnsi="Times New Roman" w:eastAsia="宋体"/>
+                <w:b w:val="0"/>
+                <w:sz w:val="20"/>
+              </w:rPr>
+              <w:t>128/128</w:t>
+            </w:r>
+          </w:p>
+        </w:tc>
+      </w:tr>
+      <w:tr>
+        <w:trPr>
+          <w:cantSplit/>
+        </w:trPr>
+        <w:tc>
+          <w:tcPr>
+            <w:tcW w:type="dxa" w:w="2239"/>
+          </w:tcPr>
+          <w:p>
+            <w:pPr>
+              <w:keepNext/>
+              <w:spacing w:after="60" w:before="60" w:line="280" w:lineRule="exact"/>
+              <w:jc w:val="center"/>
+            </w:pPr>
+            <w:r>
+              <w:rPr>
+                <w:rFonts w:ascii="Times New Roman" w:hAnsi="Times New Roman" w:eastAsia="宋体"/>
+                <w:b w:val="0"/>
+                <w:sz w:val="20"/>
+              </w:rPr>
+            </w:r>
+            <w:r>
+              <w:rPr>
+                <w:rFonts w:ascii="Times New Roman" w:hAnsi="Times New Roman" w:eastAsia="宋体"/>
+                <w:b w:val="0"/>
+                <w:sz w:val="20"/>
+              </w:rPr>
+              <w:t>圆周边缘（edge）</w:t>
+            </w:r>
+          </w:p>
+        </w:tc>
+        <w:tc>
+          <w:tcPr>
+            <w:tcW w:type="dxa" w:w="2239"/>
+          </w:tcPr>
+          <w:p>
+            <w:pPr>
+              <w:keepNext/>
+              <w:spacing w:after="60" w:before="60" w:line="280" w:lineRule="exact"/>
+              <w:jc w:val="center"/>
+            </w:pPr>
+            <w:r>
+              <w:rPr>
+                <w:rFonts w:ascii="Times New Roman" w:hAnsi="Times New Roman" w:eastAsia="宋体"/>
+                <w:b w:val="0"/>
+                <w:sz w:val="20"/>
+              </w:rPr>
+            </w:r>
+            <w:r>
+              <w:rPr>
+                <w:rFonts w:ascii="Times New Roman" w:hAnsi="Times New Roman" w:eastAsia="宋体"/>
+                <w:b w:val="0"/>
+                <w:sz w:val="20"/>
+              </w:rPr>
+              <w:t>345.441</w:t>
+            </w:r>
+          </w:p>
+        </w:tc>
+        <w:tc>
+          <w:tcPr>
+            <w:tcW w:type="dxa" w:w="2239"/>
+          </w:tcPr>
+          <w:p>
+            <w:pPr>
+              <w:keepNext/>
+              <w:spacing w:after="60" w:before="60" w:line="280" w:lineRule="exact"/>
+              <w:jc w:val="center"/>
+            </w:pPr>
+            <w:r>
+              <w:rPr>
+                <w:rFonts w:ascii="Times New Roman" w:hAnsi="Times New Roman" w:eastAsia="宋体"/>
+                <w:b w:val="0"/>
+                <w:sz w:val="20"/>
+              </w:rPr>
+            </w:r>
+            <w:r>
+              <w:rPr>
+                <w:rFonts w:ascii="Times New Roman" w:hAnsi="Times New Roman" w:eastAsia="宋体"/>
+                <w:b w:val="0"/>
+                <w:sz w:val="20"/>
+              </w:rPr>
+              <w:t>346.790</w:t>
+            </w:r>
+          </w:p>
+        </w:tc>
+        <w:tc>
+          <w:tcPr>
+            <w:tcW w:type="dxa" w:w="2239"/>
+          </w:tcPr>
+          <w:p>
+            <w:pPr>
+              <w:keepNext/>
+              <w:spacing w:after="60" w:before="60" w:line="280" w:lineRule="exact"/>
+              <w:jc w:val="center"/>
+            </w:pPr>
+            <w:r>
+              <w:rPr>
+                <w:rFonts w:ascii="Times New Roman" w:hAnsi="Times New Roman" w:eastAsia="宋体"/>
+                <w:b w:val="0"/>
+                <w:sz w:val="20"/>
+              </w:rPr>
+            </w:r>
+            <w:r>
+              <w:rPr>
+                <w:rFonts w:ascii="Times New Roman" w:hAnsi="Times New Roman" w:eastAsia="宋体"/>
+                <w:b w:val="0"/>
+                <w:sz w:val="20"/>
+              </w:rPr>
+              <w:t>128/128</w:t>
+            </w:r>
+          </w:p>
+        </w:tc>
+      </w:tr>
+      <w:tr>
+        <w:trPr>
+          <w:cantSplit/>
+        </w:trPr>
+        <w:tc>
+          <w:tcPr>
+            <w:tcW w:type="dxa" w:w="2239"/>
+          </w:tcPr>
+          <w:p>
+            <w:pPr>
+              <w:keepNext/>
+              <w:spacing w:after="60" w:before="60" w:line="280" w:lineRule="exact"/>
+              <w:jc w:val="center"/>
+            </w:pPr>
+            <w:r>
+              <w:rPr>
+                <w:rFonts w:ascii="Times New Roman" w:hAnsi="Times New Roman" w:eastAsia="宋体"/>
+                <w:b w:val="0"/>
+                <w:sz w:val="20"/>
+              </w:rPr>
+            </w:r>
+            <w:r>
+              <w:rPr>
+                <w:rFonts w:ascii="Times New Roman" w:hAnsi="Times New Roman" w:eastAsia="宋体"/>
+                <w:b w:val="0"/>
+                <w:sz w:val="20"/>
+              </w:rPr>
+              <w:t>端点误差（extreme）</w:t>
+            </w:r>
+          </w:p>
+        </w:tc>
+        <w:tc>
+          <w:tcPr>
+            <w:tcW w:type="dxa" w:w="2239"/>
+          </w:tcPr>
+          <w:p>
+            <w:pPr>
+              <w:keepNext/>
+              <w:spacing w:after="60" w:before="60" w:line="280" w:lineRule="exact"/>
+              <w:jc w:val="center"/>
+            </w:pPr>
+            <w:r>
+              <w:rPr>
+                <w:rFonts w:ascii="Times New Roman" w:hAnsi="Times New Roman" w:eastAsia="宋体"/>
+                <w:b w:val="0"/>
+                <w:sz w:val="20"/>
+              </w:rPr>
+            </w:r>
+            <w:r>
+              <w:rPr>
+                <w:rFonts w:ascii="Times New Roman" w:hAnsi="Times New Roman" w:eastAsia="宋体"/>
+                <w:b w:val="0"/>
+                <w:sz w:val="20"/>
+              </w:rPr>
+              <w:t>249.575</w:t>
+            </w:r>
+          </w:p>
+        </w:tc>
+        <w:tc>
+          <w:tcPr>
+            <w:tcW w:type="dxa" w:w="2239"/>
+          </w:tcPr>
+          <w:p>
+            <w:pPr>
+              <w:keepNext/>
+              <w:spacing w:after="60" w:before="60" w:line="280" w:lineRule="exact"/>
+              <w:jc w:val="center"/>
+            </w:pPr>
+            <w:r>
+              <w:rPr>
+                <w:rFonts w:ascii="Times New Roman" w:hAnsi="Times New Roman" w:eastAsia="宋体"/>
+                <w:b w:val="0"/>
+                <w:sz w:val="20"/>
+              </w:rPr>
+            </w:r>
+            <w:r>
+              <w:rPr>
+                <w:rFonts w:ascii="Times New Roman" w:hAnsi="Times New Roman" w:eastAsia="宋体"/>
+                <w:b w:val="0"/>
+                <w:sz w:val="20"/>
+              </w:rPr>
+              <w:t>233.949</w:t>
+            </w:r>
+          </w:p>
+        </w:tc>
+        <w:tc>
+          <w:tcPr>
+            <w:tcW w:type="dxa" w:w="2239"/>
+          </w:tcPr>
+          <w:p>
+            <w:pPr>
+              <w:keepNext/>
+              <w:spacing w:after="60" w:before="60" w:line="280" w:lineRule="exact"/>
+              <w:jc w:val="center"/>
+            </w:pPr>
+            <w:r>
+              <w:rPr>
+                <w:rFonts w:ascii="Times New Roman" w:hAnsi="Times New Roman" w:eastAsia="宋体"/>
+                <w:b w:val="0"/>
+                <w:sz w:val="20"/>
+              </w:rPr>
+            </w:r>
+            <w:r>
+              <w:rPr>
+                <w:rFonts w:ascii="Times New Roman" w:hAnsi="Times New Roman" w:eastAsia="宋体"/>
+                <w:b w:val="0"/>
+                <w:sz w:val="20"/>
+              </w:rPr>
+              <w:t>128/128</w:t>
+            </w:r>
+          </w:p>
+        </w:tc>
+      </w:tr>
+      <w:tr>
+        <w:trPr>
+          <w:cantSplit/>
+        </w:trPr>
+        <w:tc>
+          <w:tcPr>
+            <w:tcW w:type="dxa" w:w="2239"/>
+          </w:tcPr>
+          <w:p>
+            <w:pPr>
+              <w:keepNext w:val="0"/>
+              <w:spacing w:after="60" w:before="60" w:line="280" w:lineRule="exact"/>
+              <w:jc w:val="center"/>
+            </w:pPr>
+            <w:r>
+              <w:rPr>
+                <w:rFonts w:ascii="Times New Roman" w:hAnsi="Times New Roman" w:eastAsia="宋体"/>
+                <w:b w:val="0"/>
+                <w:sz w:val="20"/>
+              </w:rPr>
+            </w:r>
+            <w:r>
+              <w:rPr>
+                <w:rFonts w:ascii="Times New Roman" w:hAnsi="Times New Roman" w:eastAsia="宋体"/>
+                <w:b w:val="0"/>
+                <w:sz w:val="20"/>
+              </w:rPr>
+              <w:t>最小半径（minrange）</w:t>
+            </w:r>
+          </w:p>
+        </w:tc>
+        <w:tc>
+          <w:tcPr>
+            <w:tcW w:type="dxa" w:w="2239"/>
+          </w:tcPr>
+          <w:p>
+            <w:pPr>
+              <w:keepNext w:val="0"/>
+              <w:spacing w:after="60" w:before="60" w:line="280" w:lineRule="exact"/>
+              <w:jc w:val="center"/>
+            </w:pPr>
+            <w:r>
+              <w:rPr>
+                <w:rFonts w:ascii="Times New Roman" w:hAnsi="Times New Roman" w:eastAsia="宋体"/>
+                <w:b w:val="0"/>
+                <w:sz w:val="20"/>
+              </w:rPr>
+            </w:r>
+            <w:r>
+              <w:rPr>
+                <w:rFonts w:ascii="Times New Roman" w:hAnsi="Times New Roman" w:eastAsia="宋体"/>
+                <w:b w:val="0"/>
+                <w:sz w:val="20"/>
+              </w:rPr>
+              <w:t>262.851</w:t>
+            </w:r>
+          </w:p>
+        </w:tc>
+        <w:tc>
+          <w:tcPr>
+            <w:tcW w:type="dxa" w:w="2239"/>
+          </w:tcPr>
+          <w:p>
+            <w:pPr>
+              <w:keepNext w:val="0"/>
+              <w:spacing w:after="60" w:before="60" w:line="280" w:lineRule="exact"/>
+              <w:jc w:val="center"/>
+            </w:pPr>
+            <w:r>
+              <w:rPr>
+                <w:rFonts w:ascii="Times New Roman" w:hAnsi="Times New Roman" w:eastAsia="宋体"/>
+                <w:b w:val="0"/>
+                <w:sz w:val="20"/>
+              </w:rPr>
+            </w:r>
+            <w:r>
+              <w:rPr>
+                <w:rFonts w:ascii="Times New Roman" w:hAnsi="Times New Roman" w:eastAsia="宋体"/>
+                <w:b w:val="0"/>
+                <w:sz w:val="20"/>
+              </w:rPr>
+              <w:t>248.154</w:t>
+            </w:r>
+          </w:p>
+        </w:tc>
+        <w:tc>
+          <w:tcPr>
+            <w:tcW w:type="dxa" w:w="2239"/>
+          </w:tcPr>
+          <w:p>
+            <w:pPr>
+              <w:keepNext w:val="0"/>
+              <w:spacing w:after="60" w:before="60" w:line="280" w:lineRule="exact"/>
+              <w:jc w:val="center"/>
+            </w:pPr>
+            <w:r>
+              <w:rPr>
+                <w:rFonts w:ascii="Times New Roman" w:hAnsi="Times New Roman" w:eastAsia="宋体"/>
+                <w:b w:val="0"/>
+                <w:sz w:val="20"/>
+              </w:rPr>
+            </w:r>
+            <w:r>
+              <w:rPr>
+                <w:rFonts w:ascii="Times New Roman" w:hAnsi="Times New Roman" w:eastAsia="宋体"/>
+                <w:b w:val="0"/>
+                <w:sz w:val="20"/>
+              </w:rPr>
+              <w:t>128/128</w:t>
+            </w:r>
+          </w:p>
+        </w:tc>
+      </w:tr>
+    </w:tbl>
+    <w:p>
+      <w:pPr>
+        <w:widowControl/>
+        <w:spacing w:before="0" w:after="0" w:line="360" w:lineRule="exact"/>
+        <w:ind w:firstLine="480"/>
+      </w:pPr>
+      <w:r>
+        <w:rPr>
+          <w:rFonts w:ascii="Times New Roman" w:hAnsi="Times New Roman" w:eastAsia="宋体"/>
+          <w:b w:val="0"/>
+          <w:sz w:val="24"/>
+        </w:rPr>
+        <w:t>最终策略在四类压力分组中更快，但圆周边缘组由345.441增加至346.790 s/源，约退化0.39%。这一结果说明，当目标位于探测范围边缘且覆盖余量较小，共享先导和路径局部调整的附加代价可能无法由绕行减少抵消。图11展示各组逐场分布，避免只用分组均值掩盖困难场景。</w:t>
+      </w:r>
+    </w:p>
+    <w:p>
+      <w:pPr>
+        <w:keepNext/>
+        <w:widowControl/>
+        <w:spacing w:before="0" w:after="0" w:line="300" w:lineRule="auto"/>
+        <w:jc w:val="center"/>
+      </w:pPr>
+      <w:r>
+        <w:drawing>
+          <wp:inline xmlns:a="http://schemas.openxmlformats.org/drawingml/2006/main" xmlns:pic="http://schemas.openxmlformats.org/drawingml/2006/picture">
+            <wp:extent cx="4752000" cy="2889730"/>
+            <wp:docPr id="11" name="Picture 11"/>
+            <wp:cNvGraphicFramePr>
+              <a:graphicFrameLocks noChangeAspect="1"/>
+            </wp:cNvGraphicFramePr>
+            <a:graphic>
+              <a:graphicData uri="http://schemas.openxmlformats.org/drawingml/2006/picture">
+                <pic:pic>
+                  <pic:nvPicPr>
+                    <pic:cNvPr id="0" name="image.png"/>
+                    <pic:cNvPicPr/>
+                  </pic:nvPicPr>
+                  <pic:blipFill>
+                    <a:blip r:embed="rId18"/>
+                    <a:stretch>
+                      <a:fillRect/>
+                    </a:stretch>
+                  </pic:blipFill>
+                  <pic:spPr>
+                    <a:xfrm>
+                      <a:off x="0" y="0"/>
+                      <a:ext cx="4752000" cy="2889730"/>
+                    </a:xfrm>
+                    <a:prstGeom prst="rect"/>
+                  </pic:spPr>
+                </pic:pic>
+              </a:graphicData>
+            </a:graphic>
+          </wp:inline>
+        </w:drawing>
+      </w:r>
+    </w:p>
+    <w:p>
+      <w:pPr>
+        <w:widowControl/>
+        <w:spacing w:before="0" w:after="0" w:line="300" w:lineRule="auto"/>
+        <w:jc w:val="center"/>
+      </w:pPr>
+      <w:r>
+        <w:rPr>
+          <w:rFonts w:ascii="Times New Roman" w:hAnsi="Times New Roman" w:eastAsia="宋体"/>
+          <w:b w:val="0"/>
+          <w:sz w:val="20"/>
+        </w:rPr>
+        <w:t>图11  五类压力场景的逐场平均定位清除时间</w:t>
+      </w:r>
+    </w:p>
+    <w:p>
+      <w:pPr>
+        <w:widowControl/>
+        <w:spacing w:before="0" w:after="0" w:line="300" w:lineRule="auto"/>
+      </w:pPr>
+      <w:r>
+        <w:rPr>
+          <w:rFonts w:ascii="Times New Roman" w:hAnsi="Times New Roman" w:eastAsia="宋体"/>
+          <w:b w:val="0"/>
+          <w:sz w:val="18"/>
+        </w:rPr>
+        <w:t>注：每类为10个配对场景；方形为上一版，圆形为最终策略。</w:t>
+      </w:r>
+    </w:p>
+    <w:p>
+      <w:pPr>
+        <w:keepNext/>
+        <w:widowControl/>
+        <w:spacing w:before="0" w:after="0" w:line="360" w:lineRule="exact"/>
+        <w:ind w:firstLine="480"/>
+      </w:pPr>
+      <w:r>
+        <w:rPr>
+          <w:rFonts w:ascii="Times New Roman" w:hAnsi="Times New Roman" w:eastAsia="宋体"/>
+          <w:b w:val="0"/>
+          <w:sz w:val="24"/>
+        </w:rPr>
+        <w:t>还可用真值构造离线理想信息下的保守下界，说明目前尚未证明时间最优。将原点与N个真实源中心的最小生成树长度记为L_MST；若一条清除路径长为L，把其访问的清除位置替换为相应源中心，每条边最多增加40 m，总增长不超过40N。由最小生成树不长于该连接路径，得到式(39)。真值只用于离线诊断，不能作为在线控制输入。</w:t>
+      </w:r>
+    </w:p>
+    <w:p>
+      <w:pPr>
+        <w:widowControl/>
+        <w:spacing w:before="60" w:after="60" w:line="300" w:lineRule="auto"/>
+        <w:jc w:val="center"/>
+      </w:pPr>
+      <m:oMathPara>
+        <m:oMath>
+          <m:f>
+            <m:num>
+              <m:r>
+                <m:t>T</m:t>
+              </m:r>
+            </m:num>
+            <m:den>
+              <m:r>
+                <m:t>N</m:t>
+              </m:r>
+            </m:den>
+          </m:f>
+          <m:r>
+            <m:t>≥</m:t>
+          </m:r>
+          <m:f>
+            <m:num>
+              <m:r>
+                <m:t>max</m:t>
+              </m:r>
+              <m:sSub>
+                <m:e>
+                  <m:r>
+                    <m:t>(0,L</m:t>
+                  </m:r>
+                </m:e>
+                <m:sub>
+                  <m:r>
+                    <m:t>MST</m:t>
+                  </m:r>
+                </m:sub>
+              </m:sSub>
+              <m:r>
+                <m:t>-40N)</m:t>
+              </m:r>
+            </m:num>
+            <m:den>
+              <m:r>
+                <m:t>5N</m:t>
+              </m:r>
+            </m:den>
+          </m:f>
+          <m:r>
+            <m:t>+5</m:t>
+          </m:r>
+          <m:r>
+            <m:t xml:space="preserve">  </m:t>
+          </m:r>
+          <m:r>
+            <m:t xml:space="preserve"> (39)</m:t>
+          </m:r>
+        </m:oMath>
+      </m:oMathPara>
+    </w:p>
+    <w:p>
+      <w:pPr>
+        <w:widowControl/>
+        <w:spacing w:before="0" w:after="0" w:line="360" w:lineRule="exact"/>
+        <w:ind w:firstLine="480"/>
+      </w:pPr>
+      <w:r>
+        <w:rPr>
+          <w:rFonts w:ascii="Times New Roman" w:hAnsi="Times New Roman" w:eastAsia="宋体"/>
+          <w:b w:val="0"/>
+          <w:sz w:val="24"/>
+        </w:rPr>
+        <w:t>该下界忽略检测、切换与未知源搜索的代价，通常较松，不能以当前算法接近某个经验平均值就判定全局最优。本地程序运行时间也不同于题定任务虚拟时间：新留出集中最终策略实测最大运行时间约6.615 s，受机器与负载影响，仅用于评估该次实现的计算开销。</w:t>
+      </w:r>
+    </w:p>
+    <w:p>
+      <w:pPr>
+        <w:pStyle w:val="Heading2"/>
+        <w:keepNext/>
+        <w:pageBreakBefore w:val="0"/>
+        <w:widowControl/>
+        <w:spacing w:before="120" w:after="100" w:line="300" w:lineRule="auto"/>
+      </w:pPr>
+      <w:r>
+        <w:rPr>
+          <w:rFonts w:ascii="Times New Roman" w:hAnsi="Times New Roman" w:eastAsia="黑体"/>
+          <w:b/>
+          <w:sz w:val="24"/>
+        </w:rPr>
+        <w:t>5.8 客户端运行记录与正式测试数据边界</w:t>
+      </w:r>
+    </w:p>
+    <w:p>
+      <w:pPr>
+        <w:widowControl/>
+        <w:spacing w:before="0" w:after="0" w:line="360" w:lineRule="exact"/>
+        <w:ind w:firstLine="480"/>
+      </w:pPr>
+      <w:r>
+        <w:rPr>
+          <w:rFonts w:ascii="Times New Roman" w:hAnsi="Times New Roman" w:eastAsia="宋体"/>
+          <w:b w:val="0"/>
+          <w:sz w:val="24"/>
+        </w:rPr>
+        <w:t>除本地配对试验外，项目保留了最终策略在2026年9月12日15:05—15:07的五场客户端运行记录。表12列出全部五场，不将其中最好的一场代表总体表现。客户端共记录63个成功清除频道、总虚拟时间14032.233409 s，加权平均为222.733864 s/成功清除源；简单平均五个场均时间会得到不同数值，因此本文采用与前文一致的加权口径。</w:t>
+      </w:r>
+    </w:p>
+    <w:p>
+      <w:pPr>
+        <w:keepNext/>
+        <w:widowControl/>
+        <w:spacing w:before="0" w:after="0" w:line="300" w:lineRule="auto"/>
+        <w:jc w:val="center"/>
+      </w:pPr>
+      <w:r>
+        <w:rPr>
+          <w:rFonts w:ascii="Times New Roman" w:hAnsi="Times New Roman" w:eastAsia="宋体"/>
+          <w:b w:val="0"/>
+          <w:sz w:val="20"/>
+        </w:rPr>
+        <w:t>表12  最终策略的五场客户端运行记录</w:t>
+      </w:r>
+    </w:p>
+    <w:tbl>
+      <w:tblPr>
+        <w:tblW w:type="auto" w:w="0"/>
+        <w:jc w:val="center"/>
+        <w:tblBorders>
+          <w:top w:val="single" w:sz="12" w:space="0" w:color="000000"/>
+          <w:start w:val="nil" w:sz="0" w:space="0" w:color="auto"/>
+          <w:left w:val="nil" w:sz="0" w:space="0" w:color="auto"/>
+          <w:bottom w:val="single" w:sz="12" w:space="0" w:color="000000"/>
+          <w:end w:val="nil" w:sz="0" w:space="0" w:color="auto"/>
+          <w:right w:val="nil" w:sz="0" w:space="0" w:color="auto"/>
+          <w:insideH w:val="nil" w:sz="0" w:space="0" w:color="auto"/>
+          <w:insideV w:val="nil" w:sz="0" w:space="0" w:color="auto"/>
+        </w:tblBorders>
+        <w:tblLayout w:type="fixed"/>
+        <w:tblLook w:firstColumn="1" w:firstRow="1" w:lastColumn="0" w:lastRow="0" w:noHBand="0" w:noVBand="1" w:val="04A0"/>
+      </w:tblPr>
+      <w:tblGrid>
+        <w:gridCol w:w="1792"/>
+        <w:gridCol w:w="1792"/>
+        <w:gridCol w:w="1792"/>
+        <w:gridCol w:w="1792"/>
+        <w:gridCol w:w="1792"/>
+      </w:tblGrid>
+      <w:tr>
+        <w:trPr>
+          <w:cantSplit/>
+        </w:trPr>
+        <w:tc>
+          <w:tcPr>
+            <w:tcW w:type="dxa" w:w="1791"/>
+            <w:tcBorders>
+              <w:bottom w:val="single" w:sz="4" w:space="0" w:color="000000"/>
+            </w:tcBorders>
+          </w:tcPr>
+          <w:p>
+            <w:pPr>
+              <w:keepNext/>
+              <w:spacing w:after="60" w:before="60" w:line="280" w:lineRule="exact"/>
+              <w:jc w:val="center"/>
+            </w:pPr>
+            <w:r>
+              <w:rPr>
+                <w:rFonts w:ascii="Times New Roman" w:hAnsi="Times New Roman" w:eastAsia="宋体"/>
+                <w:b w:val="0"/>
+                <w:sz w:val="20"/>
+              </w:rPr>
+            </w:r>
+            <w:r>
+              <w:rPr>
+                <w:rFonts w:ascii="Times New Roman" w:hAnsi="Times New Roman" w:eastAsia="宋体"/>
+                <w:b w:val="0"/>
+                <w:sz w:val="20"/>
+              </w:rPr>
+              <w:t>运行序号</w:t>
+            </w:r>
+          </w:p>
+        </w:tc>
+        <w:tc>
+          <w:tcPr>
+            <w:tcW w:type="dxa" w:w="1791"/>
+            <w:tcBorders>
+              <w:bottom w:val="single" w:sz="4" w:space="0" w:color="000000"/>
+            </w:tcBorders>
+          </w:tcPr>
+          <w:p>
+            <w:pPr>
+              <w:keepNext/>
+              <w:spacing w:after="60" w:before="60" w:line="280" w:lineRule="exact"/>
+              <w:jc w:val="center"/>
+            </w:pPr>
+            <w:r>
+              <w:rPr>
+                <w:rFonts w:ascii="Times New Roman" w:hAnsi="Times New Roman" w:eastAsia="宋体"/>
+                <w:b w:val="0"/>
+                <w:sz w:val="20"/>
+              </w:rPr>
+            </w:r>
+            <w:r>
+              <w:rPr>
+                <w:rFonts w:ascii="Times New Roman" w:hAnsi="Times New Roman" w:eastAsia="宋体"/>
+                <w:b w:val="0"/>
+                <w:sz w:val="20"/>
+              </w:rPr>
+              <w:t>成功清除数</w:t>
+            </w:r>
+          </w:p>
+        </w:tc>
+        <w:tc>
+          <w:tcPr>
+            <w:tcW w:type="dxa" w:w="1791"/>
+            <w:tcBorders>
+              <w:bottom w:val="single" w:sz="4" w:space="0" w:color="000000"/>
+            </w:tcBorders>
+          </w:tcPr>
+          <w:p>
+            <w:pPr>
+              <w:keepNext/>
+              <w:spacing w:after="60" w:before="60" w:line="280" w:lineRule="exact"/>
+              <w:jc w:val="center"/>
+            </w:pPr>
+            <w:r>
+              <w:rPr>
+                <w:rFonts w:ascii="Times New Roman" w:hAnsi="Times New Roman" w:eastAsia="宋体"/>
+                <w:b w:val="0"/>
+                <w:sz w:val="20"/>
+              </w:rPr>
+            </w:r>
+            <w:r>
+              <w:rPr>
+                <w:rFonts w:ascii="Times New Roman" w:hAnsi="Times New Roman" w:eastAsia="宋体"/>
+                <w:b w:val="0"/>
+                <w:sz w:val="20"/>
+              </w:rPr>
+              <w:t>虚拟总时间 / s</w:t>
+            </w:r>
+          </w:p>
+        </w:tc>
+        <w:tc>
+          <w:tcPr>
+            <w:tcW w:type="dxa" w:w="1791"/>
+            <w:tcBorders>
+              <w:bottom w:val="single" w:sz="4" w:space="0" w:color="000000"/>
+            </w:tcBorders>
+          </w:tcPr>
+          <w:p>
+            <w:pPr>
+              <w:keepNext/>
+              <w:spacing w:after="60" w:before="60" w:line="280" w:lineRule="exact"/>
+              <w:jc w:val="center"/>
+            </w:pPr>
+            <w:r>
+              <w:rPr>
+                <w:rFonts w:ascii="Times New Roman" w:hAnsi="Times New Roman" w:eastAsia="宋体"/>
+                <w:b w:val="0"/>
+                <w:sz w:val="20"/>
+              </w:rPr>
+            </w:r>
+            <w:r>
+              <w:rPr>
+                <w:rFonts w:ascii="Times New Roman" w:hAnsi="Times New Roman" w:eastAsia="宋体"/>
+                <w:b w:val="0"/>
+                <w:sz w:val="20"/>
+              </w:rPr>
+              <w:t>平均时间 / (s/源)</w:t>
+            </w:r>
+          </w:p>
+        </w:tc>
+        <w:tc>
+          <w:tcPr>
+            <w:tcW w:type="dxa" w:w="1791"/>
+            <w:tcBorders>
+              <w:bottom w:val="single" w:sz="4" w:space="0" w:color="000000"/>
+            </w:tcBorders>
+          </w:tcPr>
+          <w:p>
+            <w:pPr>
+              <w:keepNext/>
+              <w:spacing w:after="60" w:before="60" w:line="280" w:lineRule="exact"/>
+              <w:jc w:val="center"/>
+            </w:pPr>
+            <w:r>
+              <w:rPr>
+                <w:rFonts w:ascii="Times New Roman" w:hAnsi="Times New Roman" w:eastAsia="宋体"/>
+                <w:b w:val="0"/>
+                <w:sz w:val="20"/>
+              </w:rPr>
+            </w:r>
+            <w:r>
+              <w:rPr>
+                <w:rFonts w:ascii="Times New Roman" w:hAnsi="Times New Roman" w:eastAsia="宋体"/>
+                <w:b w:val="0"/>
+                <w:sz w:val="20"/>
+              </w:rPr>
+              <w:t>程序时间 / s</w:t>
+            </w:r>
+          </w:p>
+        </w:tc>
+      </w:tr>
+      <w:tr>
+        <w:trPr>
+          <w:cantSplit/>
+        </w:trPr>
+        <w:tc>
+          <w:tcPr>
+            <w:tcW w:type="dxa" w:w="1791"/>
+          </w:tcPr>
+          <w:p>
+            <w:pPr>
+              <w:keepNext/>
+              <w:spacing w:after="60" w:before="60" w:line="280" w:lineRule="exact"/>
+              <w:jc w:val="center"/>
+            </w:pPr>
+            <w:r>
+              <w:rPr>
+                <w:rFonts w:ascii="Times New Roman" w:hAnsi="Times New Roman" w:eastAsia="宋体"/>
+                <w:b w:val="0"/>
+                <w:sz w:val="20"/>
+              </w:rPr>
+            </w:r>
+            <w:r>
+              <w:rPr>
+                <w:rFonts w:ascii="Times New Roman" w:hAnsi="Times New Roman" w:eastAsia="宋体"/>
+                <w:b w:val="0"/>
+                <w:sz w:val="20"/>
+              </w:rPr>
+              <w:t>1</w:t>
+            </w:r>
+          </w:p>
+        </w:tc>
+        <w:tc>
+          <w:tcPr>
+            <w:tcW w:type="dxa" w:w="1791"/>
+          </w:tcPr>
+          <w:p>
+            <w:pPr>
+              <w:keepNext/>
+              <w:spacing w:after="60" w:before="60" w:line="280" w:lineRule="exact"/>
+              <w:jc w:val="center"/>
+            </w:pPr>
+            <w:r>
+              <w:rPr>
+                <w:rFonts w:ascii="Times New Roman" w:hAnsi="Times New Roman" w:eastAsia="宋体"/>
+                <w:b w:val="0"/>
+                <w:sz w:val="20"/>
+              </w:rPr>
+            </w:r>
+            <w:r>
+              <w:rPr>
+                <w:rFonts w:ascii="Times New Roman" w:hAnsi="Times New Roman" w:eastAsia="宋体"/>
+                <w:b w:val="0"/>
+                <w:sz w:val="20"/>
+              </w:rPr>
+              <w:t>16</w:t>
+            </w:r>
+          </w:p>
+        </w:tc>
+        <w:tc>
+          <w:tcPr>
+            <w:tcW w:type="dxa" w:w="1791"/>
+          </w:tcPr>
+          <w:p>
+            <w:pPr>
+              <w:keepNext/>
+              <w:spacing w:after="60" w:before="60" w:line="280" w:lineRule="exact"/>
+              <w:jc w:val="center"/>
+            </w:pPr>
+            <w:r>
+              <w:rPr>
+                <w:rFonts w:ascii="Times New Roman" w:hAnsi="Times New Roman" w:eastAsia="宋体"/>
+                <w:b w:val="0"/>
+                <w:sz w:val="20"/>
+              </w:rPr>
+            </w:r>
+            <w:r>
+              <w:rPr>
+                <w:rFonts w:ascii="Times New Roman" w:hAnsi="Times New Roman" w:eastAsia="宋体"/>
+                <w:b w:val="0"/>
+                <w:sz w:val="20"/>
+              </w:rPr>
+              <w:t>2783.379572</w:t>
+            </w:r>
+          </w:p>
+        </w:tc>
+        <w:tc>
+          <w:tcPr>
+            <w:tcW w:type="dxa" w:w="1791"/>
+          </w:tcPr>
+          <w:p>
+            <w:pPr>
+              <w:keepNext/>
+              <w:spacing w:after="60" w:before="60" w:line="280" w:lineRule="exact"/>
+              <w:jc w:val="center"/>
+            </w:pPr>
+            <w:r>
+              <w:rPr>
+                <w:rFonts w:ascii="Times New Roman" w:hAnsi="Times New Roman" w:eastAsia="宋体"/>
+                <w:b w:val="0"/>
+                <w:sz w:val="20"/>
+              </w:rPr>
+            </w:r>
+            <w:r>
+              <w:rPr>
+                <w:rFonts w:ascii="Times New Roman" w:hAnsi="Times New Roman" w:eastAsia="宋体"/>
+                <w:b w:val="0"/>
+                <w:sz w:val="20"/>
+              </w:rPr>
+              <w:t>173.961223</w:t>
+            </w:r>
+          </w:p>
+        </w:tc>
+        <w:tc>
+          <w:tcPr>
+            <w:tcW w:type="dxa" w:w="1791"/>
+          </w:tcPr>
+          <w:p>
+            <w:pPr>
+              <w:keepNext/>
+              <w:spacing w:after="60" w:before="60" w:line="280" w:lineRule="exact"/>
+              <w:jc w:val="center"/>
+            </w:pPr>
+            <w:r>
+              <w:rPr>
+                <w:rFonts w:ascii="Times New Roman" w:hAnsi="Times New Roman" w:eastAsia="宋体"/>
+                <w:b w:val="0"/>
+                <w:sz w:val="20"/>
+              </w:rPr>
+            </w:r>
+            <w:r>
+              <w:rPr>
+                <w:rFonts w:ascii="Times New Roman" w:hAnsi="Times New Roman" w:eastAsia="宋体"/>
+                <w:b w:val="0"/>
+                <w:sz w:val="20"/>
+              </w:rPr>
+              <w:t>3.512500</w:t>
+            </w:r>
+          </w:p>
+        </w:tc>
+      </w:tr>
+      <w:tr>
+        <w:trPr>
+          <w:cantSplit/>
+        </w:trPr>
+        <w:tc>
+          <w:tcPr>
+            <w:tcW w:type="dxa" w:w="1791"/>
+          </w:tcPr>
+          <w:p>
+            <w:pPr>
+              <w:keepNext/>
+              <w:spacing w:after="60" w:before="60" w:line="280" w:lineRule="exact"/>
+              <w:jc w:val="center"/>
+            </w:pPr>
+            <w:r>
+              <w:rPr>
+                <w:rFonts w:ascii="Times New Roman" w:hAnsi="Times New Roman" w:eastAsia="宋体"/>
+                <w:b w:val="0"/>
+                <w:sz w:val="20"/>
+              </w:rPr>
+            </w:r>
+            <w:r>
+              <w:rPr>
+                <w:rFonts w:ascii="Times New Roman" w:hAnsi="Times New Roman" w:eastAsia="宋体"/>
+                <w:b w:val="0"/>
+                <w:sz w:val="20"/>
+              </w:rPr>
+              <w:t>2</w:t>
+            </w:r>
+          </w:p>
+        </w:tc>
+        <w:tc>
+          <w:tcPr>
+            <w:tcW w:type="dxa" w:w="1791"/>
+          </w:tcPr>
+          <w:p>
+            <w:pPr>
+              <w:keepNext/>
+              <w:spacing w:after="60" w:before="60" w:line="280" w:lineRule="exact"/>
+              <w:jc w:val="center"/>
+            </w:pPr>
+            <w:r>
+              <w:rPr>
+                <w:rFonts w:ascii="Times New Roman" w:hAnsi="Times New Roman" w:eastAsia="宋体"/>
+                <w:b w:val="0"/>
+                <w:sz w:val="20"/>
+              </w:rPr>
+            </w:r>
+            <w:r>
+              <w:rPr>
+                <w:rFonts w:ascii="Times New Roman" w:hAnsi="Times New Roman" w:eastAsia="宋体"/>
+                <w:b w:val="0"/>
+                <w:sz w:val="20"/>
+              </w:rPr>
+              <w:t>10</w:t>
+            </w:r>
+          </w:p>
+        </w:tc>
+        <w:tc>
+          <w:tcPr>
+            <w:tcW w:type="dxa" w:w="1791"/>
+          </w:tcPr>
+          <w:p>
+            <w:pPr>
+              <w:keepNext/>
+              <w:spacing w:after="60" w:before="60" w:line="280" w:lineRule="exact"/>
+              <w:jc w:val="center"/>
+            </w:pPr>
+            <w:r>
+              <w:rPr>
+                <w:rFonts w:ascii="Times New Roman" w:hAnsi="Times New Roman" w:eastAsia="宋体"/>
+                <w:b w:val="0"/>
+                <w:sz w:val="20"/>
+              </w:rPr>
+            </w:r>
+            <w:r>
+              <w:rPr>
+                <w:rFonts w:ascii="Times New Roman" w:hAnsi="Times New Roman" w:eastAsia="宋体"/>
+                <w:b w:val="0"/>
+                <w:sz w:val="20"/>
+              </w:rPr>
+              <w:t>2694.466566</w:t>
+            </w:r>
+          </w:p>
+        </w:tc>
+        <w:tc>
+          <w:tcPr>
+            <w:tcW w:type="dxa" w:w="1791"/>
+          </w:tcPr>
+          <w:p>
+            <w:pPr>
+              <w:keepNext/>
+              <w:spacing w:after="60" w:before="60" w:line="280" w:lineRule="exact"/>
+              <w:jc w:val="center"/>
+            </w:pPr>
+            <w:r>
+              <w:rPr>
+                <w:rFonts w:ascii="Times New Roman" w:hAnsi="Times New Roman" w:eastAsia="宋体"/>
+                <w:b w:val="0"/>
+                <w:sz w:val="20"/>
+              </w:rPr>
+            </w:r>
+            <w:r>
+              <w:rPr>
+                <w:rFonts w:ascii="Times New Roman" w:hAnsi="Times New Roman" w:eastAsia="宋体"/>
+                <w:b w:val="0"/>
+                <w:sz w:val="20"/>
+              </w:rPr>
+              <w:t>269.446657</w:t>
+            </w:r>
+          </w:p>
+        </w:tc>
+        <w:tc>
+          <w:tcPr>
+            <w:tcW w:type="dxa" w:w="1791"/>
+          </w:tcPr>
+          <w:p>
+            <w:pPr>
+              <w:keepNext/>
+              <w:spacing w:after="60" w:before="60" w:line="280" w:lineRule="exact"/>
+              <w:jc w:val="center"/>
+            </w:pPr>
+            <w:r>
+              <w:rPr>
+                <w:rFonts w:ascii="Times New Roman" w:hAnsi="Times New Roman" w:eastAsia="宋体"/>
+                <w:b w:val="0"/>
+                <w:sz w:val="20"/>
+              </w:rPr>
+            </w:r>
+            <w:r>
+              <w:rPr>
+                <w:rFonts w:ascii="Times New Roman" w:hAnsi="Times New Roman" w:eastAsia="宋体"/>
+                <w:b w:val="0"/>
+                <w:sz w:val="20"/>
+              </w:rPr>
+              <w:t>2.401488</w:t>
+            </w:r>
+          </w:p>
+        </w:tc>
+      </w:tr>
+      <w:tr>
+        <w:trPr>
+          <w:cantSplit/>
+        </w:trPr>
+        <w:tc>
+          <w:tcPr>
+            <w:tcW w:type="dxa" w:w="1791"/>
+          </w:tcPr>
+          <w:p>
+            <w:pPr>
+              <w:keepNext/>
+              <w:spacing w:after="60" w:before="60" w:line="280" w:lineRule="exact"/>
+              <w:jc w:val="center"/>
+            </w:pPr>
+            <w:r>
+              <w:rPr>
+                <w:rFonts w:ascii="Times New Roman" w:hAnsi="Times New Roman" w:eastAsia="宋体"/>
+                <w:b w:val="0"/>
+                <w:sz w:val="20"/>
+              </w:rPr>
+            </w:r>
+            <w:r>
+              <w:rPr>
+                <w:rFonts w:ascii="Times New Roman" w:hAnsi="Times New Roman" w:eastAsia="宋体"/>
+                <w:b w:val="0"/>
+                <w:sz w:val="20"/>
+              </w:rPr>
+              <w:t>3</w:t>
+            </w:r>
+          </w:p>
+        </w:tc>
+        <w:tc>
+          <w:tcPr>
+            <w:tcW w:type="dxa" w:w="1791"/>
+          </w:tcPr>
+          <w:p>
+            <w:pPr>
+              <w:keepNext/>
+              <w:spacing w:after="60" w:before="60" w:line="280" w:lineRule="exact"/>
+              <w:jc w:val="center"/>
+            </w:pPr>
+            <w:r>
+              <w:rPr>
+                <w:rFonts w:ascii="Times New Roman" w:hAnsi="Times New Roman" w:eastAsia="宋体"/>
+                <w:b w:val="0"/>
+                <w:sz w:val="20"/>
+              </w:rPr>
+            </w:r>
+            <w:r>
+              <w:rPr>
+                <w:rFonts w:ascii="Times New Roman" w:hAnsi="Times New Roman" w:eastAsia="宋体"/>
+                <w:b w:val="0"/>
+                <w:sz w:val="20"/>
+              </w:rPr>
+              <w:t>15</w:t>
+            </w:r>
+          </w:p>
+        </w:tc>
+        <w:tc>
+          <w:tcPr>
+            <w:tcW w:type="dxa" w:w="1791"/>
+          </w:tcPr>
+          <w:p>
+            <w:pPr>
+              <w:keepNext/>
+              <w:spacing w:after="60" w:before="60" w:line="280" w:lineRule="exact"/>
+              <w:jc w:val="center"/>
+            </w:pPr>
+            <w:r>
+              <w:rPr>
+                <w:rFonts w:ascii="Times New Roman" w:hAnsi="Times New Roman" w:eastAsia="宋体"/>
+                <w:b w:val="0"/>
+                <w:sz w:val="20"/>
+              </w:rPr>
+            </w:r>
+            <w:r>
+              <w:rPr>
+                <w:rFonts w:ascii="Times New Roman" w:hAnsi="Times New Roman" w:eastAsia="宋体"/>
+                <w:b w:val="0"/>
+                <w:sz w:val="20"/>
+              </w:rPr>
+              <w:t>3223.130037</w:t>
+            </w:r>
+          </w:p>
+        </w:tc>
+        <w:tc>
+          <w:tcPr>
+            <w:tcW w:type="dxa" w:w="1791"/>
+          </w:tcPr>
+          <w:p>
+            <w:pPr>
+              <w:keepNext/>
+              <w:spacing w:after="60" w:before="60" w:line="280" w:lineRule="exact"/>
+              <w:jc w:val="center"/>
+            </w:pPr>
+            <w:r>
+              <w:rPr>
+                <w:rFonts w:ascii="Times New Roman" w:hAnsi="Times New Roman" w:eastAsia="宋体"/>
+                <w:b w:val="0"/>
+                <w:sz w:val="20"/>
+              </w:rPr>
+            </w:r>
+            <w:r>
+              <w:rPr>
+                <w:rFonts w:ascii="Times New Roman" w:hAnsi="Times New Roman" w:eastAsia="宋体"/>
+                <w:b w:val="0"/>
+                <w:sz w:val="20"/>
+              </w:rPr>
+              <w:t>214.875336</w:t>
+            </w:r>
+          </w:p>
+        </w:tc>
+        <w:tc>
+          <w:tcPr>
+            <w:tcW w:type="dxa" w:w="1791"/>
+          </w:tcPr>
+          <w:p>
+            <w:pPr>
+              <w:keepNext/>
+              <w:spacing w:after="60" w:before="60" w:line="280" w:lineRule="exact"/>
+              <w:jc w:val="center"/>
+            </w:pPr>
+            <w:r>
+              <w:rPr>
+                <w:rFonts w:ascii="Times New Roman" w:hAnsi="Times New Roman" w:eastAsia="宋体"/>
+                <w:b w:val="0"/>
+                <w:sz w:val="20"/>
+              </w:rPr>
+            </w:r>
+            <w:r>
+              <w:rPr>
+                <w:rFonts w:ascii="Times New Roman" w:hAnsi="Times New Roman" w:eastAsia="宋体"/>
+                <w:b w:val="0"/>
+                <w:sz w:val="20"/>
+              </w:rPr>
+              <w:t>2.613757</w:t>
+            </w:r>
+          </w:p>
+        </w:tc>
+      </w:tr>
+      <w:tr>
+        <w:trPr>
+          <w:cantSplit/>
+        </w:trPr>
+        <w:tc>
+          <w:tcPr>
+            <w:tcW w:type="dxa" w:w="1791"/>
+          </w:tcPr>
+          <w:p>
+            <w:pPr>
+              <w:keepNext/>
+              <w:spacing w:after="60" w:before="60" w:line="280" w:lineRule="exact"/>
+              <w:jc w:val="center"/>
+            </w:pPr>
+            <w:r>
+              <w:rPr>
+                <w:rFonts w:ascii="Times New Roman" w:hAnsi="Times New Roman" w:eastAsia="宋体"/>
+                <w:b w:val="0"/>
+                <w:sz w:val="20"/>
+              </w:rPr>
+            </w:r>
+            <w:r>
+              <w:rPr>
+                <w:rFonts w:ascii="Times New Roman" w:hAnsi="Times New Roman" w:eastAsia="宋体"/>
+                <w:b w:val="0"/>
+                <w:sz w:val="20"/>
+              </w:rPr>
+              <w:t>4</w:t>
+            </w:r>
+          </w:p>
+        </w:tc>
+        <w:tc>
+          <w:tcPr>
+            <w:tcW w:type="dxa" w:w="1791"/>
+          </w:tcPr>
+          <w:p>
+            <w:pPr>
+              <w:keepNext/>
+              <w:spacing w:after="60" w:before="60" w:line="280" w:lineRule="exact"/>
+              <w:jc w:val="center"/>
+            </w:pPr>
+            <w:r>
+              <w:rPr>
+                <w:rFonts w:ascii="Times New Roman" w:hAnsi="Times New Roman" w:eastAsia="宋体"/>
+                <w:b w:val="0"/>
+                <w:sz w:val="20"/>
+              </w:rPr>
+            </w:r>
+            <w:r>
+              <w:rPr>
+                <w:rFonts w:ascii="Times New Roman" w:hAnsi="Times New Roman" w:eastAsia="宋体"/>
+                <w:b w:val="0"/>
+                <w:sz w:val="20"/>
+              </w:rPr>
+              <w:t>10</w:t>
+            </w:r>
+          </w:p>
+        </w:tc>
+        <w:tc>
+          <w:tcPr>
+            <w:tcW w:type="dxa" w:w="1791"/>
+          </w:tcPr>
+          <w:p>
+            <w:pPr>
+              <w:keepNext/>
+              <w:spacing w:after="60" w:before="60" w:line="280" w:lineRule="exact"/>
+              <w:jc w:val="center"/>
+            </w:pPr>
+            <w:r>
+              <w:rPr>
+                <w:rFonts w:ascii="Times New Roman" w:hAnsi="Times New Roman" w:eastAsia="宋体"/>
+                <w:b w:val="0"/>
+                <w:sz w:val="20"/>
+              </w:rPr>
+            </w:r>
+            <w:r>
+              <w:rPr>
+                <w:rFonts w:ascii="Times New Roman" w:hAnsi="Times New Roman" w:eastAsia="宋体"/>
+                <w:b w:val="0"/>
+                <w:sz w:val="20"/>
+              </w:rPr>
+              <w:t>2447.553722</w:t>
+            </w:r>
+          </w:p>
+        </w:tc>
+        <w:tc>
+          <w:tcPr>
+            <w:tcW w:type="dxa" w:w="1791"/>
+          </w:tcPr>
+          <w:p>
+            <w:pPr>
+              <w:keepNext/>
+              <w:spacing w:after="60" w:before="60" w:line="280" w:lineRule="exact"/>
+              <w:jc w:val="center"/>
+            </w:pPr>
+            <w:r>
+              <w:rPr>
+                <w:rFonts w:ascii="Times New Roman" w:hAnsi="Times New Roman" w:eastAsia="宋体"/>
+                <w:b w:val="0"/>
+                <w:sz w:val="20"/>
+              </w:rPr>
+            </w:r>
+            <w:r>
+              <w:rPr>
+                <w:rFonts w:ascii="Times New Roman" w:hAnsi="Times New Roman" w:eastAsia="宋体"/>
+                <w:b w:val="0"/>
+                <w:sz w:val="20"/>
+              </w:rPr>
+              <w:t>244.755372</w:t>
+            </w:r>
+          </w:p>
+        </w:tc>
+        <w:tc>
+          <w:tcPr>
+            <w:tcW w:type="dxa" w:w="1791"/>
+          </w:tcPr>
+          <w:p>
+            <w:pPr>
+              <w:keepNext/>
+              <w:spacing w:after="60" w:before="60" w:line="280" w:lineRule="exact"/>
+              <w:jc w:val="center"/>
+            </w:pPr>
+            <w:r>
+              <w:rPr>
+                <w:rFonts w:ascii="Times New Roman" w:hAnsi="Times New Roman" w:eastAsia="宋体"/>
+                <w:b w:val="0"/>
+                <w:sz w:val="20"/>
+              </w:rPr>
+            </w:r>
+            <w:r>
+              <w:rPr>
+                <w:rFonts w:ascii="Times New Roman" w:hAnsi="Times New Roman" w:eastAsia="宋体"/>
+                <w:b w:val="0"/>
+                <w:sz w:val="20"/>
+              </w:rPr>
+              <w:t>2.108452</w:t>
+            </w:r>
+          </w:p>
+        </w:tc>
+      </w:tr>
+      <w:tr>
+        <w:trPr>
+          <w:cantSplit/>
+        </w:trPr>
+        <w:tc>
+          <w:tcPr>
+            <w:tcW w:type="dxa" w:w="1791"/>
+          </w:tcPr>
+          <w:p>
+            <w:pPr>
+              <w:keepNext w:val="0"/>
+              <w:spacing w:after="60" w:before="60" w:line="280" w:lineRule="exact"/>
+              <w:jc w:val="center"/>
+            </w:pPr>
+            <w:r>
+              <w:rPr>
+                <w:rFonts w:ascii="Times New Roman" w:hAnsi="Times New Roman" w:eastAsia="宋体"/>
+                <w:b w:val="0"/>
+                <w:sz w:val="20"/>
+              </w:rPr>
+            </w:r>
+            <w:r>
+              <w:rPr>
+                <w:rFonts w:ascii="Times New Roman" w:hAnsi="Times New Roman" w:eastAsia="宋体"/>
+                <w:b w:val="0"/>
+                <w:sz w:val="20"/>
+              </w:rPr>
+              <w:t>5</w:t>
+            </w:r>
+          </w:p>
+        </w:tc>
+        <w:tc>
+          <w:tcPr>
+            <w:tcW w:type="dxa" w:w="1791"/>
+          </w:tcPr>
+          <w:p>
+            <w:pPr>
+              <w:keepNext w:val="0"/>
+              <w:spacing w:after="60" w:before="60" w:line="280" w:lineRule="exact"/>
+              <w:jc w:val="center"/>
+            </w:pPr>
+            <w:r>
+              <w:rPr>
+                <w:rFonts w:ascii="Times New Roman" w:hAnsi="Times New Roman" w:eastAsia="宋体"/>
+                <w:b w:val="0"/>
+                <w:sz w:val="20"/>
+              </w:rPr>
+            </w:r>
+            <w:r>
+              <w:rPr>
+                <w:rFonts w:ascii="Times New Roman" w:hAnsi="Times New Roman" w:eastAsia="宋体"/>
+                <w:b w:val="0"/>
+                <w:sz w:val="20"/>
+              </w:rPr>
+              <w:t>12</w:t>
+            </w:r>
+          </w:p>
+        </w:tc>
+        <w:tc>
+          <w:tcPr>
+            <w:tcW w:type="dxa" w:w="1791"/>
+          </w:tcPr>
+          <w:p>
+            <w:pPr>
+              <w:keepNext w:val="0"/>
+              <w:spacing w:after="60" w:before="60" w:line="280" w:lineRule="exact"/>
+              <w:jc w:val="center"/>
+            </w:pPr>
+            <w:r>
+              <w:rPr>
+                <w:rFonts w:ascii="Times New Roman" w:hAnsi="Times New Roman" w:eastAsia="宋体"/>
+                <w:b w:val="0"/>
+                <w:sz w:val="20"/>
+              </w:rPr>
+            </w:r>
+            <w:r>
+              <w:rPr>
+                <w:rFonts w:ascii="Times New Roman" w:hAnsi="Times New Roman" w:eastAsia="宋体"/>
+                <w:b w:val="0"/>
+                <w:sz w:val="20"/>
+              </w:rPr>
+              <w:t>2883.703512</w:t>
+            </w:r>
+          </w:p>
+        </w:tc>
+        <w:tc>
+          <w:tcPr>
+            <w:tcW w:type="dxa" w:w="1791"/>
+          </w:tcPr>
+          <w:p>
+            <w:pPr>
+              <w:keepNext w:val="0"/>
+              <w:spacing w:after="60" w:before="60" w:line="280" w:lineRule="exact"/>
+              <w:jc w:val="center"/>
+            </w:pPr>
+            <w:r>
+              <w:rPr>
+                <w:rFonts w:ascii="Times New Roman" w:hAnsi="Times New Roman" w:eastAsia="宋体"/>
+                <w:b w:val="0"/>
+                <w:sz w:val="20"/>
+              </w:rPr>
+            </w:r>
+            <w:r>
+              <w:rPr>
+                <w:rFonts w:ascii="Times New Roman" w:hAnsi="Times New Roman" w:eastAsia="宋体"/>
+                <w:b w:val="0"/>
+                <w:sz w:val="20"/>
+              </w:rPr>
+              <w:t>240.308626</w:t>
+            </w:r>
+          </w:p>
+        </w:tc>
+        <w:tc>
+          <w:tcPr>
+            <w:tcW w:type="dxa" w:w="1791"/>
+          </w:tcPr>
+          <w:p>
+            <w:pPr>
+              <w:keepNext w:val="0"/>
+              <w:spacing w:after="60" w:before="60" w:line="280" w:lineRule="exact"/>
+              <w:jc w:val="center"/>
+            </w:pPr>
+            <w:r>
+              <w:rPr>
+                <w:rFonts w:ascii="Times New Roman" w:hAnsi="Times New Roman" w:eastAsia="宋体"/>
+                <w:b w:val="0"/>
+                <w:sz w:val="20"/>
+              </w:rPr>
+            </w:r>
+            <w:r>
+              <w:rPr>
+                <w:rFonts w:ascii="Times New Roman" w:hAnsi="Times New Roman" w:eastAsia="宋体"/>
+                <w:b w:val="0"/>
+                <w:sz w:val="20"/>
+              </w:rPr>
+              <w:t>2.534841</w:t>
+            </w:r>
+          </w:p>
+        </w:tc>
+      </w:tr>
+    </w:tbl>
+    <w:p>
+      <w:pPr>
+        <w:widowControl/>
+        <w:spacing w:before="0" w:after="0" w:line="360" w:lineRule="exact"/>
+        <w:ind w:firstLine="480"/>
+      </w:pPr>
+      <w:r>
+        <w:rPr>
+          <w:rFonts w:ascii="Times New Roman" w:hAnsi="Times New Roman" w:eastAsia="宋体"/>
+          <w:b w:val="0"/>
+          <w:sz w:val="24"/>
+        </w:rPr>
+        <w:t>五场记录的官方核验标志均为否，官方总源数、案例编码及导出日志字段为空。因此，表12确认的是客户端记录到的成功次数与时间，尚不能据此报告官方核验的清除比例，亦不能与不同场景的旧演练成绩计算配对改善。源数达到上界的一场在程序内按16源上界结束，其余场次按覆盖任务及轨迹清空结束；这些状态仍与独立官方结果核验属于不同证据。</w:t>
+      </w:r>
+    </w:p>
+    <w:p>
+      <w:pPr>
+        <w:widowControl/>
+        <w:spacing w:before="0" w:after="0" w:line="360" w:lineRule="exact"/>
+        <w:ind w:firstLine="480"/>
+      </w:pPr>
+      <w:r>
+        <w:rPr>
+          <w:rFonts w:ascii="Times New Roman" w:hAnsi="Times New Roman" w:eastAsia="宋体"/>
+          <w:b w:val="0"/>
+          <w:sz w:val="24"/>
+        </w:rPr>
+        <w:t>题面要求的三次正式测试需要逐场案例编码、清除数、平均时间及程序运行时间，并随支撑材料提供原名导出日志。现有最终策略文件中未提供可对应的完整正式测试数据，表13保留题定结构并明确记录当前证据状态。未核验不是数值0，也不表示测试失败；不能用表10的本地合成结果或表12的客户端记录代填。</w:t>
+      </w:r>
+    </w:p>
+    <w:p>
+      <w:pPr>
+        <w:keepNext/>
+        <w:widowControl/>
+        <w:spacing w:before="0" w:after="0" w:line="300" w:lineRule="auto"/>
+        <w:jc w:val="center"/>
+      </w:pPr>
+      <w:r>
+        <w:rPr>
+          <w:rFonts w:ascii="Times New Roman" w:hAnsi="Times New Roman" w:eastAsia="宋体"/>
+          <w:b w:val="0"/>
+          <w:sz w:val="20"/>
+        </w:rPr>
+        <w:t>表13  问题三正式测试结果记录状态</w:t>
+      </w:r>
+    </w:p>
+    <w:tbl>
+      <w:tblPr>
+        <w:tblW w:type="auto" w:w="0"/>
+        <w:jc w:val="center"/>
+        <w:tblBorders>
+          <w:top w:val="single" w:sz="12" w:space="0" w:color="000000"/>
+          <w:start w:val="nil" w:sz="0" w:space="0" w:color="auto"/>
+          <w:left w:val="nil" w:sz="0" w:space="0" w:color="auto"/>
+          <w:bottom w:val="single" w:sz="12" w:space="0" w:color="000000"/>
+          <w:end w:val="nil" w:sz="0" w:space="0" w:color="auto"/>
+          <w:right w:val="nil" w:sz="0" w:space="0" w:color="auto"/>
+          <w:insideH w:val="nil" w:sz="0" w:space="0" w:color="auto"/>
+          <w:insideV w:val="nil" w:sz="0" w:space="0" w:color="auto"/>
+        </w:tblBorders>
+        <w:tblLayout w:type="fixed"/>
+        <w:tblLook w:firstColumn="1" w:firstRow="1" w:lastColumn="0" w:lastRow="0" w:noHBand="0" w:noVBand="1" w:val="04A0"/>
+      </w:tblPr>
+      <w:tblGrid>
+        <w:gridCol w:w="1792"/>
+        <w:gridCol w:w="1792"/>
+        <w:gridCol w:w="1792"/>
+        <w:gridCol w:w="1792"/>
+        <w:gridCol w:w="1792"/>
+      </w:tblGrid>
+      <w:tr>
+        <w:trPr>
+          <w:cantSplit/>
+        </w:trPr>
+        <w:tc>
+          <w:tcPr>
+            <w:tcW w:type="dxa" w:w="1791"/>
+            <w:tcBorders>
+              <w:bottom w:val="single" w:sz="4" w:space="0" w:color="000000"/>
+            </w:tcBorders>
+          </w:tcPr>
+          <w:p>
+            <w:pPr>
+              <w:keepNext/>
+              <w:spacing w:after="60" w:before="60" w:line="280" w:lineRule="exact"/>
+              <w:jc w:val="center"/>
+            </w:pPr>
+            <w:r>
+              <w:rPr>
+                <w:rFonts w:ascii="Times New Roman" w:hAnsi="Times New Roman" w:eastAsia="宋体"/>
+                <w:b w:val="0"/>
+                <w:sz w:val="20"/>
+              </w:rPr>
+            </w:r>
+            <w:r>
+              <w:rPr>
+                <w:rFonts w:ascii="Times New Roman" w:hAnsi="Times New Roman" w:eastAsia="宋体"/>
+                <w:b w:val="0"/>
+                <w:sz w:val="20"/>
+              </w:rPr>
+              <w:t>测试</w:t>
+            </w:r>
+          </w:p>
+        </w:tc>
+        <w:tc>
+          <w:tcPr>
+            <w:tcW w:type="dxa" w:w="1791"/>
+            <w:tcBorders>
+              <w:bottom w:val="single" w:sz="4" w:space="0" w:color="000000"/>
+            </w:tcBorders>
+          </w:tcPr>
+          <w:p>
+            <w:pPr>
+              <w:keepNext/>
+              <w:spacing w:after="60" w:before="60" w:line="280" w:lineRule="exact"/>
+              <w:jc w:val="center"/>
+            </w:pPr>
+            <w:r>
+              <w:rPr>
+                <w:rFonts w:ascii="Times New Roman" w:hAnsi="Times New Roman" w:eastAsia="宋体"/>
+                <w:b w:val="0"/>
+                <w:sz w:val="20"/>
+              </w:rPr>
+            </w:r>
+            <w:r>
+              <w:rPr>
+                <w:rFonts w:ascii="Times New Roman" w:hAnsi="Times New Roman" w:eastAsia="宋体"/>
+                <w:b w:val="0"/>
+                <w:sz w:val="20"/>
+              </w:rPr>
+              <w:t>案例编码</w:t>
+            </w:r>
+          </w:p>
+        </w:tc>
+        <w:tc>
+          <w:tcPr>
+            <w:tcW w:type="dxa" w:w="1791"/>
+            <w:tcBorders>
+              <w:bottom w:val="single" w:sz="4" w:space="0" w:color="000000"/>
+            </w:tcBorders>
+          </w:tcPr>
+          <w:p>
+            <w:pPr>
+              <w:keepNext/>
+              <w:spacing w:after="60" w:before="60" w:line="280" w:lineRule="exact"/>
+              <w:jc w:val="center"/>
+            </w:pPr>
+            <w:r>
+              <w:rPr>
+                <w:rFonts w:ascii="Times New Roman" w:hAnsi="Times New Roman" w:eastAsia="宋体"/>
+                <w:b w:val="0"/>
+                <w:sz w:val="20"/>
+              </w:rPr>
+            </w:r>
+            <w:r>
+              <w:rPr>
+                <w:rFonts w:ascii="Times New Roman" w:hAnsi="Times New Roman" w:eastAsia="宋体"/>
+                <w:b w:val="0"/>
+                <w:sz w:val="20"/>
+              </w:rPr>
+              <w:t>清除数</w:t>
+            </w:r>
+          </w:p>
+        </w:tc>
+        <w:tc>
+          <w:tcPr>
+            <w:tcW w:type="dxa" w:w="1791"/>
+            <w:tcBorders>
+              <w:bottom w:val="single" w:sz="4" w:space="0" w:color="000000"/>
+            </w:tcBorders>
+          </w:tcPr>
+          <w:p>
+            <w:pPr>
+              <w:keepNext/>
+              <w:spacing w:after="60" w:before="60" w:line="280" w:lineRule="exact"/>
+              <w:jc w:val="center"/>
+            </w:pPr>
+            <w:r>
+              <w:rPr>
+                <w:rFonts w:ascii="Times New Roman" w:hAnsi="Times New Roman" w:eastAsia="宋体"/>
+                <w:b w:val="0"/>
+                <w:sz w:val="20"/>
+              </w:rPr>
+            </w:r>
+            <w:r>
+              <w:rPr>
+                <w:rFonts w:ascii="Times New Roman" w:hAnsi="Times New Roman" w:eastAsia="宋体"/>
+                <w:b w:val="0"/>
+                <w:sz w:val="20"/>
+              </w:rPr>
+              <w:t>平均定位清除时间</w:t>
+            </w:r>
+          </w:p>
+        </w:tc>
+        <w:tc>
+          <w:tcPr>
+            <w:tcW w:type="dxa" w:w="1791"/>
+            <w:tcBorders>
+              <w:bottom w:val="single" w:sz="4" w:space="0" w:color="000000"/>
+            </w:tcBorders>
+          </w:tcPr>
+          <w:p>
+            <w:pPr>
+              <w:keepNext/>
+              <w:spacing w:after="60" w:before="60" w:line="280" w:lineRule="exact"/>
+              <w:jc w:val="center"/>
+            </w:pPr>
+            <w:r>
+              <w:rPr>
+                <w:rFonts w:ascii="Times New Roman" w:hAnsi="Times New Roman" w:eastAsia="宋体"/>
+                <w:b w:val="0"/>
+                <w:sz w:val="20"/>
+              </w:rPr>
+            </w:r>
+            <w:r>
+              <w:rPr>
+                <w:rFonts w:ascii="Times New Roman" w:hAnsi="Times New Roman" w:eastAsia="宋体"/>
+                <w:b w:val="0"/>
+                <w:sz w:val="20"/>
+              </w:rPr>
+              <w:t>程序运行时间</w:t>
+            </w:r>
+          </w:p>
+        </w:tc>
+      </w:tr>
+      <w:tr>
+        <w:trPr>
+          <w:cantSplit/>
+        </w:trPr>
+        <w:tc>
+          <w:tcPr>
+            <w:tcW w:type="dxa" w:w="1791"/>
+          </w:tcPr>
+          <w:p>
+            <w:pPr>
+              <w:keepNext/>
+              <w:spacing w:after="60" w:before="60" w:line="280" w:lineRule="exact"/>
+              <w:jc w:val="center"/>
+            </w:pPr>
+            <w:r>
+              <w:rPr>
+                <w:rFonts w:ascii="Times New Roman" w:hAnsi="Times New Roman" w:eastAsia="宋体"/>
+                <w:b w:val="0"/>
+                <w:sz w:val="20"/>
+              </w:rPr>
+            </w:r>
+            <w:r>
+              <w:rPr>
+                <w:rFonts w:ascii="Times New Roman" w:hAnsi="Times New Roman" w:eastAsia="宋体"/>
+                <w:b w:val="0"/>
+                <w:sz w:val="20"/>
+              </w:rPr>
+              <w:t>测试1</w:t>
+            </w:r>
+          </w:p>
+        </w:tc>
+        <w:tc>
+          <w:tcPr>
+            <w:tcW w:type="dxa" w:w="1791"/>
+          </w:tcPr>
+          <w:p>
+            <w:pPr>
+              <w:keepNext/>
+              <w:spacing w:after="60" w:before="60" w:line="280" w:lineRule="exact"/>
+              <w:jc w:val="center"/>
+            </w:pPr>
+            <w:r>
+              <w:rPr>
+                <w:rFonts w:ascii="Times New Roman" w:hAnsi="Times New Roman" w:eastAsia="宋体"/>
+                <w:b w:val="0"/>
+                <w:sz w:val="20"/>
+              </w:rPr>
+            </w:r>
+            <w:r>
+              <w:rPr>
+                <w:rFonts w:ascii="Times New Roman" w:hAnsi="Times New Roman" w:eastAsia="宋体"/>
+                <w:b w:val="0"/>
+                <w:sz w:val="20"/>
+              </w:rPr>
+              <w:t>尚无可核验记录</w:t>
+            </w:r>
+          </w:p>
+        </w:tc>
+        <w:tc>
+          <w:tcPr>
+            <w:tcW w:type="dxa" w:w="1791"/>
+          </w:tcPr>
+          <w:p>
+            <w:pPr>
+              <w:keepNext/>
+              <w:spacing w:after="60" w:before="60" w:line="280" w:lineRule="exact"/>
+              <w:jc w:val="center"/>
+            </w:pPr>
+            <w:r>
+              <w:rPr>
+                <w:rFonts w:ascii="Times New Roman" w:hAnsi="Times New Roman" w:eastAsia="宋体"/>
+                <w:b w:val="0"/>
+                <w:sz w:val="20"/>
+              </w:rPr>
+            </w:r>
+            <w:r>
+              <w:rPr>
+                <w:rFonts w:ascii="Times New Roman" w:hAnsi="Times New Roman" w:eastAsia="宋体"/>
+                <w:b w:val="0"/>
+                <w:sz w:val="20"/>
+              </w:rPr>
+              <w:t>—</w:t>
+            </w:r>
+          </w:p>
+        </w:tc>
+        <w:tc>
+          <w:tcPr>
+            <w:tcW w:type="dxa" w:w="1791"/>
+          </w:tcPr>
+          <w:p>
+            <w:pPr>
+              <w:keepNext/>
+              <w:spacing w:after="60" w:before="60" w:line="280" w:lineRule="exact"/>
+              <w:jc w:val="center"/>
+            </w:pPr>
+            <w:r>
+              <w:rPr>
+                <w:rFonts w:ascii="Times New Roman" w:hAnsi="Times New Roman" w:eastAsia="宋体"/>
+                <w:b w:val="0"/>
+                <w:sz w:val="20"/>
+              </w:rPr>
+            </w:r>
+            <w:r>
+              <w:rPr>
+                <w:rFonts w:ascii="Times New Roman" w:hAnsi="Times New Roman" w:eastAsia="宋体"/>
+                <w:b w:val="0"/>
+                <w:sz w:val="20"/>
+              </w:rPr>
+              <w:t>—</w:t>
+            </w:r>
+          </w:p>
+        </w:tc>
+        <w:tc>
+          <w:tcPr>
+            <w:tcW w:type="dxa" w:w="1791"/>
+          </w:tcPr>
+          <w:p>
+            <w:pPr>
+              <w:keepNext/>
+              <w:spacing w:after="60" w:before="60" w:line="280" w:lineRule="exact"/>
+              <w:jc w:val="center"/>
+            </w:pPr>
+            <w:r>
+              <w:rPr>
+                <w:rFonts w:ascii="Times New Roman" w:hAnsi="Times New Roman" w:eastAsia="宋体"/>
+                <w:b w:val="0"/>
+                <w:sz w:val="20"/>
+              </w:rPr>
+            </w:r>
+            <w:r>
+              <w:rPr>
+                <w:rFonts w:ascii="Times New Roman" w:hAnsi="Times New Roman" w:eastAsia="宋体"/>
+                <w:b w:val="0"/>
+                <w:sz w:val="20"/>
+              </w:rPr>
+              <w:t>—</w:t>
+            </w:r>
+          </w:p>
+        </w:tc>
+      </w:tr>
+      <w:tr>
+        <w:trPr>
+          <w:cantSplit/>
+        </w:trPr>
+        <w:tc>
+          <w:tcPr>
+            <w:tcW w:type="dxa" w:w="1791"/>
+          </w:tcPr>
+          <w:p>
+            <w:pPr>
+              <w:keepNext/>
+              <w:spacing w:after="60" w:before="60" w:line="280" w:lineRule="exact"/>
+              <w:jc w:val="center"/>
+            </w:pPr>
+            <w:r>
+              <w:rPr>
+                <w:rFonts w:ascii="Times New Roman" w:hAnsi="Times New Roman" w:eastAsia="宋体"/>
+                <w:b w:val="0"/>
+                <w:sz w:val="20"/>
+              </w:rPr>
+            </w:r>
+            <w:r>
+              <w:rPr>
+                <w:rFonts w:ascii="Times New Roman" w:hAnsi="Times New Roman" w:eastAsia="宋体"/>
+                <w:b w:val="0"/>
+                <w:sz w:val="20"/>
+              </w:rPr>
+              <w:t>测试2</w:t>
+            </w:r>
+          </w:p>
+        </w:tc>
+        <w:tc>
+          <w:tcPr>
+            <w:tcW w:type="dxa" w:w="1791"/>
+          </w:tcPr>
+          <w:p>
+            <w:pPr>
+              <w:keepNext/>
+              <w:spacing w:after="60" w:before="60" w:line="280" w:lineRule="exact"/>
+              <w:jc w:val="center"/>
+            </w:pPr>
+            <w:r>
+              <w:rPr>
+                <w:rFonts w:ascii="Times New Roman" w:hAnsi="Times New Roman" w:eastAsia="宋体"/>
+                <w:b w:val="0"/>
+                <w:sz w:val="20"/>
+              </w:rPr>
+            </w:r>
+            <w:r>
+              <w:rPr>
+                <w:rFonts w:ascii="Times New Roman" w:hAnsi="Times New Roman" w:eastAsia="宋体"/>
+                <w:b w:val="0"/>
+                <w:sz w:val="20"/>
+              </w:rPr>
+              <w:t>尚无可核验记录</w:t>
+            </w:r>
+          </w:p>
+        </w:tc>
+        <w:tc>
+          <w:tcPr>
+            <w:tcW w:type="dxa" w:w="1791"/>
+          </w:tcPr>
+          <w:p>
+            <w:pPr>
+              <w:keepNext/>
+              <w:spacing w:after="60" w:before="60" w:line="280" w:lineRule="exact"/>
+              <w:jc w:val="center"/>
+            </w:pPr>
+            <w:r>
+              <w:rPr>
+                <w:rFonts w:ascii="Times New Roman" w:hAnsi="Times New Roman" w:eastAsia="宋体"/>
+                <w:b w:val="0"/>
+                <w:sz w:val="20"/>
+              </w:rPr>
+            </w:r>
+            <w:r>
+              <w:rPr>
+                <w:rFonts w:ascii="Times New Roman" w:hAnsi="Times New Roman" w:eastAsia="宋体"/>
+                <w:b w:val="0"/>
+                <w:sz w:val="20"/>
+              </w:rPr>
+              <w:t>—</w:t>
+            </w:r>
+          </w:p>
+        </w:tc>
+        <w:tc>
+          <w:tcPr>
+            <w:tcW w:type="dxa" w:w="1791"/>
+          </w:tcPr>
+          <w:p>
+            <w:pPr>
+              <w:keepNext/>
+              <w:spacing w:after="60" w:before="60" w:line="280" w:lineRule="exact"/>
+              <w:jc w:val="center"/>
+            </w:pPr>
+            <w:r>
+              <w:rPr>
+                <w:rFonts w:ascii="Times New Roman" w:hAnsi="Times New Roman" w:eastAsia="宋体"/>
+                <w:b w:val="0"/>
+                <w:sz w:val="20"/>
+              </w:rPr>
+            </w:r>
+            <w:r>
+              <w:rPr>
+                <w:rFonts w:ascii="Times New Roman" w:hAnsi="Times New Roman" w:eastAsia="宋体"/>
+                <w:b w:val="0"/>
+                <w:sz w:val="20"/>
+              </w:rPr>
+              <w:t>—</w:t>
+            </w:r>
+          </w:p>
+        </w:tc>
+        <w:tc>
+          <w:tcPr>
+            <w:tcW w:type="dxa" w:w="1791"/>
+          </w:tcPr>
+          <w:p>
+            <w:pPr>
+              <w:keepNext/>
+              <w:spacing w:after="60" w:before="60" w:line="280" w:lineRule="exact"/>
+              <w:jc w:val="center"/>
+            </w:pPr>
+            <w:r>
+              <w:rPr>
+                <w:rFonts w:ascii="Times New Roman" w:hAnsi="Times New Roman" w:eastAsia="宋体"/>
+                <w:b w:val="0"/>
+                <w:sz w:val="20"/>
+              </w:rPr>
+            </w:r>
+            <w:r>
+              <w:rPr>
+                <w:rFonts w:ascii="Times New Roman" w:hAnsi="Times New Roman" w:eastAsia="宋体"/>
+                <w:b w:val="0"/>
+                <w:sz w:val="20"/>
+              </w:rPr>
+              <w:t>—</w:t>
+            </w:r>
+          </w:p>
+        </w:tc>
+      </w:tr>
+      <w:tr>
+        <w:trPr>
+          <w:cantSplit/>
+        </w:trPr>
+        <w:tc>
+          <w:tcPr>
+            <w:tcW w:type="dxa" w:w="1791"/>
+          </w:tcPr>
+          <w:p>
+            <w:pPr>
+              <w:keepNext w:val="0"/>
+              <w:spacing w:after="60" w:before="60" w:line="280" w:lineRule="exact"/>
+              <w:jc w:val="center"/>
+            </w:pPr>
+            <w:r>
+              <w:rPr>
+                <w:rFonts w:ascii="Times New Roman" w:hAnsi="Times New Roman" w:eastAsia="宋体"/>
+                <w:b w:val="0"/>
+                <w:sz w:val="20"/>
+              </w:rPr>
+            </w:r>
+            <w:r>
+              <w:rPr>
+                <w:rFonts w:ascii="Times New Roman" w:hAnsi="Times New Roman" w:eastAsia="宋体"/>
+                <w:b w:val="0"/>
+                <w:sz w:val="20"/>
+              </w:rPr>
+              <w:t>测试3</w:t>
+            </w:r>
+          </w:p>
+        </w:tc>
+        <w:tc>
+          <w:tcPr>
+            <w:tcW w:type="dxa" w:w="1791"/>
+          </w:tcPr>
+          <w:p>
+            <w:pPr>
+              <w:keepNext w:val="0"/>
+              <w:spacing w:after="60" w:before="60" w:line="280" w:lineRule="exact"/>
+              <w:jc w:val="center"/>
+            </w:pPr>
+            <w:r>
+              <w:rPr>
+                <w:rFonts w:ascii="Times New Roman" w:hAnsi="Times New Roman" w:eastAsia="宋体"/>
+                <w:b w:val="0"/>
+                <w:sz w:val="20"/>
+              </w:rPr>
+            </w:r>
+            <w:r>
+              <w:rPr>
+                <w:rFonts w:ascii="Times New Roman" w:hAnsi="Times New Roman" w:eastAsia="宋体"/>
+                <w:b w:val="0"/>
+                <w:sz w:val="20"/>
+              </w:rPr>
+              <w:t>尚无可核验记录</w:t>
+            </w:r>
+          </w:p>
+        </w:tc>
+        <w:tc>
+          <w:tcPr>
+            <w:tcW w:type="dxa" w:w="1791"/>
+          </w:tcPr>
+          <w:p>
+            <w:pPr>
+              <w:keepNext w:val="0"/>
+              <w:spacing w:after="60" w:before="60" w:line="280" w:lineRule="exact"/>
+              <w:jc w:val="center"/>
+            </w:pPr>
+            <w:r>
+              <w:rPr>
+                <w:rFonts w:ascii="Times New Roman" w:hAnsi="Times New Roman" w:eastAsia="宋体"/>
+                <w:b w:val="0"/>
+                <w:sz w:val="20"/>
+              </w:rPr>
+            </w:r>
+            <w:r>
+              <w:rPr>
+                <w:rFonts w:ascii="Times New Roman" w:hAnsi="Times New Roman" w:eastAsia="宋体"/>
+                <w:b w:val="0"/>
+                <w:sz w:val="20"/>
+              </w:rPr>
+              <w:t>—</w:t>
+            </w:r>
+          </w:p>
+        </w:tc>
+        <w:tc>
+          <w:tcPr>
+            <w:tcW w:type="dxa" w:w="1791"/>
+          </w:tcPr>
+          <w:p>
+            <w:pPr>
+              <w:keepNext w:val="0"/>
+              <w:spacing w:after="60" w:before="60" w:line="280" w:lineRule="exact"/>
+              <w:jc w:val="center"/>
+            </w:pPr>
+            <w:r>
+              <w:rPr>
+                <w:rFonts w:ascii="Times New Roman" w:hAnsi="Times New Roman" w:eastAsia="宋体"/>
+                <w:b w:val="0"/>
+                <w:sz w:val="20"/>
+              </w:rPr>
+            </w:r>
+            <w:r>
+              <w:rPr>
+                <w:rFonts w:ascii="Times New Roman" w:hAnsi="Times New Roman" w:eastAsia="宋体"/>
+                <w:b w:val="0"/>
+                <w:sz w:val="20"/>
+              </w:rPr>
+              <w:t>—</w:t>
+            </w:r>
+          </w:p>
+        </w:tc>
+        <w:tc>
+          <w:tcPr>
+            <w:tcW w:type="dxa" w:w="1791"/>
+          </w:tcPr>
+          <w:p>
+            <w:pPr>
+              <w:keepNext w:val="0"/>
+              <w:spacing w:after="60" w:before="60" w:line="280" w:lineRule="exact"/>
+              <w:jc w:val="center"/>
+            </w:pPr>
+            <w:r>
+              <w:rPr>
+                <w:rFonts w:ascii="Times New Roman" w:hAnsi="Times New Roman" w:eastAsia="宋体"/>
+                <w:b w:val="0"/>
+                <w:sz w:val="20"/>
+              </w:rPr>
+            </w:r>
+            <w:r>
+              <w:rPr>
+                <w:rFonts w:ascii="Times New Roman" w:hAnsi="Times New Roman" w:eastAsia="宋体"/>
+                <w:b w:val="0"/>
+                <w:sz w:val="20"/>
+              </w:rPr>
+              <w:t>—</w:t>
+            </w:r>
+          </w:p>
+        </w:tc>
+      </w:tr>
+    </w:tbl>
     <w:p>
       <w:pPr>
         <w:pStyle w:val="Heading1"/>
@@ -9504,7 +16266,54 @@
           <w:b/>
           <w:sz w:val="24"/>
         </w:rPr>
-        <w:t>7.3 问题三、四模型评价</w:t>
+        <w:t>7.3 问题三策略的优点与局限</w:t>
+      </w:r>
+    </w:p>
+    <w:p>
+      <w:pPr>
+        <w:widowControl/>
+        <w:spacing w:before="0" w:after="0" w:line="360" w:lineRule="exact"/>
+        <w:ind w:firstLine="480"/>
+      </w:pPr>
+      <w:r>
+        <w:rPr>
+          <w:rFonts w:ascii="Times New Roman" w:hAnsi="Times New Roman" w:eastAsia="宋体"/>
+          <w:b w:val="0"/>
+          <w:sz w:val="24"/>
+        </w:rPr>
+        <w:t>第三题把扫描与定位共享的停点信息纳入同一任务路线，减少逐源独立处理造成的重复移动。可见性约束利用固定接收半径产生的信息；圆周覆盖与径向证明使扫描点具有位置调整空间，同时保留连续搜索范围。清除成功、普通试探失败与认证异常分开处理，能避免把失败动作计入清除数。</w:t>
+      </w:r>
+    </w:p>
+    <w:p>
+      <w:pPr>
+        <w:widowControl/>
+        <w:spacing w:before="0" w:after="0" w:line="360" w:lineRule="exact"/>
+        <w:ind w:firstLine="480"/>
+      </w:pPr>
+      <w:r>
+        <w:rPr>
+          <w:rFonts w:ascii="Times New Roman" w:hAnsi="Times New Roman" w:eastAsia="宋体"/>
+          <w:b w:val="0"/>
+          <w:sz w:val="24"/>
+        </w:rPr>
+        <w:t>该策略仍以名义圆心和局部路径长度评价任务，不能保证对每场源布局都更快；边缘压力组及16个留出退化场景说明了这一限制。100 m先导、共享阈值和50 m试清参数来自开发集，可能随目标分布变化而改变收益。全部清除的几何论证依赖题定全向机制、观测界和足够运行预算，有限合成验证与客户端记录均不能替代正式测试。</w:t>
+      </w:r>
+    </w:p>
+    <w:p>
+      <w:pPr>
+        <w:pStyle w:val="Heading2"/>
+        <w:keepNext/>
+        <w:pageBreakBefore w:val="0"/>
+        <w:widowControl/>
+        <w:spacing w:before="120" w:after="100" w:line="300" w:lineRule="auto"/>
+      </w:pPr>
+      <w:r>
+        <w:rPr>
+          <w:rFonts w:ascii="Times New Roman" w:hAnsi="Times New Roman" w:eastAsia="黑体"/>
+          <w:b/>
+          <w:sz w:val="24"/>
+        </w:rPr>
+        <w:t>7.4 问题四模型评价</w:t>
       </w:r>
     </w:p>
     <w:p>
@@ -9592,7 +16401,54 @@
           <w:b/>
           <w:sz w:val="24"/>
         </w:rPr>
-        <w:t>8.2 自动搜索与清除结论</w:t>
+        <w:t>8.2 全向源自动搜索与清除结论</w:t>
+      </w:r>
+    </w:p>
+    <w:p>
+      <w:pPr>
+        <w:widowControl/>
+        <w:spacing w:before="0" w:after="0" w:line="360" w:lineRule="exact"/>
+        <w:ind w:firstLine="480"/>
+      </w:pPr>
+      <w:r>
+        <w:rPr>
+          <w:rFonts w:ascii="Times New Roman" w:hAnsi="Times New Roman" w:eastAsia="宋体"/>
+          <w:b w:val="0"/>
+          <w:sz w:val="24"/>
+        </w:rPr>
+        <w:t>问题三采用原点及外圈连续覆盖、持久化集合定位、100 m共享先导和覆盖约束下的弹性路径规划，结合认证清除与有限回退形成闭环策略。开发、压力与新留出三集合共190场、2431个源均全部清除；最具独立评价意义的新留出集为100场、1265个源，平均233.723 s/源，比相同场景的上一版降低5.77%。</w:t>
+      </w:r>
+    </w:p>
+    <w:p>
+      <w:pPr>
+        <w:widowControl/>
+        <w:spacing w:before="0" w:after="0" w:line="360" w:lineRule="exact"/>
+        <w:ind w:firstLine="480"/>
+      </w:pPr>
+      <w:r>
+        <w:rPr>
+          <w:rFonts w:ascii="Times New Roman" w:hAnsi="Times New Roman" w:eastAsia="宋体"/>
+          <w:b w:val="0"/>
+          <w:sz w:val="24"/>
+        </w:rPr>
+        <w:t>改进主要来自移动距离下降，而非减少必须清除的目标。边缘压力组略有退化，整体尚未达到200 s/源，也未证明全局时间最优。五场客户端记录合计63次成功清除、平均222.734 s/成功清除源；因官方总源数与正式案例日志尚未核验，本文不将其表述为官方清除率或正式测试成绩。</w:t>
+      </w:r>
+    </w:p>
+    <w:p>
+      <w:pPr>
+        <w:pStyle w:val="Heading2"/>
+        <w:keepNext/>
+        <w:pageBreakBefore w:val="0"/>
+        <w:widowControl/>
+        <w:spacing w:before="120" w:after="100" w:line="300" w:lineRule="auto"/>
+      </w:pPr>
+      <w:r>
+        <w:rPr>
+          <w:rFonts w:ascii="Times New Roman" w:hAnsi="Times New Roman" w:eastAsia="黑体"/>
+          <w:b/>
+          <w:sz w:val="24"/>
+        </w:rPr>
+        <w:t>8.3 混合源搜索与清除结论</w:t>
       </w:r>
     </w:p>
     <w:p>
@@ -9769,7 +16625,39 @@
           <w:b/>
           <w:sz w:val="24"/>
         </w:rPr>
-        <w:t>附录C 问题三、四的源程序与支撑材料</w:t>
+        <w:t>附录C 问题三的结果与程序文件</w:t>
+      </w:r>
+    </w:p>
+    <w:p>
+      <w:pPr>
+        <w:widowControl/>
+        <w:spacing w:before="0" w:after="0" w:line="360" w:lineRule="exact"/>
+        <w:ind w:firstLine="480"/>
+      </w:pPr>
+      <w:r>
+        <w:rPr>
+          <w:rFonts w:ascii="Times New Roman" w:hAnsi="Times New Roman" w:eastAsia="宋体"/>
+          <w:b w:val="0"/>
+          <w:sz w:val="24"/>
+        </w:rPr>
+        <w:t>第三题最终入口位于q3_ultimate200/strategy.py，依赖prototype_v10.py、prototype_v6.py、prototype_v5.py、prototype_v4.py、prototype_v2.py、prototype_v1.py、prototype_v7.py，以及baseline_breakthrough.py、robot_core.py、geometry.py、coverage_exact.py与robot_client.py；运行入口为run_robot.py。参数见frozen_config.json。开发、压力和新留出结果分别为results/final_development.csv、final_stress.csv和final_holdout.csv；对应图件为正文图7至图11。五场客户端summary.json另存于windows_results各场次目录。</w:t>
+      </w:r>
+    </w:p>
+    <w:p>
+      <w:pPr>
+        <w:pStyle w:val="Heading2"/>
+        <w:keepNext/>
+        <w:pageBreakBefore w:val="0"/>
+        <w:widowControl/>
+        <w:spacing w:before="120" w:after="100" w:line="300" w:lineRule="auto"/>
+      </w:pPr>
+      <w:r>
+        <w:rPr>
+          <w:rFonts w:ascii="Times New Roman" w:hAnsi="Times New Roman" w:eastAsia="黑体"/>
+          <w:b/>
+          <w:sz w:val="24"/>
+        </w:rPr>
+        <w:t>附录D 全题完整源程序与支撑材料</w:t>
       </w:r>
     </w:p>
     <w:p>
